--- a/Synopsis/Synopsis major project.docx
+++ b/Synopsis/Synopsis major project.docx
@@ -45,23 +45,13 @@
               <w:szCs w:val="28"/>
             </w:rPr>
           </w:pPr>
-          <w:proofErr w:type="spellStart"/>
           <w:r>
             <w:rPr>
               <w:rFonts w:ascii="Times New Roman" w:hAnsi="Times New Roman" w:cs="Times New Roman"/>
               <w:sz w:val="28"/>
               <w:szCs w:val="28"/>
             </w:rPr>
-            <w:t>JnanaSangama</w:t>
-          </w:r>
-          <w:proofErr w:type="spellEnd"/>
-          <w:r>
-            <w:rPr>
-              <w:rFonts w:ascii="Times New Roman" w:hAnsi="Times New Roman" w:cs="Times New Roman"/>
-              <w:sz w:val="28"/>
-              <w:szCs w:val="28"/>
-            </w:rPr>
-            <w:t>, Bel</w:t>
+            <w:t>JnanaSangama, Bel</w:t>
           </w:r>
           <w:r>
             <w:rPr>
@@ -399,7 +389,6 @@
             </w:rPr>
             <w:t xml:space="preserve"> </w:t>
           </w:r>
-          <w:proofErr w:type="spellStart"/>
           <w:r>
             <w:rPr>
               <w:rFonts w:ascii="Times New Roman" w:hAnsi="Times New Roman" w:cs="Times New Roman"/>
@@ -407,9 +396,8 @@
               <w:color w:val="0F6FC6" w:themeColor="accent1"/>
               <w:sz w:val="24"/>
             </w:rPr>
-            <w:t>Shreejal</w:t>
-          </w:r>
-          <w:proofErr w:type="spellEnd"/>
+            <w:t>Shreejal Dash</w:t>
+          </w:r>
           <w:r>
             <w:rPr>
               <w:rFonts w:ascii="Times New Roman" w:hAnsi="Times New Roman" w:cs="Times New Roman"/>
@@ -417,7 +405,7 @@
               <w:color w:val="0F6FC6" w:themeColor="accent1"/>
               <w:sz w:val="24"/>
             </w:rPr>
-            <w:t xml:space="preserve"> Dash</w:t>
+            <w:t xml:space="preserve">: </w:t>
           </w:r>
           <w:r>
             <w:rPr>
@@ -426,29 +414,29 @@
               <w:color w:val="0F6FC6" w:themeColor="accent1"/>
               <w:sz w:val="24"/>
             </w:rPr>
-            <w:t xml:space="preserve">: </w:t>
-          </w:r>
-          <w:r>
+            <w:t>1DB23CS201</w:t>
+          </w:r>
+        </w:p>
+        <w:p>
+          <w:pPr>
+            <w:spacing w:after="0" w:line="240" w:lineRule="auto"/>
+            <w:jc w:val="center"/>
             <w:rPr>
               <w:rFonts w:ascii="Times New Roman" w:hAnsi="Times New Roman" w:cs="Times New Roman"/>
               <w:b/>
               <w:color w:val="0F6FC6" w:themeColor="accent1"/>
               <w:sz w:val="24"/>
             </w:rPr>
-            <w:t>1DB23CS201</w:t>
-          </w:r>
-        </w:p>
-        <w:p>
-          <w:pPr>
-            <w:spacing w:after="0" w:line="240" w:lineRule="auto"/>
-            <w:jc w:val="center"/>
+          </w:pPr>
+          <w:r>
             <w:rPr>
               <w:rFonts w:ascii="Times New Roman" w:hAnsi="Times New Roman" w:cs="Times New Roman"/>
               <w:b/>
               <w:color w:val="0F6FC6" w:themeColor="accent1"/>
               <w:sz w:val="24"/>
             </w:rPr>
-          </w:pPr>
+            <w:t xml:space="preserve">   </w:t>
+          </w:r>
           <w:r>
             <w:rPr>
               <w:rFonts w:ascii="Times New Roman" w:hAnsi="Times New Roman" w:cs="Times New Roman"/>
@@ -456,7 +444,7 @@
               <w:color w:val="0F6FC6" w:themeColor="accent1"/>
               <w:sz w:val="24"/>
             </w:rPr>
-            <w:t xml:space="preserve">   </w:t>
+            <w:t xml:space="preserve">  </w:t>
           </w:r>
           <w:r>
             <w:rPr>
@@ -465,7 +453,7 @@
               <w:color w:val="0F6FC6" w:themeColor="accent1"/>
               <w:sz w:val="24"/>
             </w:rPr>
-            <w:t xml:space="preserve">  </w:t>
+            <w:t xml:space="preserve">Kishan Kumar </w:t>
           </w:r>
           <w:r>
             <w:rPr>
@@ -474,36 +462,7 @@
               <w:color w:val="0F6FC6" w:themeColor="accent1"/>
               <w:sz w:val="24"/>
             </w:rPr>
-            <w:t xml:space="preserve">Kishan </w:t>
-          </w:r>
-          <w:proofErr w:type="gramStart"/>
-          <w:r>
-            <w:rPr>
-              <w:rFonts w:ascii="Times New Roman" w:hAnsi="Times New Roman" w:cs="Times New Roman"/>
-              <w:b/>
-              <w:color w:val="0F6FC6" w:themeColor="accent1"/>
-              <w:sz w:val="24"/>
-            </w:rPr>
-            <w:t xml:space="preserve">Kumar </w:t>
-          </w:r>
-          <w:r>
-            <w:rPr>
-              <w:rFonts w:ascii="Times New Roman" w:hAnsi="Times New Roman" w:cs="Times New Roman"/>
-              <w:b/>
-              <w:color w:val="0F6FC6" w:themeColor="accent1"/>
-              <w:sz w:val="24"/>
-            </w:rPr>
-            <w:t>:</w:t>
-          </w:r>
-          <w:proofErr w:type="gramEnd"/>
-          <w:r>
-            <w:rPr>
-              <w:rFonts w:ascii="Times New Roman" w:hAnsi="Times New Roman" w:cs="Times New Roman"/>
-              <w:b/>
-              <w:color w:val="0F6FC6" w:themeColor="accent1"/>
-              <w:sz w:val="24"/>
-            </w:rPr>
-            <w:t xml:space="preserve"> </w:t>
+            <w:t xml:space="preserve">: </w:t>
           </w:r>
           <w:r>
             <w:rPr>
@@ -976,21 +935,12 @@
             </w:rPr>
             <w:t xml:space="preserve">   </w:t>
           </w:r>
-          <w:proofErr w:type="spellStart"/>
           <w:r>
             <w:rPr>
               <w:sz w:val="24"/>
               <w:szCs w:val="24"/>
             </w:rPr>
-            <w:t>Wayanamac</w:t>
-          </w:r>
-          <w:proofErr w:type="spellEnd"/>
-          <w:r>
-            <w:rPr>
-              <w:sz w:val="24"/>
-              <w:szCs w:val="24"/>
-            </w:rPr>
-            <w:t xml:space="preserve"> Education Trust®</w:t>
+            <w:t>Wayanamac Education Trust®</w:t>
           </w:r>
         </w:p>
         <w:p>
@@ -1039,13 +989,8 @@
           <w:r>
             <w:t xml:space="preserve">       </w:t>
           </w:r>
-          <w:proofErr w:type="spellStart"/>
-          <w:r>
-            <w:t>Kumbalagodu</w:t>
-          </w:r>
-          <w:proofErr w:type="spellEnd"/>
-          <w:r>
-            <w:t>, Mysuru Road, Bengaluru – 560074</w:t>
+          <w:r>
+            <w:t>Kumbalagodu, Mysuru Road, Bengaluru – 560074</w:t>
           </w:r>
         </w:p>
         <w:p>
@@ -1365,7 +1310,6 @@
                     <w:szCs w:val="32"/>
                   </w:rPr>
                 </w:pPr>
-                <w:proofErr w:type="spellStart"/>
                 <w:r>
                   <w:rPr>
                     <w:rFonts w:ascii="Times New Roman" w:hAnsi="Times New Roman" w:cs="Times New Roman"/>
@@ -1384,7 +1328,6 @@
                   </w:rPr>
                   <w:t>l</w:t>
                 </w:r>
-                <w:proofErr w:type="spellEnd"/>
                 <w:r>
                   <w:rPr>
                     <w:rFonts w:ascii="Times New Roman" w:hAnsi="Times New Roman" w:cs="Times New Roman"/>
@@ -1657,6 +1600,7 @@
               </w:tcPr>
               <w:p>
                 <w:pPr>
+                  <w:jc w:val="both"/>
                   <w:rPr>
                     <w:rFonts w:ascii="Times New Roman" w:hAnsi="Times New Roman" w:cs="Times New Roman"/>
                     <w:b/>
@@ -1664,6 +1608,15 @@
                     <w:szCs w:val="32"/>
                   </w:rPr>
                 </w:pPr>
+                <w:r>
+                  <w:rPr>
+                    <w:rFonts w:ascii="Times New Roman" w:hAnsi="Times New Roman" w:cs="Times New Roman"/>
+                    <w:b/>
+                    <w:sz w:val="32"/>
+                    <w:szCs w:val="32"/>
+                  </w:rPr>
+                  <w:t xml:space="preserve">  </w:t>
+                </w:r>
                 <w:r>
                   <w:rPr>
                     <w:rFonts w:ascii="Times New Roman" w:hAnsi="Times New Roman" w:cs="Times New Roman"/>
@@ -1739,6 +1692,7 @@
               </w:tcPr>
               <w:p>
                 <w:pPr>
+                  <w:jc w:val="both"/>
                   <w:rPr>
                     <w:rFonts w:ascii="Times New Roman" w:hAnsi="Times New Roman" w:cs="Times New Roman"/>
                     <w:b/>
@@ -1746,6 +1700,15 @@
                     <w:szCs w:val="32"/>
                   </w:rPr>
                 </w:pPr>
+                <w:r>
+                  <w:rPr>
+                    <w:rFonts w:ascii="Times New Roman" w:hAnsi="Times New Roman" w:cs="Times New Roman"/>
+                    <w:b/>
+                    <w:sz w:val="32"/>
+                    <w:szCs w:val="32"/>
+                  </w:rPr>
+                  <w:t xml:space="preserve">   </w:t>
+                </w:r>
                 <w:r>
                   <w:rPr>
                     <w:rFonts w:ascii="Times New Roman" w:hAnsi="Times New Roman" w:cs="Times New Roman"/>
@@ -1812,6 +1775,7 @@
               </w:tcPr>
               <w:p>
                 <w:pPr>
+                  <w:jc w:val="both"/>
                   <w:rPr>
                     <w:rFonts w:ascii="Times New Roman" w:hAnsi="Times New Roman" w:cs="Times New Roman"/>
                     <w:b/>
@@ -1826,7 +1790,25 @@
                     <w:sz w:val="32"/>
                     <w:szCs w:val="32"/>
                   </w:rPr>
-                  <w:t>5-6</w:t>
+                  <w:t xml:space="preserve">  </w:t>
+                </w:r>
+                <w:r>
+                  <w:rPr>
+                    <w:rFonts w:ascii="Times New Roman" w:hAnsi="Times New Roman" w:cs="Times New Roman"/>
+                    <w:b/>
+                    <w:sz w:val="32"/>
+                    <w:szCs w:val="32"/>
+                  </w:rPr>
+                  <w:t xml:space="preserve"> </w:t>
+                </w:r>
+                <w:r>
+                  <w:rPr>
+                    <w:rFonts w:ascii="Times New Roman" w:hAnsi="Times New Roman" w:cs="Times New Roman"/>
+                    <w:b/>
+                    <w:sz w:val="32"/>
+                    <w:szCs w:val="32"/>
+                  </w:rPr>
+                  <w:t>5</w:t>
                 </w:r>
               </w:p>
             </w:tc>
@@ -1897,7 +1879,34 @@
                     <w:sz w:val="32"/>
                     <w:szCs w:val="32"/>
                   </w:rPr>
-                  <w:t>7-9</w:t>
+                  <w:t xml:space="preserve">  </w:t>
+                </w:r>
+                <w:r>
+                  <w:rPr>
+                    <w:rFonts w:ascii="Times New Roman" w:hAnsi="Times New Roman" w:cs="Times New Roman"/>
+                    <w:b/>
+                    <w:sz w:val="32"/>
+                    <w:szCs w:val="32"/>
+                  </w:rPr>
+                  <w:t>6</w:t>
+                </w:r>
+                <w:r>
+                  <w:rPr>
+                    <w:rFonts w:ascii="Times New Roman" w:hAnsi="Times New Roman" w:cs="Times New Roman"/>
+                    <w:b/>
+                    <w:sz w:val="32"/>
+                    <w:szCs w:val="32"/>
+                  </w:rPr>
+                  <w:t>-</w:t>
+                </w:r>
+                <w:r>
+                  <w:rPr>
+                    <w:rFonts w:ascii="Times New Roman" w:hAnsi="Times New Roman" w:cs="Times New Roman"/>
+                    <w:b/>
+                    <w:sz w:val="32"/>
+                    <w:szCs w:val="32"/>
+                  </w:rPr>
+                  <w:t>8</w:t>
                 </w:r>
               </w:p>
             </w:tc>
@@ -1964,7 +1973,7 @@
                     <w:sz w:val="32"/>
                     <w:szCs w:val="32"/>
                   </w:rPr>
-                  <w:t>1</w:t>
+                  <w:t xml:space="preserve">  </w:t>
                 </w:r>
                 <w:r>
                   <w:rPr>
@@ -1973,7 +1982,7 @@
                     <w:sz w:val="32"/>
                     <w:szCs w:val="32"/>
                   </w:rPr>
-                  <w:t>0</w:t>
+                  <w:t>9</w:t>
                 </w:r>
               </w:p>
             </w:tc>
@@ -2201,7 +2210,6 @@
               <w:szCs w:val="36"/>
             </w:rPr>
           </w:pPr>
-          <w:proofErr w:type="gramStart"/>
           <w:r>
             <w:rPr>
               <w:rFonts w:ascii="Times New Roman" w:eastAsia="Times New Roman" w:hAnsi="Times New Roman" w:cs="Times New Roman"/>
@@ -2213,7 +2221,6 @@
             <w:lastRenderedPageBreak/>
             <w:t>Abstract :</w:t>
           </w:r>
-          <w:proofErr w:type="gramEnd"/>
         </w:p>
         <w:p>
           <w:pPr>
@@ -2258,7 +2265,23 @@
               <w:sz w:val="32"/>
               <w:szCs w:val="32"/>
             </w:rPr>
-            <w:t>This propose</w:t>
+            <w:t>Th</w:t>
+          </w:r>
+          <w:r>
+            <w:rPr>
+              <w:rFonts w:ascii="Times New Roman" w:eastAsia="Times New Roman" w:hAnsi="Times New Roman" w:cs="Times New Roman"/>
+              <w:sz w:val="32"/>
+              <w:szCs w:val="32"/>
+            </w:rPr>
+            <w:t>e</w:t>
+          </w:r>
+          <w:r>
+            <w:rPr>
+              <w:rFonts w:ascii="Times New Roman" w:eastAsia="Times New Roman" w:hAnsi="Times New Roman" w:cs="Times New Roman"/>
+              <w:sz w:val="32"/>
+              <w:szCs w:val="32"/>
+            </w:rPr>
+            <w:t xml:space="preserve"> propose</w:t>
           </w:r>
           <w:r>
             <w:rPr>
@@ -2276,71 +2299,23 @@
             </w:rPr>
             <w:t xml:space="preserve"> </w:t>
           </w:r>
-          <w:proofErr w:type="spellStart"/>
-          <w:r>
-            <w:rPr>
-              <w:rFonts w:ascii="Times New Roman" w:eastAsia="Times New Roman" w:hAnsi="Times New Roman" w:cs="Times New Roman"/>
-              <w:b/>
-              <w:bCs/>
-              <w:sz w:val="32"/>
-              <w:szCs w:val="32"/>
-            </w:rPr>
-            <w:t>FinSight</w:t>
-          </w:r>
-          <w:proofErr w:type="spellEnd"/>
-          <w:r>
-            <w:rPr>
-              <w:rFonts w:ascii="Times New Roman" w:eastAsia="Times New Roman" w:hAnsi="Times New Roman" w:cs="Times New Roman"/>
-              <w:b/>
-              <w:bCs/>
-              <w:sz w:val="32"/>
-              <w:szCs w:val="32"/>
-            </w:rPr>
-            <w:t xml:space="preserve"> AI</w:t>
-          </w:r>
-          <w:r>
-            <w:rPr>
-              <w:rFonts w:ascii="Times New Roman" w:eastAsia="Times New Roman" w:hAnsi="Times New Roman" w:cs="Times New Roman"/>
-              <w:sz w:val="32"/>
-              <w:szCs w:val="32"/>
-            </w:rPr>
-            <w:t xml:space="preserve">, a web-based financial assistant with an AI-powered conversational interface that </w:t>
-          </w:r>
-          <w:proofErr w:type="spellStart"/>
-          <w:r>
-            <w:rPr>
-              <w:rFonts w:ascii="Times New Roman" w:eastAsia="Times New Roman" w:hAnsi="Times New Roman" w:cs="Times New Roman"/>
-              <w:sz w:val="32"/>
-              <w:szCs w:val="32"/>
-            </w:rPr>
-            <w:t>analyzes</w:t>
-          </w:r>
-          <w:proofErr w:type="spellEnd"/>
-          <w:r>
-            <w:rPr>
-              <w:rFonts w:ascii="Times New Roman" w:eastAsia="Times New Roman" w:hAnsi="Times New Roman" w:cs="Times New Roman"/>
-              <w:sz w:val="32"/>
-              <w:szCs w:val="32"/>
-            </w:rPr>
-            <w:t xml:space="preserve"> real-time market information and investor sentiment to generate meaningful investment insights. The system aims to simplify financial analysis by presenting complex market information in an understandable form, enabling users to evaluate stocks, SIP options, and investment opportunities more effectively. By combining intelligent analysis with a user-friendly interface, </w:t>
-          </w:r>
-          <w:proofErr w:type="spellStart"/>
-          <w:r>
-            <w:rPr>
-              <w:rFonts w:ascii="Times New Roman" w:eastAsia="Times New Roman" w:hAnsi="Times New Roman" w:cs="Times New Roman"/>
-              <w:sz w:val="32"/>
-              <w:szCs w:val="32"/>
-            </w:rPr>
-            <w:t>FinSight</w:t>
-          </w:r>
-          <w:proofErr w:type="spellEnd"/>
-          <w:r>
-            <w:rPr>
-              <w:rFonts w:ascii="Times New Roman" w:eastAsia="Times New Roman" w:hAnsi="Times New Roman" w:cs="Times New Roman"/>
-              <w:sz w:val="32"/>
-              <w:szCs w:val="32"/>
-            </w:rPr>
-            <w:t xml:space="preserve"> AI seeks to improve financial accessibility and support better investment decision-making for retail investors who lack access to professional advisory services.</w:t>
+          <w:r>
+            <w:rPr>
+              <w:rFonts w:ascii="Times New Roman" w:eastAsia="Times New Roman" w:hAnsi="Times New Roman" w:cs="Times New Roman"/>
+              <w:b/>
+              <w:bCs/>
+              <w:sz w:val="32"/>
+              <w:szCs w:val="32"/>
+            </w:rPr>
+            <w:t>FinSight AI</w:t>
+          </w:r>
+          <w:r>
+            <w:rPr>
+              <w:rFonts w:ascii="Times New Roman" w:eastAsia="Times New Roman" w:hAnsi="Times New Roman" w:cs="Times New Roman"/>
+              <w:sz w:val="32"/>
+              <w:szCs w:val="32"/>
+            </w:rPr>
+            <w:t>, a web-based financial assistant with an AI-powered conversational interface that analyzes real-time market information and investor sentiment to generate meaningful investment insights. The system aims to simplify financial analysis by presenting complex market information in an understandable form, enabling users to evaluate stocks, SIP options, and investment opportunities more effectively. By combining intelligent analysis with a user-friendly interface, FinSight AI seeks to improve financial accessibility and support better investment decision-making for retail investors who lack access to professional advisory services.</w:t>
           </w:r>
         </w:p>
         <w:p>
@@ -2425,7 +2400,6 @@
               <w:szCs w:val="36"/>
             </w:rPr>
           </w:pPr>
-          <w:proofErr w:type="gramStart"/>
           <w:r>
             <w:rPr>
               <w:rFonts w:ascii="Times New Roman" w:eastAsia="Times New Roman" w:hAnsi="Times New Roman" w:cs="Times New Roman"/>
@@ -2437,7 +2411,6 @@
             <w:lastRenderedPageBreak/>
             <w:t>Introduction :</w:t>
           </w:r>
-          <w:proofErr w:type="gramEnd"/>
         </w:p>
         <w:p>
           <w:pPr>
@@ -2464,16 +2437,7 @@
               <w:sz w:val="32"/>
               <w:szCs w:val="32"/>
             </w:rPr>
-            <w:t xml:space="preserve">a </w:t>
-          </w:r>
-          <w:proofErr w:type="gramStart"/>
-          <w:r>
-            <w:rPr>
-              <w:rFonts w:ascii="Times New Roman" w:eastAsia="Times New Roman" w:hAnsi="Times New Roman" w:cs="Times New Roman"/>
-              <w:sz w:val="32"/>
-              <w:szCs w:val="32"/>
-            </w:rPr>
-            <w:t>numerous</w:t>
+            <w:t>a numerous</w:t>
           </w:r>
           <w:r>
             <w:rPr>
@@ -2493,7 +2457,6 @@
             </w:rPr>
             <w:t>retail investor accounts</w:t>
           </w:r>
-          <w:proofErr w:type="gramEnd"/>
           <w:r>
             <w:rPr>
               <w:rFonts w:ascii="Times New Roman" w:eastAsia="Times New Roman" w:hAnsi="Times New Roman" w:cs="Times New Roman"/>
@@ -2554,25 +2517,7 @@
               <w:sz w:val="32"/>
               <w:szCs w:val="32"/>
             </w:rPr>
-            <w:t xml:space="preserve"> provide new opportunities to </w:t>
-          </w:r>
-          <w:proofErr w:type="spellStart"/>
-          <w:r>
-            <w:rPr>
-              <w:rFonts w:ascii="Times New Roman" w:eastAsia="Times New Roman" w:hAnsi="Times New Roman" w:cs="Times New Roman"/>
-              <w:sz w:val="32"/>
-              <w:szCs w:val="32"/>
-            </w:rPr>
-            <w:t>analyze</w:t>
-          </w:r>
-          <w:proofErr w:type="spellEnd"/>
-          <w:r>
-            <w:rPr>
-              <w:rFonts w:ascii="Times New Roman" w:eastAsia="Times New Roman" w:hAnsi="Times New Roman" w:cs="Times New Roman"/>
-              <w:sz w:val="32"/>
-              <w:szCs w:val="32"/>
-            </w:rPr>
-            <w:t xml:space="preserve"> both structured financial data and unstructured textual information. These technologies enable the development of intelligent systems that can interpret complex market signals, generate investment insights, and interact with users th</w:t>
+            <w:t xml:space="preserve"> provide new opportunities to analyze both structured financial data and unstructured textual information. These technologies enable the development of intelligent systems that can interpret complex market signals, generate investment insights, and interact with users th</w:t>
           </w:r>
           <w:r>
             <w:rPr>
@@ -2588,17 +2533,7 @@
               <w:sz w:val="32"/>
               <w:szCs w:val="32"/>
             </w:rPr>
-            <w:t xml:space="preserve">ough natural language </w:t>
-          </w:r>
-          <w:proofErr w:type="spellStart"/>
-          <w:proofErr w:type="gramStart"/>
-          <w:r>
-            <w:rPr>
-              <w:rFonts w:ascii="Times New Roman" w:eastAsia="Times New Roman" w:hAnsi="Times New Roman" w:cs="Times New Roman"/>
-              <w:sz w:val="32"/>
-              <w:szCs w:val="32"/>
-            </w:rPr>
-            <w:t>interfaces.</w:t>
+            <w:t>ough natural language interfaces.</w:t>
           </w:r>
           <w:r>
             <w:rPr>
@@ -2608,8 +2543,6 @@
             </w:rPr>
             <w:t>The</w:t>
           </w:r>
-          <w:proofErr w:type="spellEnd"/>
-          <w:proofErr w:type="gramEnd"/>
           <w:r>
             <w:rPr>
               <w:rFonts w:ascii="Times New Roman" w:eastAsia="Times New Roman" w:hAnsi="Times New Roman" w:cs="Times New Roman"/>
@@ -2634,27 +2567,15 @@
             </w:rPr>
             <w:t xml:space="preserve"> </w:t>
           </w:r>
-          <w:proofErr w:type="spellStart"/>
-          <w:r>
-            <w:rPr>
-              <w:rFonts w:ascii="Times New Roman" w:eastAsia="Times New Roman" w:hAnsi="Times New Roman" w:cs="Times New Roman"/>
-              <w:b/>
-              <w:bCs/>
-              <w:sz w:val="32"/>
-              <w:szCs w:val="32"/>
-            </w:rPr>
-            <w:t>FinSight</w:t>
-          </w:r>
-          <w:proofErr w:type="spellEnd"/>
-          <w:r>
-            <w:rPr>
-              <w:rFonts w:ascii="Times New Roman" w:eastAsia="Times New Roman" w:hAnsi="Times New Roman" w:cs="Times New Roman"/>
-              <w:b/>
-              <w:bCs/>
-              <w:sz w:val="32"/>
-              <w:szCs w:val="32"/>
-            </w:rPr>
-            <w:t xml:space="preserve"> AI</w:t>
+          <w:r>
+            <w:rPr>
+              <w:rFonts w:ascii="Times New Roman" w:eastAsia="Times New Roman" w:hAnsi="Times New Roman" w:cs="Times New Roman"/>
+              <w:b/>
+              <w:bCs/>
+              <w:sz w:val="32"/>
+              <w:szCs w:val="32"/>
+            </w:rPr>
+            <w:t>FinSight AI</w:t>
           </w:r>
           <w:r>
             <w:rPr>
@@ -2670,18 +2591,8 @@
               <w:sz w:val="32"/>
               <w:szCs w:val="32"/>
             </w:rPr>
-            <w:t xml:space="preserve">Retrieval-Augmented Generation (RAG) framework powered by </w:t>
-          </w:r>
-          <w:proofErr w:type="spellStart"/>
-          <w:r>
-            <w:rPr>
-              <w:rFonts w:ascii="Times New Roman" w:eastAsia="Times New Roman" w:hAnsi="Times New Roman" w:cs="Times New Roman"/>
-              <w:sz w:val="32"/>
-              <w:szCs w:val="32"/>
-            </w:rPr>
-            <w:t>ChromaDB</w:t>
-          </w:r>
-          <w:proofErr w:type="spellEnd"/>
+            <w:t>Retrieval-Augmented Generation (RAG) framework powered by ChromaDB</w:t>
+          </w:r>
           <w:r>
             <w:rPr>
               <w:rFonts w:ascii="Times New Roman" w:eastAsia="Times New Roman" w:hAnsi="Times New Roman" w:cs="Times New Roman"/>
@@ -2783,64 +2694,6 @@
               <w:szCs w:val="32"/>
             </w:rPr>
           </w:pPr>
-          <w:r>
-            <w:rPr>
-              <w:rFonts w:ascii="Times New Roman" w:eastAsia="Times New Roman" w:hAnsi="Times New Roman" w:cs="Times New Roman"/>
-              <w:sz w:val="32"/>
-              <w:szCs w:val="32"/>
-            </w:rPr>
-            <w:t xml:space="preserve">Additionally, the platform incorporates a </w:t>
-          </w:r>
-          <w:r>
-            <w:rPr>
-              <w:rFonts w:ascii="Times New Roman" w:eastAsia="Times New Roman" w:hAnsi="Times New Roman" w:cs="Times New Roman"/>
-              <w:sz w:val="32"/>
-              <w:szCs w:val="32"/>
-            </w:rPr>
-            <w:t>paper trading simulation module</w:t>
-          </w:r>
-          <w:r>
-            <w:rPr>
-              <w:rFonts w:ascii="Times New Roman" w:eastAsia="Times New Roman" w:hAnsi="Times New Roman" w:cs="Times New Roman"/>
-              <w:sz w:val="32"/>
-              <w:szCs w:val="32"/>
-            </w:rPr>
-            <w:t xml:space="preserve">, allowing users to test investment strategies using virtual capital without financial risk. The system is deployed as a </w:t>
-          </w:r>
-          <w:r>
-            <w:rPr>
-              <w:rFonts w:ascii="Times New Roman" w:eastAsia="Times New Roman" w:hAnsi="Times New Roman" w:cs="Times New Roman"/>
-              <w:sz w:val="32"/>
-              <w:szCs w:val="32"/>
-            </w:rPr>
-            <w:t xml:space="preserve">React-based web application with a </w:t>
-          </w:r>
-          <w:proofErr w:type="spellStart"/>
-          <w:r>
-            <w:rPr>
-              <w:rFonts w:ascii="Times New Roman" w:eastAsia="Times New Roman" w:hAnsi="Times New Roman" w:cs="Times New Roman"/>
-              <w:sz w:val="32"/>
-              <w:szCs w:val="32"/>
-            </w:rPr>
-            <w:t>FastAPI</w:t>
-          </w:r>
-          <w:proofErr w:type="spellEnd"/>
-          <w:r>
-            <w:rPr>
-              <w:rFonts w:ascii="Times New Roman" w:eastAsia="Times New Roman" w:hAnsi="Times New Roman" w:cs="Times New Roman"/>
-              <w:sz w:val="32"/>
-              <w:szCs w:val="32"/>
-            </w:rPr>
-            <w:t xml:space="preserve"> backend</w:t>
-          </w:r>
-          <w:r>
-            <w:rPr>
-              <w:rFonts w:ascii="Times New Roman" w:eastAsia="Times New Roman" w:hAnsi="Times New Roman" w:cs="Times New Roman"/>
-              <w:sz w:val="32"/>
-              <w:szCs w:val="32"/>
-            </w:rPr>
-            <w:t>, enabling users to interact with the platform through a conversational interface and receive understandable financial guidance. The primary goal of the system is to assist retail investors in making more informed investment decisions through AI-driven analysis and real-time market insights.</w:t>
-          </w:r>
         </w:p>
         <w:p>
           <w:pPr>
@@ -2852,6 +2705,46 @@
               <w:szCs w:val="32"/>
             </w:rPr>
           </w:pPr>
+          <w:r>
+            <w:rPr>
+              <w:rFonts w:ascii="Times New Roman" w:eastAsia="Times New Roman" w:hAnsi="Times New Roman" w:cs="Times New Roman"/>
+              <w:sz w:val="32"/>
+              <w:szCs w:val="32"/>
+            </w:rPr>
+            <w:t xml:space="preserve">Additionally, the platform incorporates a </w:t>
+          </w:r>
+          <w:r>
+            <w:rPr>
+              <w:rFonts w:ascii="Times New Roman" w:eastAsia="Times New Roman" w:hAnsi="Times New Roman" w:cs="Times New Roman"/>
+              <w:sz w:val="32"/>
+              <w:szCs w:val="32"/>
+            </w:rPr>
+            <w:t>paper trading simulation module</w:t>
+          </w:r>
+          <w:r>
+            <w:rPr>
+              <w:rFonts w:ascii="Times New Roman" w:eastAsia="Times New Roman" w:hAnsi="Times New Roman" w:cs="Times New Roman"/>
+              <w:sz w:val="32"/>
+              <w:szCs w:val="32"/>
+            </w:rPr>
+            <w:t xml:space="preserve">, allowing users to test investment strategies using virtual capital without financial risk. The system is deployed as a </w:t>
+          </w:r>
+          <w:r>
+            <w:rPr>
+              <w:rFonts w:ascii="Times New Roman" w:eastAsia="Times New Roman" w:hAnsi="Times New Roman" w:cs="Times New Roman"/>
+              <w:sz w:val="32"/>
+              <w:szCs w:val="32"/>
+            </w:rPr>
+            <w:t>React-based web application with a FastAPI backend</w:t>
+          </w:r>
+          <w:r>
+            <w:rPr>
+              <w:rFonts w:ascii="Times New Roman" w:eastAsia="Times New Roman" w:hAnsi="Times New Roman" w:cs="Times New Roman"/>
+              <w:sz w:val="32"/>
+              <w:szCs w:val="32"/>
+            </w:rPr>
+            <w:t>, enabling users to interact with the platform through a conversational interface and receive understandable financial guidance. The primary goal of the system is to assist retail investors in making more informed investment decisions through AI-driven analysis and real-time market insights.</w:t>
+          </w:r>
         </w:p>
         <w:p>
           <w:pPr>
@@ -2866,6 +2759,107 @@
         </w:p>
         <w:p>
           <w:pPr>
+            <w:spacing w:line="360" w:lineRule="auto"/>
+            <w:jc w:val="both"/>
+            <w:rPr>
+              <w:rFonts w:ascii="Times New Roman" w:eastAsia="Times New Roman" w:hAnsi="Times New Roman" w:cs="Times New Roman"/>
+              <w:sz w:val="32"/>
+              <w:szCs w:val="32"/>
+            </w:rPr>
+          </w:pPr>
+        </w:p>
+        <w:p>
+          <w:pPr>
+            <w:spacing w:line="360" w:lineRule="auto"/>
+            <w:jc w:val="both"/>
+            <w:rPr>
+              <w:rFonts w:ascii="Times New Roman" w:eastAsia="Times New Roman" w:hAnsi="Times New Roman" w:cs="Times New Roman"/>
+              <w:sz w:val="32"/>
+              <w:szCs w:val="32"/>
+            </w:rPr>
+          </w:pPr>
+        </w:p>
+        <w:p>
+          <w:pPr>
+            <w:spacing w:line="360" w:lineRule="auto"/>
+            <w:jc w:val="both"/>
+            <w:rPr>
+              <w:rFonts w:ascii="Times New Roman" w:eastAsia="Times New Roman" w:hAnsi="Times New Roman" w:cs="Times New Roman"/>
+              <w:sz w:val="32"/>
+              <w:szCs w:val="32"/>
+            </w:rPr>
+          </w:pPr>
+        </w:p>
+        <w:p>
+          <w:pPr>
+            <w:spacing w:line="360" w:lineRule="auto"/>
+            <w:jc w:val="both"/>
+            <w:rPr>
+              <w:rFonts w:ascii="Times New Roman" w:eastAsia="Times New Roman" w:hAnsi="Times New Roman" w:cs="Times New Roman"/>
+              <w:sz w:val="32"/>
+              <w:szCs w:val="32"/>
+            </w:rPr>
+          </w:pPr>
+        </w:p>
+        <w:p>
+          <w:pPr>
+            <w:spacing w:line="360" w:lineRule="auto"/>
+            <w:jc w:val="both"/>
+            <w:rPr>
+              <w:rFonts w:ascii="Times New Roman" w:eastAsia="Times New Roman" w:hAnsi="Times New Roman" w:cs="Times New Roman"/>
+              <w:sz w:val="32"/>
+              <w:szCs w:val="32"/>
+            </w:rPr>
+          </w:pPr>
+        </w:p>
+        <w:p>
+          <w:pPr>
+            <w:spacing w:line="360" w:lineRule="auto"/>
+            <w:jc w:val="both"/>
+            <w:rPr>
+              <w:rFonts w:ascii="Times New Roman" w:eastAsia="Times New Roman" w:hAnsi="Times New Roman" w:cs="Times New Roman"/>
+              <w:sz w:val="32"/>
+              <w:szCs w:val="32"/>
+            </w:rPr>
+          </w:pPr>
+        </w:p>
+        <w:p>
+          <w:pPr>
+            <w:spacing w:line="360" w:lineRule="auto"/>
+            <w:jc w:val="both"/>
+            <w:rPr>
+              <w:rFonts w:ascii="Times New Roman" w:eastAsia="Times New Roman" w:hAnsi="Times New Roman" w:cs="Times New Roman"/>
+              <w:sz w:val="32"/>
+              <w:szCs w:val="32"/>
+            </w:rPr>
+          </w:pPr>
+        </w:p>
+        <w:p>
+          <w:pPr>
+            <w:spacing w:line="360" w:lineRule="auto"/>
+            <w:jc w:val="both"/>
+            <w:rPr>
+              <w:rFonts w:ascii="Times New Roman" w:eastAsia="Times New Roman" w:hAnsi="Times New Roman" w:cs="Times New Roman"/>
+              <w:sz w:val="32"/>
+              <w:szCs w:val="32"/>
+            </w:rPr>
+          </w:pPr>
+        </w:p>
+        <w:p>
+          <w:pPr>
+            <w:spacing w:line="360" w:lineRule="auto"/>
+            <w:jc w:val="both"/>
+            <w:rPr>
+              <w:rFonts w:ascii="Times New Roman" w:eastAsia="Times New Roman" w:hAnsi="Times New Roman" w:cs="Times New Roman"/>
+              <w:sz w:val="32"/>
+              <w:szCs w:val="32"/>
+            </w:rPr>
+          </w:pPr>
+        </w:p>
+        <w:p>
+          <w:pPr>
+            <w:spacing w:line="360" w:lineRule="auto"/>
+            <w:jc w:val="both"/>
             <w:rPr>
               <w:rFonts w:ascii="Times New Roman" w:eastAsia="Times New Roman" w:hAnsi="Times New Roman" w:cs="Times New Roman"/>
               <w:b/>
@@ -2877,12 +2871,20 @@
           <w:r>
             <w:rPr>
               <w:rFonts w:ascii="Times New Roman" w:eastAsia="Times New Roman" w:hAnsi="Times New Roman" w:cs="Times New Roman"/>
+              <w:sz w:val="32"/>
+              <w:szCs w:val="32"/>
+            </w:rPr>
+            <w:t xml:space="preserve">                                                             </w:t>
+          </w:r>
+          <w:r>
+            <w:rPr>
+              <w:rFonts w:ascii="Times New Roman" w:eastAsia="Times New Roman" w:hAnsi="Times New Roman" w:cs="Times New Roman"/>
               <w:b/>
               <w:bCs/>
               <w:sz w:val="36"/>
               <w:szCs w:val="36"/>
             </w:rPr>
-            <w:t>Problem Statement:</w:t>
+            <w:t>2</w:t>
           </w:r>
         </w:p>
         <w:p>
@@ -2895,13 +2897,26 @@
               <w:szCs w:val="32"/>
             </w:rPr>
           </w:pPr>
-          <w:r>
-            <w:rPr>
-              <w:rFonts w:ascii="Times New Roman" w:eastAsia="Times New Roman" w:hAnsi="Times New Roman" w:cs="Times New Roman"/>
-              <w:sz w:val="32"/>
-              <w:szCs w:val="32"/>
-            </w:rPr>
-            <w:t>Retail investors in India often incur financial losses due to the absence of intelligent tools that interpret market data and sentiment in real time. Most existing trading platforms provide raw financial information but lack systems that combine market data, news sentiment, and AI-driven insights to support informed investment decisions.</w:t>
+        </w:p>
+        <w:p>
+          <w:pPr>
+            <w:rPr>
+              <w:rFonts w:ascii="Times New Roman" w:eastAsia="Times New Roman" w:hAnsi="Times New Roman" w:cs="Times New Roman"/>
+              <w:b/>
+              <w:bCs/>
+              <w:sz w:val="36"/>
+              <w:szCs w:val="36"/>
+            </w:rPr>
+          </w:pPr>
+          <w:r>
+            <w:rPr>
+              <w:rFonts w:ascii="Times New Roman" w:eastAsia="Times New Roman" w:hAnsi="Times New Roman" w:cs="Times New Roman"/>
+              <w:b/>
+              <w:bCs/>
+              <w:sz w:val="36"/>
+              <w:szCs w:val="36"/>
+            </w:rPr>
+            <w:t>Problem Statement:</w:t>
           </w:r>
         </w:p>
         <w:p>
@@ -2910,21 +2925,50 @@
             <w:jc w:val="both"/>
             <w:rPr>
               <w:rFonts w:ascii="Times New Roman" w:eastAsia="Times New Roman" w:hAnsi="Times New Roman" w:cs="Times New Roman"/>
-              <w:sz w:val="32"/>
-              <w:szCs w:val="32"/>
-            </w:rPr>
-          </w:pPr>
+              <w:b/>
+              <w:bCs/>
+              <w:sz w:val="32"/>
+              <w:szCs w:val="32"/>
+            </w:rPr>
+          </w:pPr>
+          <w:r>
+            <w:rPr>
+              <w:rFonts w:ascii="Times New Roman" w:eastAsia="Times New Roman" w:hAnsi="Times New Roman" w:cs="Times New Roman"/>
+              <w:sz w:val="32"/>
+              <w:szCs w:val="32"/>
+            </w:rPr>
+            <w:t>Retail investors in India often incur financial losses due to the absence of intelligent tools that interpret market data and sentiment in real time. Most existing trading platforms provide raw financial information but lack systems that combine market data, news sentiment, and AI-driven insights to support informed investment decisions.</w:t>
+          </w:r>
         </w:p>
         <w:p>
           <w:pPr>
             <w:spacing w:line="360" w:lineRule="auto"/>
             <w:jc w:val="both"/>
             <w:rPr>
-              <w:rFonts w:ascii="Times New Roman" w:eastAsia="Times New Roman" w:hAnsi="Times New Roman" w:cs="Times New Roman"/>
-              <w:sz w:val="32"/>
-              <w:szCs w:val="32"/>
-            </w:rPr>
-          </w:pPr>
+              <w:rFonts w:ascii="Times New Roman" w:hAnsi="Times New Roman" w:cs="Times New Roman"/>
+              <w:b/>
+              <w:sz w:val="36"/>
+              <w:szCs w:val="36"/>
+            </w:rPr>
+          </w:pPr>
+          <w:r>
+            <w:rPr>
+              <w:rFonts w:ascii="Times New Roman" w:hAnsi="Times New Roman" w:cs="Times New Roman"/>
+              <w:b/>
+              <w:sz w:val="36"/>
+              <w:szCs w:val="36"/>
+            </w:rPr>
+            <w:t>Objectives :</w:t>
+          </w:r>
+          <w:r>
+            <w:rPr>
+              <w:rFonts w:ascii="Times New Roman" w:eastAsia="Times New Roman" w:hAnsi="Times New Roman" w:cs="Times New Roman"/>
+              <w:bCs/>
+              <w:sz w:val="32"/>
+              <w:szCs w:val="32"/>
+            </w:rPr>
+            <w:t xml:space="preserve">                                                         </w:t>
+          </w:r>
         </w:p>
         <w:p>
           <w:pPr>
@@ -2932,163 +2976,6 @@
             <w:jc w:val="both"/>
             <w:rPr>
               <w:rFonts w:ascii="Times New Roman" w:eastAsia="Times New Roman" w:hAnsi="Times New Roman" w:cs="Times New Roman"/>
-              <w:sz w:val="32"/>
-              <w:szCs w:val="32"/>
-            </w:rPr>
-          </w:pPr>
-        </w:p>
-        <w:p>
-          <w:pPr>
-            <w:spacing w:line="360" w:lineRule="auto"/>
-            <w:jc w:val="both"/>
-            <w:rPr>
-              <w:rFonts w:ascii="Times New Roman" w:eastAsia="Times New Roman" w:hAnsi="Times New Roman" w:cs="Times New Roman"/>
-              <w:sz w:val="32"/>
-              <w:szCs w:val="32"/>
-            </w:rPr>
-          </w:pPr>
-        </w:p>
-        <w:p>
-          <w:pPr>
-            <w:spacing w:line="360" w:lineRule="auto"/>
-            <w:jc w:val="both"/>
-            <w:rPr>
-              <w:rFonts w:ascii="Times New Roman" w:eastAsia="Times New Roman" w:hAnsi="Times New Roman" w:cs="Times New Roman"/>
-              <w:b/>
-              <w:bCs/>
-              <w:sz w:val="32"/>
-              <w:szCs w:val="32"/>
-            </w:rPr>
-          </w:pPr>
-          <w:r>
-            <w:rPr>
-              <w:rFonts w:ascii="Times New Roman" w:eastAsia="Times New Roman" w:hAnsi="Times New Roman" w:cs="Times New Roman"/>
-              <w:sz w:val="32"/>
-              <w:szCs w:val="32"/>
-            </w:rPr>
-            <w:t xml:space="preserve">                                                            </w:t>
-          </w:r>
-          <w:r>
-            <w:rPr>
-              <w:rFonts w:ascii="Times New Roman" w:eastAsia="Times New Roman" w:hAnsi="Times New Roman" w:cs="Times New Roman"/>
-              <w:b/>
-              <w:bCs/>
-              <w:sz w:val="32"/>
-              <w:szCs w:val="32"/>
-            </w:rPr>
-            <w:t>2</w:t>
-          </w:r>
-        </w:p>
-        <w:p>
-          <w:pPr>
-            <w:spacing w:line="360" w:lineRule="auto"/>
-            <w:jc w:val="both"/>
-            <w:rPr>
-              <w:rFonts w:ascii="Times New Roman" w:hAnsi="Times New Roman" w:cs="Times New Roman"/>
-              <w:b/>
-              <w:sz w:val="36"/>
-              <w:szCs w:val="36"/>
-            </w:rPr>
-          </w:pPr>
-          <w:proofErr w:type="gramStart"/>
-          <w:r>
-            <w:rPr>
-              <w:rFonts w:ascii="Times New Roman" w:hAnsi="Times New Roman" w:cs="Times New Roman"/>
-              <w:b/>
-              <w:sz w:val="36"/>
-              <w:szCs w:val="36"/>
-            </w:rPr>
-            <w:lastRenderedPageBreak/>
-            <w:t>Objectives :</w:t>
-          </w:r>
-          <w:proofErr w:type="gramEnd"/>
-        </w:p>
-        <w:p>
-          <w:pPr>
-            <w:spacing w:line="360" w:lineRule="auto"/>
-            <w:jc w:val="both"/>
-            <w:rPr>
-              <w:rFonts w:ascii="Times New Roman" w:eastAsia="Times New Roman" w:hAnsi="Times New Roman" w:cs="Times New Roman"/>
-              <w:bCs/>
-              <w:sz w:val="32"/>
-              <w:szCs w:val="32"/>
-            </w:rPr>
-          </w:pPr>
-          <w:r>
-            <w:rPr>
-              <w:rFonts w:ascii="Times New Roman" w:eastAsia="Times New Roman" w:hAnsi="Times New Roman" w:cs="Times New Roman"/>
-              <w:bCs/>
-              <w:sz w:val="32"/>
-              <w:szCs w:val="32"/>
-            </w:rPr>
-            <w:t>The primary objective of th</w:t>
-          </w:r>
-          <w:r>
-            <w:rPr>
-              <w:rFonts w:ascii="Times New Roman" w:eastAsia="Times New Roman" w:hAnsi="Times New Roman" w:cs="Times New Roman"/>
-              <w:bCs/>
-              <w:sz w:val="32"/>
-              <w:szCs w:val="32"/>
-            </w:rPr>
-            <w:t>e proposed idea</w:t>
-          </w:r>
-          <w:r>
-            <w:rPr>
-              <w:rFonts w:ascii="Times New Roman" w:eastAsia="Times New Roman" w:hAnsi="Times New Roman" w:cs="Times New Roman"/>
-              <w:bCs/>
-              <w:sz w:val="32"/>
-              <w:szCs w:val="32"/>
-            </w:rPr>
-            <w:t xml:space="preserve"> is to develop </w:t>
-          </w:r>
-          <w:proofErr w:type="spellStart"/>
-          <w:r>
-            <w:rPr>
-              <w:rFonts w:ascii="Times New Roman" w:eastAsia="Times New Roman" w:hAnsi="Times New Roman" w:cs="Times New Roman"/>
-              <w:bCs/>
-              <w:sz w:val="32"/>
-              <w:szCs w:val="32"/>
-            </w:rPr>
-            <w:t>FinSight</w:t>
-          </w:r>
-          <w:proofErr w:type="spellEnd"/>
-          <w:r>
-            <w:rPr>
-              <w:rFonts w:ascii="Times New Roman" w:eastAsia="Times New Roman" w:hAnsi="Times New Roman" w:cs="Times New Roman"/>
-              <w:bCs/>
-              <w:sz w:val="32"/>
-              <w:szCs w:val="32"/>
-            </w:rPr>
-            <w:t xml:space="preserve"> AI, an intelligent conversational investment assistant that provides real-time financial insights and investment guidance using artificial intelligence and machine learning techniques.</w:t>
-          </w:r>
-        </w:p>
-        <w:p>
-          <w:pPr>
-            <w:spacing w:line="360" w:lineRule="auto"/>
-            <w:jc w:val="both"/>
-            <w:rPr>
-              <w:rFonts w:ascii="Times New Roman" w:eastAsia="Times New Roman" w:hAnsi="Times New Roman" w:cs="Times New Roman"/>
-              <w:b/>
-              <w:sz w:val="32"/>
-              <w:szCs w:val="32"/>
-            </w:rPr>
-          </w:pPr>
-          <w:r>
-            <w:rPr>
-              <w:rFonts w:ascii="Times New Roman" w:eastAsia="Times New Roman" w:hAnsi="Times New Roman" w:cs="Times New Roman"/>
-              <w:bCs/>
-              <w:sz w:val="32"/>
-              <w:szCs w:val="32"/>
-            </w:rPr>
-            <w:t xml:space="preserve">                                                          </w:t>
-          </w:r>
-        </w:p>
-        <w:p>
-          <w:pPr>
-            <w:spacing w:line="360" w:lineRule="auto"/>
-            <w:jc w:val="both"/>
-            <w:rPr>
-              <w:rFonts w:ascii="Times New Roman" w:eastAsia="Times New Roman" w:hAnsi="Times New Roman" w:cs="Times New Roman"/>
               <w:bCs/>
               <w:sz w:val="32"/>
               <w:szCs w:val="32"/>
@@ -3103,18 +2990,6 @@
             </w:rPr>
             <w:t>The specific objectives of the project are as follows:</w:t>
           </w:r>
-        </w:p>
-        <w:p>
-          <w:pPr>
-            <w:spacing w:line="360" w:lineRule="auto"/>
-            <w:jc w:val="both"/>
-            <w:rPr>
-              <w:rFonts w:ascii="Times New Roman" w:eastAsia="Times New Roman" w:hAnsi="Times New Roman" w:cs="Times New Roman"/>
-              <w:b/>
-              <w:sz w:val="32"/>
-              <w:szCs w:val="32"/>
-            </w:rPr>
-          </w:pPr>
         </w:p>
         <w:p>
           <w:pPr>
@@ -3138,27 +3013,7 @@
               <w:sz w:val="32"/>
               <w:szCs w:val="32"/>
             </w:rPr>
-            <w:t xml:space="preserve">To collect and integrate real-time stock market data from major Indian stock exchanges such as NSE and BSE for </w:t>
-          </w:r>
-          <w:proofErr w:type="spellStart"/>
-          <w:r>
-            <w:rPr>
-              <w:rFonts w:ascii="Times New Roman" w:eastAsia="Times New Roman" w:hAnsi="Times New Roman" w:cs="Times New Roman"/>
-              <w:bCs/>
-              <w:sz w:val="32"/>
-              <w:szCs w:val="32"/>
-            </w:rPr>
-            <w:t>analyzing</w:t>
-          </w:r>
-          <w:proofErr w:type="spellEnd"/>
-          <w:r>
-            <w:rPr>
-              <w:rFonts w:ascii="Times New Roman" w:eastAsia="Times New Roman" w:hAnsi="Times New Roman" w:cs="Times New Roman"/>
-              <w:bCs/>
-              <w:sz w:val="32"/>
-              <w:szCs w:val="32"/>
-            </w:rPr>
-            <w:t xml:space="preserve"> market trends and price movements</w:t>
+            <w:t>To collect and integrate real-time stock market data from major Indian stock exchanges such as NSE and BSE for analyzing market trends and price movements</w:t>
           </w:r>
         </w:p>
         <w:p>
@@ -3266,60 +3121,59 @@
             <w:rPr>
               <w:rFonts w:ascii="Times New Roman" w:eastAsia="Times New Roman" w:hAnsi="Times New Roman" w:cs="Times New Roman"/>
               <w:b/>
-              <w:sz w:val="32"/>
-              <w:szCs w:val="32"/>
-            </w:rPr>
-          </w:pPr>
-          <w:r>
-            <w:rPr>
-              <w:rFonts w:ascii="Times New Roman" w:eastAsia="Times New Roman" w:hAnsi="Times New Roman" w:cs="Times New Roman"/>
-              <w:bCs/>
-              <w:sz w:val="32"/>
-              <w:szCs w:val="32"/>
-            </w:rPr>
-            <w:t xml:space="preserve">                                                         </w:t>
-          </w:r>
-          <w:r>
-            <w:rPr>
-              <w:rFonts w:ascii="Times New Roman" w:eastAsia="Times New Roman" w:hAnsi="Times New Roman" w:cs="Times New Roman"/>
-              <w:b/>
-              <w:sz w:val="32"/>
-              <w:szCs w:val="32"/>
-            </w:rPr>
-            <w:t>3</w:t>
-          </w:r>
-        </w:p>
-        <w:p>
-          <w:pPr>
-            <w:pStyle w:val="NormalWeb"/>
-            <w:rPr>
-              <w:b/>
-              <w:bCs/>
               <w:sz w:val="36"/>
               <w:szCs w:val="36"/>
             </w:rPr>
           </w:pPr>
           <w:r>
             <w:rPr>
-              <w:b/>
-              <w:bCs/>
+              <w:rFonts w:ascii="Times New Roman" w:eastAsia="Times New Roman" w:hAnsi="Times New Roman" w:cs="Times New Roman"/>
+              <w:bCs/>
+              <w:sz w:val="32"/>
+              <w:szCs w:val="32"/>
+            </w:rPr>
+            <w:t xml:space="preserve">                                                         </w:t>
+          </w:r>
+          <w:r>
+            <w:rPr>
+              <w:rFonts w:ascii="Times New Roman" w:eastAsia="Times New Roman" w:hAnsi="Times New Roman" w:cs="Times New Roman"/>
+              <w:b/>
               <w:sz w:val="36"/>
               <w:szCs w:val="36"/>
             </w:rPr>
-            <w:lastRenderedPageBreak/>
-            <w:t xml:space="preserve">Literature </w:t>
-          </w:r>
-          <w:proofErr w:type="gramStart"/>
-          <w:r>
+            <w:t>3</w:t>
+          </w:r>
+        </w:p>
+        <w:p>
+          <w:pPr>
+            <w:pStyle w:val="NormalWeb"/>
             <w:rPr>
               <w:b/>
               <w:bCs/>
               <w:sz w:val="36"/>
               <w:szCs w:val="36"/>
             </w:rPr>
-            <w:t>Survey :</w:t>
-          </w:r>
-          <w:proofErr w:type="gramEnd"/>
+          </w:pPr>
+        </w:p>
+        <w:p>
+          <w:pPr>
+            <w:pStyle w:val="NormalWeb"/>
+            <w:rPr>
+              <w:b/>
+              <w:bCs/>
+              <w:sz w:val="36"/>
+              <w:szCs w:val="36"/>
+            </w:rPr>
+          </w:pPr>
+          <w:r>
+            <w:rPr>
+              <w:b/>
+              <w:bCs/>
+              <w:sz w:val="36"/>
+              <w:szCs w:val="36"/>
+            </w:rPr>
+            <w:t>Literature Survey :</w:t>
+          </w:r>
         </w:p>
         <w:p>
           <w:pPr>
@@ -3377,7 +3231,7 @@
                 <w:pPr>
                   <w:pStyle w:val="NormalWeb"/>
                   <w:spacing w:line="360" w:lineRule="auto"/>
-                  <w:jc w:val="both"/>
+                  <w:jc w:val="center"/>
                   <w:rPr>
                     <w:b/>
                     <w:bCs/>
@@ -3418,7 +3272,7 @@
                 <w:pPr>
                   <w:pStyle w:val="NormalWeb"/>
                   <w:spacing w:line="360" w:lineRule="auto"/>
-                  <w:jc w:val="both"/>
+                  <w:jc w:val="center"/>
                   <w:rPr>
                     <w:b/>
                     <w:bCs/>
@@ -3459,7 +3313,7 @@
                 <w:pPr>
                   <w:pStyle w:val="NormalWeb"/>
                   <w:spacing w:line="360" w:lineRule="auto"/>
-                  <w:jc w:val="both"/>
+                  <w:jc w:val="center"/>
                   <w:rPr>
                     <w:b/>
                     <w:bCs/>
@@ -3500,7 +3354,7 @@
                 <w:pPr>
                   <w:pStyle w:val="NormalWeb"/>
                   <w:spacing w:line="360" w:lineRule="auto"/>
-                  <w:jc w:val="both"/>
+                  <w:jc w:val="center"/>
                   <w:rPr>
                     <w:b/>
                     <w:bCs/>
@@ -3541,7 +3395,7 @@
                 <w:pPr>
                   <w:pStyle w:val="NormalWeb"/>
                   <w:spacing w:line="360" w:lineRule="auto"/>
-                  <w:jc w:val="both"/>
+                  <w:jc w:val="center"/>
                   <w:rPr>
                     <w:b/>
                     <w:bCs/>
@@ -3582,7 +3436,7 @@
                 <w:pPr>
                   <w:pStyle w:val="NormalWeb"/>
                   <w:spacing w:line="360" w:lineRule="auto"/>
-                  <w:jc w:val="both"/>
+                  <w:jc w:val="center"/>
                   <w:rPr>
                     <w:b/>
                     <w:bCs/>
@@ -3628,7 +3482,7 @@
                 <w:pPr>
                   <w:pStyle w:val="NormalWeb"/>
                   <w:spacing w:line="360" w:lineRule="auto"/>
-                  <w:jc w:val="both"/>
+                  <w:jc w:val="center"/>
                   <w:rPr>
                     <w:sz w:val="22"/>
                     <w:szCs w:val="22"/>
@@ -3665,7 +3519,7 @@
                 <w:pPr>
                   <w:pStyle w:val="NormalWeb"/>
                   <w:spacing w:line="360" w:lineRule="auto"/>
-                  <w:jc w:val="both"/>
+                  <w:jc w:val="center"/>
                   <w:rPr>
                     <w:sz w:val="22"/>
                     <w:szCs w:val="22"/>
@@ -3676,23 +3530,7 @@
                     <w:sz w:val="22"/>
                     <w:szCs w:val="22"/>
                   </w:rPr>
-                  <w:t xml:space="preserve">M. </w:t>
-                </w:r>
-                <w:proofErr w:type="spellStart"/>
-                <w:r>
-                  <w:rPr>
-                    <w:sz w:val="22"/>
-                    <w:szCs w:val="22"/>
-                  </w:rPr>
-                  <w:t>Luckianto</w:t>
-                </w:r>
-                <w:proofErr w:type="spellEnd"/>
-                <w:r>
-                  <w:rPr>
-                    <w:sz w:val="22"/>
-                    <w:szCs w:val="22"/>
-                  </w:rPr>
-                  <w:t xml:space="preserve"> et al.</w:t>
+                  <w:t>M. Luckianto et al.</w:t>
                 </w:r>
               </w:p>
             </w:tc>
@@ -3718,7 +3556,7 @@
                 <w:pPr>
                   <w:pStyle w:val="NormalWeb"/>
                   <w:spacing w:line="360" w:lineRule="auto"/>
-                  <w:jc w:val="both"/>
+                  <w:jc w:val="center"/>
                   <w:rPr>
                     <w:sz w:val="22"/>
                     <w:szCs w:val="22"/>
@@ -3731,27 +3569,7 @@
                     <w:sz w:val="22"/>
                     <w:szCs w:val="22"/>
                   </w:rPr>
-                  <w:t xml:space="preserve">Int. J. </w:t>
-                </w:r>
-                <w:proofErr w:type="spellStart"/>
-                <w:r>
-                  <w:rPr>
-                    <w:i/>
-                    <w:iCs/>
-                    <w:sz w:val="22"/>
-                    <w:szCs w:val="22"/>
-                  </w:rPr>
-                  <w:t>Intell</w:t>
-                </w:r>
-                <w:proofErr w:type="spellEnd"/>
-                <w:r>
-                  <w:rPr>
-                    <w:i/>
-                    <w:iCs/>
-                    <w:sz w:val="22"/>
-                    <w:szCs w:val="22"/>
-                  </w:rPr>
-                  <w:t>. Eng. Syst.</w:t>
+                  <w:t>Int. J. Intell. Eng. Syst.</w:t>
                 </w:r>
               </w:p>
             </w:tc>
@@ -3777,7 +3595,7 @@
                 <w:pPr>
                   <w:pStyle w:val="NormalWeb"/>
                   <w:spacing w:line="360" w:lineRule="auto"/>
-                  <w:jc w:val="both"/>
+                  <w:jc w:val="center"/>
                   <w:rPr>
                     <w:sz w:val="22"/>
                     <w:szCs w:val="22"/>
@@ -3814,7 +3632,7 @@
                 <w:pPr>
                   <w:pStyle w:val="NormalWeb"/>
                   <w:spacing w:line="360" w:lineRule="auto"/>
-                  <w:jc w:val="both"/>
+                  <w:jc w:val="center"/>
                   <w:rPr>
                     <w:sz w:val="22"/>
                     <w:szCs w:val="22"/>
@@ -3825,23 +3643,7 @@
                     <w:sz w:val="22"/>
                     <w:szCs w:val="22"/>
                   </w:rPr>
-                  <w:t xml:space="preserve">Multi-agent RAG with </w:t>
-                </w:r>
-                <w:proofErr w:type="spellStart"/>
-                <w:r>
-                  <w:rPr>
-                    <w:sz w:val="22"/>
-                    <w:szCs w:val="22"/>
-                  </w:rPr>
-                  <w:t>NeuralProphet</w:t>
-                </w:r>
-                <w:proofErr w:type="spellEnd"/>
-                <w:r>
-                  <w:rPr>
-                    <w:sz w:val="22"/>
-                    <w:szCs w:val="22"/>
-                  </w:rPr>
-                  <w:t xml:space="preserve"> for index forecasting.</w:t>
+                  <w:t>Multi-agent RAG with NeuralProphet for index forecasting.</w:t>
                 </w:r>
               </w:p>
             </w:tc>
@@ -3867,7 +3669,7 @@
                 <w:pPr>
                   <w:pStyle w:val="NormalWeb"/>
                   <w:spacing w:line="360" w:lineRule="auto"/>
-                  <w:jc w:val="both"/>
+                  <w:jc w:val="center"/>
                   <w:rPr>
                     <w:sz w:val="22"/>
                     <w:szCs w:val="22"/>
@@ -3923,7 +3725,7 @@
                 <w:pPr>
                   <w:pStyle w:val="NormalWeb"/>
                   <w:spacing w:line="360" w:lineRule="auto"/>
-                  <w:jc w:val="both"/>
+                  <w:jc w:val="center"/>
                   <w:rPr>
                     <w:sz w:val="22"/>
                     <w:szCs w:val="22"/>
@@ -3960,7 +3762,7 @@
                 <w:pPr>
                   <w:pStyle w:val="NormalWeb"/>
                   <w:spacing w:line="360" w:lineRule="auto"/>
-                  <w:jc w:val="both"/>
+                  <w:jc w:val="center"/>
                   <w:rPr>
                     <w:sz w:val="22"/>
                     <w:szCs w:val="22"/>
@@ -3997,7 +3799,7 @@
                 <w:pPr>
                   <w:pStyle w:val="NormalWeb"/>
                   <w:spacing w:line="360" w:lineRule="auto"/>
-                  <w:jc w:val="both"/>
+                  <w:jc w:val="center"/>
                   <w:rPr>
                     <w:sz w:val="22"/>
                     <w:szCs w:val="22"/>
@@ -4036,7 +3838,7 @@
                 <w:pPr>
                   <w:pStyle w:val="NormalWeb"/>
                   <w:spacing w:line="360" w:lineRule="auto"/>
-                  <w:jc w:val="both"/>
+                  <w:jc w:val="center"/>
                   <w:rPr>
                     <w:sz w:val="22"/>
                     <w:szCs w:val="22"/>
@@ -4073,7 +3875,7 @@
                 <w:pPr>
                   <w:pStyle w:val="NormalWeb"/>
                   <w:spacing w:line="360" w:lineRule="auto"/>
-                  <w:jc w:val="both"/>
+                  <w:jc w:val="center"/>
                   <w:rPr>
                     <w:sz w:val="22"/>
                     <w:szCs w:val="22"/>
@@ -4110,7 +3912,7 @@
                 <w:pPr>
                   <w:pStyle w:val="NormalWeb"/>
                   <w:spacing w:line="360" w:lineRule="auto"/>
-                  <w:jc w:val="both"/>
+                  <w:jc w:val="center"/>
                   <w:rPr>
                     <w:sz w:val="22"/>
                     <w:szCs w:val="22"/>
@@ -4152,7 +3954,7 @@
                 <w:pPr>
                   <w:pStyle w:val="NormalWeb"/>
                   <w:spacing w:line="360" w:lineRule="auto"/>
-                  <w:jc w:val="both"/>
+                  <w:jc w:val="center"/>
                   <w:rPr>
                     <w:sz w:val="22"/>
                     <w:szCs w:val="22"/>
@@ -4189,7 +3991,7 @@
                 <w:pPr>
                   <w:pStyle w:val="NormalWeb"/>
                   <w:spacing w:line="360" w:lineRule="auto"/>
-                  <w:jc w:val="both"/>
+                  <w:jc w:val="center"/>
                   <w:rPr>
                     <w:sz w:val="22"/>
                     <w:szCs w:val="22"/>
@@ -4200,23 +4002,7 @@
                     <w:sz w:val="22"/>
                     <w:szCs w:val="22"/>
                   </w:rPr>
-                  <w:t xml:space="preserve">K. </w:t>
-                </w:r>
-                <w:proofErr w:type="spellStart"/>
-                <w:r>
-                  <w:rPr>
-                    <w:sz w:val="22"/>
-                    <w:szCs w:val="22"/>
-                  </w:rPr>
-                  <w:t>Liagkouras</w:t>
-                </w:r>
-                <w:proofErr w:type="spellEnd"/>
-                <w:r>
-                  <w:rPr>
-                    <w:sz w:val="22"/>
-                    <w:szCs w:val="22"/>
-                  </w:rPr>
-                  <w:t xml:space="preserve"> et al.</w:t>
+                  <w:t>K. Liagkouras et al.</w:t>
                 </w:r>
               </w:p>
             </w:tc>
@@ -4242,7 +4028,7 @@
                 <w:pPr>
                   <w:pStyle w:val="NormalWeb"/>
                   <w:spacing w:line="360" w:lineRule="auto"/>
-                  <w:jc w:val="both"/>
+                  <w:jc w:val="center"/>
                   <w:rPr>
                     <w:sz w:val="22"/>
                     <w:szCs w:val="22"/>
@@ -4281,7 +4067,7 @@
                 <w:pPr>
                   <w:pStyle w:val="NormalWeb"/>
                   <w:spacing w:line="360" w:lineRule="auto"/>
-                  <w:jc w:val="both"/>
+                  <w:jc w:val="center"/>
                   <w:rPr>
                     <w:sz w:val="22"/>
                     <w:szCs w:val="22"/>
@@ -4318,7 +4104,7 @@
                 <w:pPr>
                   <w:pStyle w:val="NormalWeb"/>
                   <w:spacing w:line="360" w:lineRule="auto"/>
-                  <w:jc w:val="both"/>
+                  <w:jc w:val="center"/>
                   <w:rPr>
                     <w:sz w:val="22"/>
                     <w:szCs w:val="22"/>
@@ -4355,7 +4141,7 @@
                 <w:pPr>
                   <w:pStyle w:val="NormalWeb"/>
                   <w:spacing w:line="360" w:lineRule="auto"/>
-                  <w:jc w:val="both"/>
+                  <w:jc w:val="center"/>
                   <w:rPr>
                     <w:sz w:val="22"/>
                     <w:szCs w:val="22"/>
@@ -4397,7 +4183,7 @@
                 <w:pPr>
                   <w:pStyle w:val="NormalWeb"/>
                   <w:spacing w:line="360" w:lineRule="auto"/>
-                  <w:jc w:val="both"/>
+                  <w:jc w:val="center"/>
                   <w:rPr>
                     <w:sz w:val="22"/>
                     <w:szCs w:val="22"/>
@@ -4434,7 +4220,7 @@
                 <w:pPr>
                   <w:pStyle w:val="NormalWeb"/>
                   <w:spacing w:line="360" w:lineRule="auto"/>
-                  <w:jc w:val="both"/>
+                  <w:jc w:val="center"/>
                   <w:rPr>
                     <w:sz w:val="22"/>
                     <w:szCs w:val="22"/>
@@ -4471,7 +4257,7 @@
                 <w:pPr>
                   <w:pStyle w:val="NormalWeb"/>
                   <w:spacing w:line="360" w:lineRule="auto"/>
-                  <w:jc w:val="both"/>
+                  <w:jc w:val="center"/>
                   <w:rPr>
                     <w:sz w:val="22"/>
                     <w:szCs w:val="22"/>
@@ -4484,47 +4270,7 @@
                     <w:sz w:val="22"/>
                     <w:szCs w:val="22"/>
                   </w:rPr>
-                  <w:t xml:space="preserve">Front. </w:t>
-                </w:r>
-                <w:proofErr w:type="spellStart"/>
-                <w:r>
-                  <w:rPr>
-                    <w:i/>
-                    <w:iCs/>
-                    <w:sz w:val="22"/>
-                    <w:szCs w:val="22"/>
-                  </w:rPr>
-                  <w:t>Artif</w:t>
-                </w:r>
-                <w:proofErr w:type="spellEnd"/>
-                <w:r>
-                  <w:rPr>
-                    <w:i/>
-                    <w:iCs/>
-                    <w:sz w:val="22"/>
-                    <w:szCs w:val="22"/>
-                  </w:rPr>
-                  <w:t xml:space="preserve">. </w:t>
-                </w:r>
-                <w:proofErr w:type="spellStart"/>
-                <w:r>
-                  <w:rPr>
-                    <w:i/>
-                    <w:iCs/>
-                    <w:sz w:val="22"/>
-                    <w:szCs w:val="22"/>
-                  </w:rPr>
-                  <w:t>Intell</w:t>
-                </w:r>
-                <w:proofErr w:type="spellEnd"/>
-                <w:r>
-                  <w:rPr>
-                    <w:i/>
-                    <w:iCs/>
-                    <w:sz w:val="22"/>
-                    <w:szCs w:val="22"/>
-                  </w:rPr>
-                  <w:t>.</w:t>
+                  <w:t>Front. Artif. Intell.</w:t>
                 </w:r>
               </w:p>
             </w:tc>
@@ -4550,7 +4296,7 @@
                 <w:pPr>
                   <w:pStyle w:val="NormalWeb"/>
                   <w:spacing w:line="360" w:lineRule="auto"/>
-                  <w:jc w:val="both"/>
+                  <w:jc w:val="center"/>
                   <w:rPr>
                     <w:sz w:val="22"/>
                     <w:szCs w:val="22"/>
@@ -4587,7 +4333,7 @@
                 <w:pPr>
                   <w:pStyle w:val="NormalWeb"/>
                   <w:spacing w:line="360" w:lineRule="auto"/>
-                  <w:jc w:val="both"/>
+                  <w:jc w:val="center"/>
                   <w:rPr>
                     <w:sz w:val="22"/>
                     <w:szCs w:val="22"/>
@@ -4624,7 +4370,7 @@
                 <w:pPr>
                   <w:pStyle w:val="NormalWeb"/>
                   <w:spacing w:line="360" w:lineRule="auto"/>
-                  <w:jc w:val="both"/>
+                  <w:jc w:val="center"/>
                   <w:rPr>
                     <w:sz w:val="22"/>
                     <w:szCs w:val="22"/>
@@ -4666,7 +4412,7 @@
                 <w:pPr>
                   <w:pStyle w:val="NormalWeb"/>
                   <w:spacing w:line="360" w:lineRule="auto"/>
-                  <w:jc w:val="both"/>
+                  <w:jc w:val="center"/>
                   <w:rPr>
                     <w:sz w:val="22"/>
                     <w:szCs w:val="22"/>
@@ -4703,7 +4449,7 @@
                 <w:pPr>
                   <w:pStyle w:val="NormalWeb"/>
                   <w:spacing w:line="360" w:lineRule="auto"/>
-                  <w:jc w:val="both"/>
+                  <w:jc w:val="center"/>
                   <w:rPr>
                     <w:sz w:val="22"/>
                     <w:szCs w:val="22"/>
@@ -4740,7 +4486,7 @@
                 <w:pPr>
                   <w:pStyle w:val="NormalWeb"/>
                   <w:spacing w:line="360" w:lineRule="auto"/>
-                  <w:jc w:val="both"/>
+                  <w:jc w:val="center"/>
                   <w:rPr>
                     <w:sz w:val="22"/>
                     <w:szCs w:val="22"/>
@@ -4779,7 +4525,7 @@
                 <w:pPr>
                   <w:pStyle w:val="NormalWeb"/>
                   <w:spacing w:line="360" w:lineRule="auto"/>
-                  <w:jc w:val="both"/>
+                  <w:jc w:val="center"/>
                   <w:rPr>
                     <w:sz w:val="22"/>
                     <w:szCs w:val="22"/>
@@ -4816,7 +4562,7 @@
                 <w:pPr>
                   <w:pStyle w:val="NormalWeb"/>
                   <w:spacing w:line="360" w:lineRule="auto"/>
-                  <w:jc w:val="both"/>
+                  <w:jc w:val="center"/>
                   <w:rPr>
                     <w:sz w:val="22"/>
                     <w:szCs w:val="22"/>
@@ -4827,23 +4573,7 @@
                     <w:sz w:val="22"/>
                     <w:szCs w:val="22"/>
                   </w:rPr>
-                  <w:t xml:space="preserve">Combined Zero-Shot sentiment with LSTM and </w:t>
-                </w:r>
-                <w:proofErr w:type="spellStart"/>
-                <w:r>
-                  <w:rPr>
-                    <w:sz w:val="22"/>
-                    <w:szCs w:val="22"/>
-                  </w:rPr>
-                  <w:t>XGBoost</w:t>
-                </w:r>
-                <w:proofErr w:type="spellEnd"/>
-                <w:r>
-                  <w:rPr>
-                    <w:sz w:val="22"/>
-                    <w:szCs w:val="22"/>
-                  </w:rPr>
-                  <w:t>.</w:t>
+                  <w:t>Combined Zero-Shot sentiment with LSTM and XGBoost.</w:t>
                 </w:r>
               </w:p>
             </w:tc>
@@ -4869,7 +4599,7 @@
                 <w:pPr>
                   <w:pStyle w:val="NormalWeb"/>
                   <w:spacing w:line="360" w:lineRule="auto"/>
-                  <w:jc w:val="both"/>
+                  <w:jc w:val="center"/>
                   <w:rPr>
                     <w:sz w:val="22"/>
                     <w:szCs w:val="22"/>
@@ -4937,24 +4667,24 @@
             <w:jc w:val="both"/>
             <w:rPr>
               <w:b/>
-              <w:sz w:val="32"/>
-              <w:szCs w:val="32"/>
-            </w:rPr>
-          </w:pPr>
-          <w:r>
-            <w:rPr>
-              <w:b/>
               <w:sz w:val="36"/>
               <w:szCs w:val="36"/>
             </w:rPr>
-            <w:t xml:space="preserve">                                        </w:t>
-          </w:r>
+          </w:pPr>
           <w:r>
             <w:rPr>
               <w:b/>
               <w:sz w:val="36"/>
               <w:szCs w:val="36"/>
             </w:rPr>
+            <w:t xml:space="preserve">                                        </w:t>
+          </w:r>
+          <w:r>
+            <w:rPr>
+              <w:b/>
+              <w:sz w:val="36"/>
+              <w:szCs w:val="36"/>
+            </w:rPr>
             <w:t xml:space="preserve">        </w:t>
           </w:r>
           <w:r>
@@ -4963,7 +4693,15 @@
               <w:sz w:val="32"/>
               <w:szCs w:val="32"/>
             </w:rPr>
-            <w:t xml:space="preserve"> 4</w:t>
+            <w:t xml:space="preserve"> </w:t>
+          </w:r>
+          <w:r>
+            <w:rPr>
+              <w:b/>
+              <w:sz w:val="36"/>
+              <w:szCs w:val="36"/>
+            </w:rPr>
+            <w:t>4</w:t>
           </w:r>
         </w:p>
         <w:p>
@@ -4992,18 +4730,8 @@
               <w:sz w:val="36"/>
               <w:szCs w:val="36"/>
             </w:rPr>
-            <w:t xml:space="preserve">roposed </w:t>
-          </w:r>
-          <w:proofErr w:type="gramStart"/>
-          <w:r>
-            <w:rPr>
-              <w:b/>
-              <w:sz w:val="36"/>
-              <w:szCs w:val="36"/>
-            </w:rPr>
-            <w:t>Model :</w:t>
-          </w:r>
-          <w:proofErr w:type="gramEnd"/>
+            <w:t>roposed Model :</w:t>
+          </w:r>
         </w:p>
         <w:p>
           <w:pPr>
@@ -5011,11 +4739,17 @@
             <w:spacing w:line="360" w:lineRule="auto"/>
             <w:jc w:val="both"/>
             <w:rPr>
-              <w:b/>
-              <w:sz w:val="36"/>
-              <w:szCs w:val="36"/>
-            </w:rPr>
-          </w:pPr>
+              <w:sz w:val="32"/>
+              <w:szCs w:val="32"/>
+            </w:rPr>
+          </w:pPr>
+          <w:r>
+            <w:rPr>
+              <w:sz w:val="32"/>
+              <w:szCs w:val="32"/>
+            </w:rPr>
+            <w:t>The proposed system FinSight AI is designed as a web-based financial advisory platform that assists retail investors in analyzing stock market information and making informed investment decisions. The system allows users to interact through a conversational interface where queries related to stocks, SIP investments, and IPO opportunities can be submitted.</w:t>
+          </w:r>
         </w:p>
         <w:p>
           <w:pPr>
@@ -5023,10 +4757,154 @@
             <w:spacing w:line="360" w:lineRule="auto"/>
             <w:jc w:val="both"/>
             <w:rPr>
-              <w:b/>
-              <w:bCs/>
-              <w:sz w:val="32"/>
-              <w:szCs w:val="32"/>
+              <w:sz w:val="32"/>
+              <w:szCs w:val="32"/>
+            </w:rPr>
+          </w:pPr>
+          <w:r>
+            <w:rPr>
+              <w:sz w:val="32"/>
+              <w:szCs w:val="32"/>
+            </w:rPr>
+            <w:t>The backend server processes user requests and gathers relevant market information from multiple data sources such as stock price APIs and financial news feeds. Technical indicators such as moving averages and relative strength index (RSI) are used to analyze market trends and generate basic buy, sell, or hold signals. In addition, sentiment analysis is performed on financial news to understand the overall market mood.</w:t>
+          </w:r>
+        </w:p>
+        <w:p>
+          <w:pPr>
+            <w:pStyle w:val="NormalWeb"/>
+            <w:spacing w:line="360" w:lineRule="auto"/>
+            <w:jc w:val="both"/>
+            <w:rPr>
+              <w:sz w:val="32"/>
+              <w:szCs w:val="32"/>
+            </w:rPr>
+          </w:pPr>
+          <w:r>
+            <w:rPr>
+              <w:sz w:val="32"/>
+              <w:szCs w:val="32"/>
+            </w:rPr>
+            <w:t>The system integrates a Large Language Model (Gemini 1.5 Flash) to interpret the collected data and generate clear, human-readable insights. To improve response accuracy, a vector database (ChromaDB) stores financial documents such as prospectuses and regulatory guidelines, which are retrieved and used as additional context when generating responses.</w:t>
+          </w:r>
+        </w:p>
+        <w:p>
+          <w:pPr>
+            <w:pStyle w:val="NormalWeb"/>
+            <w:spacing w:line="360" w:lineRule="auto"/>
+            <w:jc w:val="both"/>
+            <w:rPr>
+              <w:sz w:val="32"/>
+              <w:szCs w:val="32"/>
+            </w:rPr>
+          </w:pPr>
+          <w:r>
+            <w:rPr>
+              <w:sz w:val="32"/>
+              <w:szCs w:val="32"/>
+            </w:rPr>
+            <w:t>The platform also includes a paper trading module that allows users to simulate stock transactions using virtual funds, enabling them to test investment strategies without financial risk. By combining real-time market data, sentiment analysis, and AI-based reasoning, the proposed model aims to provide accessible and intelligent investment assistance for retail investors.</w:t>
+          </w:r>
+        </w:p>
+        <w:p>
+          <w:pPr>
+            <w:pStyle w:val="NormalWeb"/>
+            <w:spacing w:line="360" w:lineRule="auto"/>
+            <w:jc w:val="both"/>
+            <w:rPr>
+              <w:b/>
+              <w:bCs/>
+              <w:sz w:val="32"/>
+              <w:szCs w:val="32"/>
+            </w:rPr>
+          </w:pPr>
+        </w:p>
+        <w:p>
+          <w:pPr>
+            <w:spacing w:line="360" w:lineRule="auto"/>
+            <w:jc w:val="both"/>
+            <w:rPr>
+              <w:rFonts w:ascii="Times New Roman" w:eastAsia="Times New Roman" w:hAnsi="Times New Roman" w:cs="Times New Roman"/>
+              <w:b/>
+              <w:bCs/>
+              <w:sz w:val="32"/>
+              <w:szCs w:val="32"/>
+            </w:rPr>
+          </w:pPr>
+          <w:r>
+            <w:rPr>
+              <w:rFonts w:ascii="Times New Roman" w:eastAsia="Times New Roman" w:hAnsi="Times New Roman" w:cs="Times New Roman"/>
+              <w:b/>
+              <w:bCs/>
+              <w:sz w:val="32"/>
+              <w:szCs w:val="32"/>
+            </w:rPr>
+            <w:t xml:space="preserve">                                                          </w:t>
+          </w:r>
+          <w:r>
+            <w:rPr>
+              <w:rFonts w:ascii="Times New Roman" w:eastAsia="Times New Roman" w:hAnsi="Times New Roman" w:cs="Times New Roman"/>
+              <w:b/>
+              <w:bCs/>
+              <w:sz w:val="36"/>
+              <w:szCs w:val="36"/>
+            </w:rPr>
+            <w:t>5</w:t>
+          </w:r>
+        </w:p>
+        <w:p>
+          <w:pPr>
+            <w:spacing w:line="360" w:lineRule="auto"/>
+            <w:jc w:val="both"/>
+            <w:rPr>
+              <w:rFonts w:ascii="Times New Roman" w:eastAsia="Times New Roman" w:hAnsi="Times New Roman" w:cs="Times New Roman"/>
+              <w:b/>
+              <w:bCs/>
+              <w:sz w:val="36"/>
+              <w:szCs w:val="36"/>
+            </w:rPr>
+          </w:pPr>
+          <w:r>
+            <w:rPr>
+              <w:rFonts w:ascii="Times New Roman" w:eastAsia="Times New Roman" w:hAnsi="Times New Roman" w:cs="Times New Roman"/>
+              <w:b/>
+              <w:bCs/>
+              <w:sz w:val="36"/>
+              <w:szCs w:val="36"/>
+            </w:rPr>
+            <w:lastRenderedPageBreak/>
+            <w:t xml:space="preserve">System Design and </w:t>
+          </w:r>
+          <w:r>
+            <w:rPr>
+              <w:rFonts w:ascii="Times New Roman" w:eastAsia="Times New Roman" w:hAnsi="Times New Roman" w:cs="Times New Roman"/>
+              <w:b/>
+              <w:bCs/>
+              <w:sz w:val="36"/>
+              <w:szCs w:val="36"/>
+            </w:rPr>
+            <w:t>Architectur</w:t>
+          </w:r>
+          <w:r>
+            <w:rPr>
+              <w:rFonts w:ascii="Times New Roman" w:eastAsia="Times New Roman" w:hAnsi="Times New Roman" w:cs="Times New Roman"/>
+              <w:b/>
+              <w:bCs/>
+              <w:sz w:val="36"/>
+              <w:szCs w:val="36"/>
+            </w:rPr>
+            <w:t>e  :</w:t>
+          </w:r>
+        </w:p>
+        <w:p>
+          <w:pPr>
+            <w:spacing w:line="360" w:lineRule="auto"/>
+            <w:jc w:val="both"/>
+            <w:rPr>
+              <w:rFonts w:ascii="Times New Roman" w:eastAsia="Times New Roman" w:hAnsi="Times New Roman" w:cs="Times New Roman"/>
+              <w:b/>
+              <w:bCs/>
+              <w:sz w:val="36"/>
+              <w:szCs w:val="36"/>
             </w:rPr>
           </w:pPr>
           <w:r>
@@ -5035,10 +4913,10 @@
               <w:noProof/>
             </w:rPr>
             <w:drawing>
-              <wp:inline distT="0" distB="0" distL="0" distR="0" wp14:anchorId="758C2204" wp14:editId="1B3D45E6">
+              <wp:inline distT="0" distB="0" distL="0" distR="0" wp14:anchorId="1A17A4AD" wp14:editId="18154A5B">
                 <wp:extent cx="6268720" cy="2582333"/>
                 <wp:effectExtent l="0" t="0" r="0" b="8890"/>
-                <wp:docPr id="408250686" name="Picture 3"/>
+                <wp:docPr id="583989477" name="Picture 3"/>
                 <wp:cNvGraphicFramePr>
                   <a:graphicFrameLocks xmlns:a="http://schemas.openxmlformats.org/drawingml/2006/main" noChangeAspect="1"/>
                 </wp:cNvGraphicFramePr>
@@ -5079,560 +4957,9 @@
         </w:p>
         <w:p>
           <w:pPr>
-            <w:spacing w:line="360" w:lineRule="auto"/>
-            <w:jc w:val="both"/>
-            <w:rPr>
-              <w:rFonts w:ascii="Times New Roman" w:eastAsia="Times New Roman" w:hAnsi="Times New Roman" w:cs="Times New Roman"/>
-              <w:b/>
-              <w:bCs/>
-              <w:sz w:val="32"/>
-              <w:szCs w:val="32"/>
-            </w:rPr>
-          </w:pPr>
-          <w:r>
-            <w:rPr>
-              <w:rFonts w:ascii="Times New Roman" w:eastAsia="Times New Roman" w:hAnsi="Times New Roman" w:cs="Times New Roman"/>
-              <w:b/>
-              <w:bCs/>
-              <w:sz w:val="32"/>
-              <w:szCs w:val="32"/>
-            </w:rPr>
-            <w:t>1. Presentation Layer (Top Layer - What the User Sees)</w:t>
-          </w:r>
-        </w:p>
-        <w:p>
-          <w:pPr>
             <w:numPr>
               <w:ilvl w:val="0"/>
-              <w:numId w:val="8"/>
-            </w:numPr>
-            <w:spacing w:line="360" w:lineRule="auto"/>
-            <w:jc w:val="both"/>
-            <w:rPr>
-              <w:rFonts w:ascii="Times New Roman" w:eastAsia="Times New Roman" w:hAnsi="Times New Roman" w:cs="Times New Roman"/>
-              <w:sz w:val="32"/>
-              <w:szCs w:val="32"/>
-            </w:rPr>
-          </w:pPr>
-          <w:r>
-            <w:rPr>
-              <w:rFonts w:ascii="Times New Roman" w:eastAsia="Times New Roman" w:hAnsi="Times New Roman" w:cs="Times New Roman"/>
-              <w:sz w:val="32"/>
-              <w:szCs w:val="32"/>
-            </w:rPr>
-            <w:t xml:space="preserve">Component 1: A box </w:t>
-          </w:r>
-          <w:proofErr w:type="spellStart"/>
-          <w:r>
-            <w:rPr>
-              <w:rFonts w:ascii="Times New Roman" w:eastAsia="Times New Roman" w:hAnsi="Times New Roman" w:cs="Times New Roman"/>
-              <w:sz w:val="32"/>
-              <w:szCs w:val="32"/>
-            </w:rPr>
-            <w:t>labeled</w:t>
-          </w:r>
-          <w:proofErr w:type="spellEnd"/>
-          <w:r>
-            <w:rPr>
-              <w:rFonts w:ascii="Times New Roman" w:eastAsia="Times New Roman" w:hAnsi="Times New Roman" w:cs="Times New Roman"/>
-              <w:sz w:val="32"/>
-              <w:szCs w:val="32"/>
-            </w:rPr>
-            <w:t xml:space="preserve"> "React.js Web Application".</w:t>
-          </w:r>
-        </w:p>
-        <w:p>
-          <w:pPr>
-            <w:numPr>
-              <w:ilvl w:val="1"/>
-              <w:numId w:val="8"/>
-            </w:numPr>
-            <w:spacing w:line="360" w:lineRule="auto"/>
-            <w:jc w:val="both"/>
-            <w:rPr>
-              <w:rFonts w:ascii="Times New Roman" w:eastAsia="Times New Roman" w:hAnsi="Times New Roman" w:cs="Times New Roman"/>
-              <w:b/>
-              <w:bCs/>
-              <w:sz w:val="32"/>
-              <w:szCs w:val="32"/>
-            </w:rPr>
-          </w:pPr>
-          <w:r>
-            <w:rPr>
-              <w:rFonts w:ascii="Times New Roman" w:eastAsia="Times New Roman" w:hAnsi="Times New Roman" w:cs="Times New Roman"/>
-              <w:i/>
-              <w:iCs/>
-              <w:sz w:val="32"/>
-              <w:szCs w:val="32"/>
-            </w:rPr>
-            <w:t>Sub-elements within this box:</w:t>
-          </w:r>
-          <w:r>
-            <w:rPr>
-              <w:rFonts w:ascii="Times New Roman" w:eastAsia="Times New Roman" w:hAnsi="Times New Roman" w:cs="Times New Roman"/>
-              <w:sz w:val="32"/>
-              <w:szCs w:val="32"/>
-            </w:rPr>
-            <w:t xml:space="preserve"> User Dashboard (Stock Charts), Conversational Chat Interface, Paper Trading Portfolio View.</w:t>
-          </w:r>
-        </w:p>
-        <w:p>
-          <w:pPr>
-            <w:numPr>
-              <w:ilvl w:val="0"/>
-              <w:numId w:val="8"/>
-            </w:numPr>
-            <w:spacing w:line="360" w:lineRule="auto"/>
-            <w:jc w:val="both"/>
-            <w:rPr>
-              <w:rFonts w:ascii="Times New Roman" w:eastAsia="Times New Roman" w:hAnsi="Times New Roman" w:cs="Times New Roman"/>
-              <w:sz w:val="32"/>
-              <w:szCs w:val="32"/>
-            </w:rPr>
-          </w:pPr>
-          <w:r>
-            <w:rPr>
-              <w:rFonts w:ascii="Times New Roman" w:eastAsia="Times New Roman" w:hAnsi="Times New Roman" w:cs="Times New Roman"/>
-              <w:sz w:val="32"/>
-              <w:szCs w:val="32"/>
-            </w:rPr>
-            <w:t xml:space="preserve">Data Flow: A double-headed arrow </w:t>
-          </w:r>
-          <w:proofErr w:type="spellStart"/>
-          <w:r>
-            <w:rPr>
-              <w:rFonts w:ascii="Times New Roman" w:eastAsia="Times New Roman" w:hAnsi="Times New Roman" w:cs="Times New Roman"/>
-              <w:sz w:val="32"/>
-              <w:szCs w:val="32"/>
-            </w:rPr>
-            <w:t>labeled</w:t>
-          </w:r>
-          <w:proofErr w:type="spellEnd"/>
-          <w:r>
-            <w:rPr>
-              <w:rFonts w:ascii="Times New Roman" w:eastAsia="Times New Roman" w:hAnsi="Times New Roman" w:cs="Times New Roman"/>
-              <w:sz w:val="32"/>
-              <w:szCs w:val="32"/>
-            </w:rPr>
-            <w:t xml:space="preserve"> "HTTPS / JSON" connecting down to the next layer.</w:t>
-          </w:r>
-          <w:r>
-            <w:rPr>
-              <w:rFonts w:ascii="Times New Roman" w:eastAsia="Times New Roman" w:hAnsi="Times New Roman" w:cs="Times New Roman"/>
-              <w:sz w:val="32"/>
-              <w:szCs w:val="32"/>
-            </w:rPr>
-            <w:t xml:space="preserve">          </w:t>
-          </w:r>
-        </w:p>
-        <w:p>
-          <w:pPr>
-            <w:spacing w:line="360" w:lineRule="auto"/>
-            <w:jc w:val="both"/>
-            <w:rPr>
-              <w:rFonts w:ascii="Times New Roman" w:eastAsia="Times New Roman" w:hAnsi="Times New Roman" w:cs="Times New Roman"/>
-              <w:b/>
-              <w:bCs/>
-              <w:sz w:val="32"/>
-              <w:szCs w:val="32"/>
-            </w:rPr>
-          </w:pPr>
-          <w:r>
-            <w:rPr>
-              <w:rFonts w:ascii="Times New Roman" w:eastAsia="Times New Roman" w:hAnsi="Times New Roman" w:cs="Times New Roman"/>
-              <w:b/>
-              <w:bCs/>
-              <w:sz w:val="32"/>
-              <w:szCs w:val="32"/>
-            </w:rPr>
-            <w:t>2. Service Layer (Second Layer - The "Brain")</w:t>
-          </w:r>
-        </w:p>
-        <w:p>
-          <w:pPr>
-            <w:numPr>
-              <w:ilvl w:val="0"/>
-              <w:numId w:val="9"/>
-            </w:numPr>
-            <w:spacing w:line="360" w:lineRule="auto"/>
-            <w:jc w:val="both"/>
-            <w:rPr>
-              <w:rFonts w:ascii="Times New Roman" w:eastAsia="Times New Roman" w:hAnsi="Times New Roman" w:cs="Times New Roman"/>
-              <w:sz w:val="32"/>
-              <w:szCs w:val="32"/>
-            </w:rPr>
-          </w:pPr>
-          <w:r>
-            <w:rPr>
-              <w:rFonts w:ascii="Times New Roman" w:eastAsia="Times New Roman" w:hAnsi="Times New Roman" w:cs="Times New Roman"/>
-              <w:sz w:val="32"/>
-              <w:szCs w:val="32"/>
-            </w:rPr>
-            <w:t xml:space="preserve">Component 1: A large box </w:t>
-          </w:r>
-          <w:proofErr w:type="spellStart"/>
-          <w:r>
-            <w:rPr>
-              <w:rFonts w:ascii="Times New Roman" w:eastAsia="Times New Roman" w:hAnsi="Times New Roman" w:cs="Times New Roman"/>
-              <w:sz w:val="32"/>
-              <w:szCs w:val="32"/>
-            </w:rPr>
-            <w:t>labeled</w:t>
-          </w:r>
-          <w:proofErr w:type="spellEnd"/>
-          <w:r>
-            <w:rPr>
-              <w:rFonts w:ascii="Times New Roman" w:eastAsia="Times New Roman" w:hAnsi="Times New Roman" w:cs="Times New Roman"/>
-              <w:sz w:val="32"/>
-              <w:szCs w:val="32"/>
-            </w:rPr>
-            <w:t xml:space="preserve"> "</w:t>
-          </w:r>
-          <w:proofErr w:type="spellStart"/>
-          <w:r>
-            <w:rPr>
-              <w:rFonts w:ascii="Times New Roman" w:eastAsia="Times New Roman" w:hAnsi="Times New Roman" w:cs="Times New Roman"/>
-              <w:sz w:val="32"/>
-              <w:szCs w:val="32"/>
-            </w:rPr>
-            <w:t>FastAPI</w:t>
-          </w:r>
-          <w:proofErr w:type="spellEnd"/>
-          <w:r>
-            <w:rPr>
-              <w:rFonts w:ascii="Times New Roman" w:eastAsia="Times New Roman" w:hAnsi="Times New Roman" w:cs="Times New Roman"/>
-              <w:sz w:val="32"/>
-              <w:szCs w:val="32"/>
-            </w:rPr>
-            <w:t xml:space="preserve"> Backend Server (Python)".</w:t>
-          </w:r>
-        </w:p>
-        <w:p>
-          <w:pPr>
-            <w:numPr>
-              <w:ilvl w:val="1"/>
-              <w:numId w:val="9"/>
-            </w:numPr>
-            <w:spacing w:line="360" w:lineRule="auto"/>
-            <w:jc w:val="both"/>
-            <w:rPr>
-              <w:rFonts w:ascii="Times New Roman" w:eastAsia="Times New Roman" w:hAnsi="Times New Roman" w:cs="Times New Roman"/>
-              <w:sz w:val="32"/>
-              <w:szCs w:val="32"/>
-            </w:rPr>
-          </w:pPr>
-          <w:r>
-            <w:rPr>
-              <w:rFonts w:ascii="Times New Roman" w:eastAsia="Times New Roman" w:hAnsi="Times New Roman" w:cs="Times New Roman"/>
-              <w:i/>
-              <w:iCs/>
-              <w:sz w:val="32"/>
-              <w:szCs w:val="32"/>
-            </w:rPr>
-            <w:t>Sub-elements within this box (Key Agents):</w:t>
-          </w:r>
-        </w:p>
-        <w:p>
-          <w:pPr>
-            <w:numPr>
-              <w:ilvl w:val="2"/>
-              <w:numId w:val="9"/>
-            </w:numPr>
-            <w:spacing w:line="360" w:lineRule="auto"/>
-            <w:jc w:val="both"/>
-            <w:rPr>
-              <w:rFonts w:ascii="Times New Roman" w:eastAsia="Times New Roman" w:hAnsi="Times New Roman" w:cs="Times New Roman"/>
-              <w:b/>
-              <w:bCs/>
-              <w:sz w:val="32"/>
-              <w:szCs w:val="32"/>
-            </w:rPr>
-          </w:pPr>
-          <w:r>
-            <w:rPr>
-              <w:rFonts w:ascii="Times New Roman" w:eastAsia="Times New Roman" w:hAnsi="Times New Roman" w:cs="Times New Roman"/>
-              <w:sz w:val="32"/>
-              <w:szCs w:val="32"/>
-            </w:rPr>
-            <w:t>Orchestrator Agent: The central coordinator that decides what data is needed.</w:t>
-          </w:r>
-        </w:p>
-        <w:p>
-          <w:pPr>
-            <w:spacing w:line="360" w:lineRule="auto"/>
-            <w:jc w:val="both"/>
-            <w:rPr>
-              <w:rFonts w:ascii="Times New Roman" w:eastAsia="Times New Roman" w:hAnsi="Times New Roman" w:cs="Times New Roman"/>
-              <w:b/>
-              <w:bCs/>
-              <w:sz w:val="32"/>
-              <w:szCs w:val="32"/>
-            </w:rPr>
-          </w:pPr>
-        </w:p>
-        <w:p>
-          <w:pPr>
-            <w:spacing w:line="360" w:lineRule="auto"/>
-            <w:ind w:left="2160"/>
-            <w:jc w:val="both"/>
-            <w:rPr>
-              <w:rFonts w:ascii="Times New Roman" w:eastAsia="Times New Roman" w:hAnsi="Times New Roman" w:cs="Times New Roman"/>
-              <w:b/>
-              <w:bCs/>
-              <w:sz w:val="32"/>
-              <w:szCs w:val="32"/>
-            </w:rPr>
-          </w:pPr>
-          <w:r>
-            <w:rPr>
-              <w:rFonts w:ascii="Times New Roman" w:eastAsia="Times New Roman" w:hAnsi="Times New Roman" w:cs="Times New Roman"/>
-              <w:sz w:val="32"/>
-              <w:szCs w:val="32"/>
-            </w:rPr>
-            <w:t xml:space="preserve">                              </w:t>
-          </w:r>
-          <w:r>
-            <w:rPr>
-              <w:rFonts w:ascii="Times New Roman" w:eastAsia="Times New Roman" w:hAnsi="Times New Roman" w:cs="Times New Roman"/>
-              <w:b/>
-              <w:bCs/>
-              <w:sz w:val="32"/>
-              <w:szCs w:val="32"/>
-            </w:rPr>
-            <w:t>5</w:t>
-          </w:r>
-        </w:p>
-        <w:p>
-          <w:pPr>
-            <w:numPr>
-              <w:ilvl w:val="2"/>
-              <w:numId w:val="9"/>
-            </w:numPr>
-            <w:spacing w:line="360" w:lineRule="auto"/>
-            <w:jc w:val="both"/>
-            <w:rPr>
-              <w:rFonts w:ascii="Times New Roman" w:eastAsia="Times New Roman" w:hAnsi="Times New Roman" w:cs="Times New Roman"/>
-              <w:sz w:val="32"/>
-              <w:szCs w:val="32"/>
-            </w:rPr>
-          </w:pPr>
-          <w:r>
-            <w:rPr>
-              <w:rFonts w:ascii="Times New Roman" w:eastAsia="Times New Roman" w:hAnsi="Times New Roman" w:cs="Times New Roman"/>
-              <w:sz w:val="32"/>
-              <w:szCs w:val="32"/>
-            </w:rPr>
-            <w:lastRenderedPageBreak/>
-            <w:t>Recommendation Engine: Logic to combine sentiment and technical data into signals (SIP/Buy/Sell).</w:t>
-          </w:r>
-        </w:p>
-        <w:p>
-          <w:pPr>
-            <w:numPr>
-              <w:ilvl w:val="2"/>
-              <w:numId w:val="9"/>
-            </w:numPr>
-            <w:spacing w:line="360" w:lineRule="auto"/>
-            <w:jc w:val="both"/>
-            <w:rPr>
-              <w:rFonts w:ascii="Times New Roman" w:eastAsia="Times New Roman" w:hAnsi="Times New Roman" w:cs="Times New Roman"/>
-              <w:sz w:val="32"/>
-              <w:szCs w:val="32"/>
-            </w:rPr>
-          </w:pPr>
-          <w:r>
-            <w:rPr>
-              <w:rFonts w:ascii="Times New Roman" w:eastAsia="Times New Roman" w:hAnsi="Times New Roman" w:cs="Times New Roman"/>
-              <w:sz w:val="32"/>
-              <w:szCs w:val="32"/>
-            </w:rPr>
-            <w:t>Paper Trading Module: Handles virtual transactions using SQLite.</w:t>
-          </w:r>
-        </w:p>
-        <w:p>
-          <w:pPr>
-            <w:numPr>
-              <w:ilvl w:val="0"/>
-              <w:numId w:val="9"/>
-            </w:numPr>
-            <w:spacing w:line="360" w:lineRule="auto"/>
-            <w:jc w:val="both"/>
-            <w:rPr>
-              <w:rFonts w:ascii="Times New Roman" w:eastAsia="Times New Roman" w:hAnsi="Times New Roman" w:cs="Times New Roman"/>
-              <w:sz w:val="32"/>
-              <w:szCs w:val="32"/>
-            </w:rPr>
-          </w:pPr>
-          <w:r>
-            <w:rPr>
-              <w:rFonts w:ascii="Times New Roman" w:eastAsia="Times New Roman" w:hAnsi="Times New Roman" w:cs="Times New Roman"/>
-              <w:sz w:val="32"/>
-              <w:szCs w:val="32"/>
-            </w:rPr>
-            <w:t>Data Flow: Arrows pointing from the Orchestrator to the "LLM &amp; RAG Layer" below it.</w:t>
-          </w:r>
-        </w:p>
-        <w:p>
-          <w:pPr>
-            <w:spacing w:line="360" w:lineRule="auto"/>
-            <w:jc w:val="both"/>
-            <w:rPr>
-              <w:rFonts w:ascii="Times New Roman" w:eastAsia="Times New Roman" w:hAnsi="Times New Roman" w:cs="Times New Roman"/>
-              <w:b/>
-              <w:bCs/>
-              <w:sz w:val="32"/>
-              <w:szCs w:val="32"/>
-            </w:rPr>
-          </w:pPr>
-          <w:r>
-            <w:rPr>
-              <w:rFonts w:ascii="Times New Roman" w:eastAsia="Times New Roman" w:hAnsi="Times New Roman" w:cs="Times New Roman"/>
-              <w:b/>
-              <w:bCs/>
-              <w:sz w:val="32"/>
-              <w:szCs w:val="32"/>
-            </w:rPr>
-            <w:t>3. LLM &amp; RAG Layer (Third Layer - The "Reasoning")</w:t>
-          </w:r>
-        </w:p>
-        <w:p>
-          <w:pPr>
-            <w:numPr>
-              <w:ilvl w:val="0"/>
-              <w:numId w:val="10"/>
-            </w:numPr>
-            <w:spacing w:line="360" w:lineRule="auto"/>
-            <w:jc w:val="both"/>
-            <w:rPr>
-              <w:rFonts w:ascii="Times New Roman" w:eastAsia="Times New Roman" w:hAnsi="Times New Roman" w:cs="Times New Roman"/>
-              <w:sz w:val="32"/>
-              <w:szCs w:val="32"/>
-            </w:rPr>
-          </w:pPr>
-          <w:r>
-            <w:rPr>
-              <w:rFonts w:ascii="Times New Roman" w:eastAsia="Times New Roman" w:hAnsi="Times New Roman" w:cs="Times New Roman"/>
-              <w:sz w:val="32"/>
-              <w:szCs w:val="32"/>
-            </w:rPr>
-            <w:t xml:space="preserve">Component 1: A box </w:t>
-          </w:r>
-          <w:proofErr w:type="spellStart"/>
-          <w:r>
-            <w:rPr>
-              <w:rFonts w:ascii="Times New Roman" w:eastAsia="Times New Roman" w:hAnsi="Times New Roman" w:cs="Times New Roman"/>
-              <w:sz w:val="32"/>
-              <w:szCs w:val="32"/>
-            </w:rPr>
-            <w:t>labeled</w:t>
-          </w:r>
-          <w:proofErr w:type="spellEnd"/>
-          <w:r>
-            <w:rPr>
-              <w:rFonts w:ascii="Times New Roman" w:eastAsia="Times New Roman" w:hAnsi="Times New Roman" w:cs="Times New Roman"/>
-              <w:sz w:val="32"/>
-              <w:szCs w:val="32"/>
-            </w:rPr>
-            <w:t xml:space="preserve"> "Gemini 1.5 Flash API" (The core inference engine).</w:t>
-          </w:r>
-        </w:p>
-        <w:p>
-          <w:pPr>
-            <w:numPr>
-              <w:ilvl w:val="0"/>
-              <w:numId w:val="10"/>
-            </w:numPr>
-            <w:spacing w:line="360" w:lineRule="auto"/>
-            <w:jc w:val="both"/>
-            <w:rPr>
-              <w:rFonts w:ascii="Times New Roman" w:eastAsia="Times New Roman" w:hAnsi="Times New Roman" w:cs="Times New Roman"/>
-              <w:sz w:val="32"/>
-              <w:szCs w:val="32"/>
-            </w:rPr>
-          </w:pPr>
-          <w:r>
-            <w:rPr>
-              <w:rFonts w:ascii="Times New Roman" w:eastAsia="Times New Roman" w:hAnsi="Times New Roman" w:cs="Times New Roman"/>
-              <w:sz w:val="32"/>
-              <w:szCs w:val="32"/>
-            </w:rPr>
-            <w:t xml:space="preserve">Component 2: A box </w:t>
-          </w:r>
-          <w:proofErr w:type="spellStart"/>
-          <w:r>
-            <w:rPr>
-              <w:rFonts w:ascii="Times New Roman" w:eastAsia="Times New Roman" w:hAnsi="Times New Roman" w:cs="Times New Roman"/>
-              <w:sz w:val="32"/>
-              <w:szCs w:val="32"/>
-            </w:rPr>
-            <w:t>labeled</w:t>
-          </w:r>
-          <w:proofErr w:type="spellEnd"/>
-          <w:r>
-            <w:rPr>
-              <w:rFonts w:ascii="Times New Roman" w:eastAsia="Times New Roman" w:hAnsi="Times New Roman" w:cs="Times New Roman"/>
-              <w:sz w:val="32"/>
-              <w:szCs w:val="32"/>
-            </w:rPr>
-            <w:t xml:space="preserve"> "Vector Database (</w:t>
-          </w:r>
-          <w:proofErr w:type="spellStart"/>
-          <w:r>
-            <w:rPr>
-              <w:rFonts w:ascii="Times New Roman" w:eastAsia="Times New Roman" w:hAnsi="Times New Roman" w:cs="Times New Roman"/>
-              <w:sz w:val="32"/>
-              <w:szCs w:val="32"/>
-            </w:rPr>
-            <w:t>ChromaDB</w:t>
-          </w:r>
-          <w:proofErr w:type="spellEnd"/>
-          <w:r>
-            <w:rPr>
-              <w:rFonts w:ascii="Times New Roman" w:eastAsia="Times New Roman" w:hAnsi="Times New Roman" w:cs="Times New Roman"/>
-              <w:sz w:val="32"/>
-              <w:szCs w:val="32"/>
-            </w:rPr>
-            <w:t>)".</w:t>
-          </w:r>
-        </w:p>
-        <w:p>
-          <w:pPr>
-            <w:numPr>
-              <w:ilvl w:val="1"/>
-              <w:numId w:val="10"/>
-            </w:numPr>
-            <w:spacing w:line="360" w:lineRule="auto"/>
-            <w:jc w:val="both"/>
-            <w:rPr>
-              <w:rFonts w:ascii="Times New Roman" w:eastAsia="Times New Roman" w:hAnsi="Times New Roman" w:cs="Times New Roman"/>
-              <w:sz w:val="32"/>
-              <w:szCs w:val="32"/>
-            </w:rPr>
-          </w:pPr>
-          <w:r>
-            <w:rPr>
-              <w:rFonts w:ascii="Times New Roman" w:eastAsia="Times New Roman" w:hAnsi="Times New Roman" w:cs="Times New Roman"/>
-              <w:i/>
-              <w:iCs/>
-              <w:sz w:val="32"/>
-              <w:szCs w:val="32"/>
-            </w:rPr>
-            <w:t>Content within this box:</w:t>
-          </w:r>
-          <w:r>
-            <w:rPr>
-              <w:rFonts w:ascii="Times New Roman" w:eastAsia="Times New Roman" w:hAnsi="Times New Roman" w:cs="Times New Roman"/>
-              <w:sz w:val="32"/>
-              <w:szCs w:val="32"/>
-            </w:rPr>
-            <w:t xml:space="preserve"> DRHP Prospectuses, Financial Documents, SEBI Circulars (as Embeddings).</w:t>
-          </w:r>
-        </w:p>
-        <w:p>
-          <w:pPr>
-            <w:numPr>
-              <w:ilvl w:val="0"/>
-              <w:numId w:val="10"/>
+              <w:numId w:val="11"/>
             </w:numPr>
             <w:spacing w:line="360" w:lineRule="auto"/>
             <w:ind w:left="360"/>
@@ -5648,87 +4975,72 @@
           <w:r>
             <w:rPr>
               <w:rFonts w:ascii="Times New Roman" w:eastAsia="Times New Roman" w:hAnsi="Times New Roman" w:cs="Times New Roman"/>
-              <w:sz w:val="32"/>
-              <w:szCs w:val="32"/>
-            </w:rPr>
-            <w:t xml:space="preserve">Data Flow: An arrow </w:t>
-          </w:r>
-          <w:proofErr w:type="spellStart"/>
-          <w:r>
-            <w:rPr>
-              <w:rFonts w:ascii="Times New Roman" w:eastAsia="Times New Roman" w:hAnsi="Times New Roman" w:cs="Times New Roman"/>
-              <w:sz w:val="32"/>
-              <w:szCs w:val="32"/>
-            </w:rPr>
-            <w:t>labeled</w:t>
-          </w:r>
-          <w:proofErr w:type="spellEnd"/>
-          <w:r>
-            <w:rPr>
-              <w:rFonts w:ascii="Times New Roman" w:eastAsia="Times New Roman" w:hAnsi="Times New Roman" w:cs="Times New Roman"/>
-              <w:sz w:val="32"/>
-              <w:szCs w:val="32"/>
-            </w:rPr>
-            <w:t xml:space="preserve"> "Augmented Context" pointing from </w:t>
-          </w:r>
-          <w:proofErr w:type="spellStart"/>
-          <w:r>
-            <w:rPr>
-              <w:rFonts w:ascii="Times New Roman" w:eastAsia="Times New Roman" w:hAnsi="Times New Roman" w:cs="Times New Roman"/>
-              <w:sz w:val="32"/>
-              <w:szCs w:val="32"/>
-            </w:rPr>
-            <w:t>ChromaDB</w:t>
-          </w:r>
-          <w:proofErr w:type="spellEnd"/>
-          <w:r>
-            <w:rPr>
-              <w:rFonts w:ascii="Times New Roman" w:eastAsia="Times New Roman" w:hAnsi="Times New Roman" w:cs="Times New Roman"/>
-              <w:sz w:val="32"/>
-              <w:szCs w:val="32"/>
-            </w:rPr>
-            <w:t xml:space="preserve"> </w:t>
-          </w:r>
-          <w:r>
-            <w:rPr>
-              <w:rFonts w:ascii="Times New Roman" w:eastAsia="Times New Roman" w:hAnsi="Times New Roman" w:cs="Times New Roman"/>
-              <w:i/>
-              <w:iCs/>
-              <w:sz w:val="32"/>
-              <w:szCs w:val="32"/>
-            </w:rPr>
-            <w:t>to</w:t>
-          </w:r>
-          <w:r>
-            <w:rPr>
-              <w:rFonts w:ascii="Times New Roman" w:eastAsia="Times New Roman" w:hAnsi="Times New Roman" w:cs="Times New Roman"/>
-              <w:sz w:val="32"/>
-              <w:szCs w:val="32"/>
-            </w:rPr>
-            <w:t xml:space="preserve"> Gemini. Gemini then sends reasoned text back up to the </w:t>
-          </w:r>
-          <w:proofErr w:type="spellStart"/>
-          <w:r>
-            <w:rPr>
-              <w:rFonts w:ascii="Times New Roman" w:eastAsia="Times New Roman" w:hAnsi="Times New Roman" w:cs="Times New Roman"/>
-              <w:sz w:val="32"/>
-              <w:szCs w:val="32"/>
-            </w:rPr>
-            <w:t>FastAPI</w:t>
-          </w:r>
-          <w:proofErr w:type="spellEnd"/>
-          <w:r>
-            <w:rPr>
-              <w:rFonts w:ascii="Times New Roman" w:eastAsia="Times New Roman" w:hAnsi="Times New Roman" w:cs="Times New Roman"/>
-              <w:sz w:val="32"/>
-              <w:szCs w:val="32"/>
-            </w:rPr>
-            <w:t xml:space="preserve"> layer.</w:t>
+              <w:b/>
+              <w:bCs/>
+              <w:sz w:val="32"/>
+              <w:szCs w:val="32"/>
+            </w:rPr>
+            <w:t>FinSight AI</w:t>
+          </w:r>
+          <w:r>
+            <w:rPr>
+              <w:rFonts w:ascii="Times New Roman" w:eastAsia="Times New Roman" w:hAnsi="Times New Roman" w:cs="Times New Roman"/>
+              <w:sz w:val="32"/>
+              <w:szCs w:val="32"/>
+            </w:rPr>
+            <w:t xml:space="preserve"> follows a </w:t>
+          </w:r>
+          <w:r>
+            <w:rPr>
+              <w:rFonts w:ascii="Times New Roman" w:eastAsia="Times New Roman" w:hAnsi="Times New Roman" w:cs="Times New Roman"/>
+              <w:b/>
+              <w:bCs/>
+              <w:sz w:val="32"/>
+              <w:szCs w:val="32"/>
+            </w:rPr>
+            <w:t>Decoupled Three-Tier Architecture</w:t>
+          </w:r>
+          <w:r>
+            <w:rPr>
+              <w:rFonts w:ascii="Times New Roman" w:eastAsia="Times New Roman" w:hAnsi="Times New Roman" w:cs="Times New Roman"/>
+              <w:sz w:val="32"/>
+              <w:szCs w:val="32"/>
+            </w:rPr>
+            <w:t xml:space="preserve"> integrated with a </w:t>
+          </w:r>
+          <w:r>
+            <w:rPr>
+              <w:rFonts w:ascii="Times New Roman" w:eastAsia="Times New Roman" w:hAnsi="Times New Roman" w:cs="Times New Roman"/>
+              <w:b/>
+              <w:bCs/>
+              <w:sz w:val="32"/>
+              <w:szCs w:val="32"/>
+            </w:rPr>
+            <w:t>Multi-Agent RAG (Retrieval-Augmented Generation)</w:t>
+          </w:r>
+          <w:r>
+            <w:rPr>
+              <w:rFonts w:ascii="Times New Roman" w:eastAsia="Times New Roman" w:hAnsi="Times New Roman" w:cs="Times New Roman"/>
+              <w:sz w:val="32"/>
+              <w:szCs w:val="32"/>
+            </w:rPr>
+            <w:t xml:space="preserve"> framework. </w:t>
+          </w:r>
+          <w:r>
+            <w:rPr>
+              <w:rFonts w:ascii="Times New Roman" w:eastAsia="Times New Roman" w:hAnsi="Times New Roman" w:cs="Times New Roman"/>
+              <w:b/>
+              <w:bCs/>
+              <w:sz w:val="32"/>
+              <w:szCs w:val="32"/>
+            </w:rPr>
+            <w:t>1. System Layers &amp; Components</w:t>
           </w:r>
         </w:p>
         <w:p>
           <w:pPr>
             <w:spacing w:line="360" w:lineRule="auto"/>
+            <w:ind w:left="360"/>
             <w:jc w:val="both"/>
             <w:rPr>
               <w:rFonts w:ascii="Times New Roman" w:eastAsia="Times New Roman" w:hAnsi="Times New Roman" w:cs="Times New Roman"/>
@@ -5746,7 +5058,7 @@
               <w:sz w:val="32"/>
               <w:szCs w:val="32"/>
             </w:rPr>
-            <w:t>4. Data Ingestion Layer (Bottom Layer - The "Eyes")</w:t>
+            <w:t>A. Presentation Layer (Frontend)</w:t>
           </w:r>
         </w:p>
         <w:p>
@@ -5759,71 +5071,37 @@
             <w:jc w:val="both"/>
             <w:rPr>
               <w:rFonts w:ascii="Times New Roman" w:eastAsia="Times New Roman" w:hAnsi="Times New Roman" w:cs="Times New Roman"/>
-              <w:sz w:val="32"/>
-              <w:szCs w:val="32"/>
-            </w:rPr>
-          </w:pPr>
-          <w:r>
-            <w:rPr>
-              <w:rFonts w:ascii="Times New Roman" w:eastAsia="Times New Roman" w:hAnsi="Times New Roman" w:cs="Times New Roman"/>
-              <w:sz w:val="32"/>
-              <w:szCs w:val="32"/>
-            </w:rPr>
-            <w:t xml:space="preserve">Component 1 (Quant Data): A circle/cylinder </w:t>
-          </w:r>
-          <w:proofErr w:type="spellStart"/>
-          <w:r>
-            <w:rPr>
-              <w:rFonts w:ascii="Times New Roman" w:eastAsia="Times New Roman" w:hAnsi="Times New Roman" w:cs="Times New Roman"/>
-              <w:sz w:val="32"/>
-              <w:szCs w:val="32"/>
-            </w:rPr>
-            <w:t>labeled</w:t>
-          </w:r>
-          <w:proofErr w:type="spellEnd"/>
-          <w:r>
-            <w:rPr>
-              <w:rFonts w:ascii="Times New Roman" w:eastAsia="Times New Roman" w:hAnsi="Times New Roman" w:cs="Times New Roman"/>
-              <w:sz w:val="32"/>
-              <w:szCs w:val="32"/>
-            </w:rPr>
-            <w:t xml:space="preserve"> "</w:t>
-          </w:r>
-          <w:proofErr w:type="spellStart"/>
-          <w:r>
-            <w:rPr>
-              <w:rFonts w:ascii="Times New Roman" w:eastAsia="Times New Roman" w:hAnsi="Times New Roman" w:cs="Times New Roman"/>
-              <w:sz w:val="32"/>
-              <w:szCs w:val="32"/>
-            </w:rPr>
-            <w:t>yfinance</w:t>
-          </w:r>
-          <w:proofErr w:type="spellEnd"/>
-          <w:r>
-            <w:rPr>
-              <w:rFonts w:ascii="Times New Roman" w:eastAsia="Times New Roman" w:hAnsi="Times New Roman" w:cs="Times New Roman"/>
-              <w:sz w:val="32"/>
-              <w:szCs w:val="32"/>
-            </w:rPr>
-            <w:t xml:space="preserve"> API" and "</w:t>
-          </w:r>
-          <w:proofErr w:type="spellStart"/>
-          <w:r>
-            <w:rPr>
-              <w:rFonts w:ascii="Times New Roman" w:eastAsia="Times New Roman" w:hAnsi="Times New Roman" w:cs="Times New Roman"/>
-              <w:sz w:val="32"/>
-              <w:szCs w:val="32"/>
-            </w:rPr>
-            <w:t>nsepython</w:t>
-          </w:r>
-          <w:proofErr w:type="spellEnd"/>
-          <w:r>
-            <w:rPr>
-              <w:rFonts w:ascii="Times New Roman" w:eastAsia="Times New Roman" w:hAnsi="Times New Roman" w:cs="Times New Roman"/>
-              <w:sz w:val="32"/>
-              <w:szCs w:val="32"/>
-            </w:rPr>
-            <w:t xml:space="preserve"> Scraper" (Real-time Equity Prices, NIFTY 50).</w:t>
+              <w:b/>
+              <w:bCs/>
+              <w:sz w:val="32"/>
+              <w:szCs w:val="32"/>
+            </w:rPr>
+          </w:pPr>
+          <w:r>
+            <w:rPr>
+              <w:rFonts w:ascii="Times New Roman" w:eastAsia="Times New Roman" w:hAnsi="Times New Roman" w:cs="Times New Roman"/>
+              <w:sz w:val="32"/>
+              <w:szCs w:val="32"/>
+            </w:rPr>
+            <w:t xml:space="preserve">Built with </w:t>
+          </w:r>
+          <w:r>
+            <w:rPr>
+              <w:rFonts w:ascii="Times New Roman" w:eastAsia="Times New Roman" w:hAnsi="Times New Roman" w:cs="Times New Roman"/>
+              <w:b/>
+              <w:bCs/>
+              <w:sz w:val="32"/>
+              <w:szCs w:val="32"/>
+            </w:rPr>
+            <w:t>React.js</w:t>
+          </w:r>
+          <w:r>
+            <w:rPr>
+              <w:rFonts w:ascii="Times New Roman" w:eastAsia="Times New Roman" w:hAnsi="Times New Roman" w:cs="Times New Roman"/>
+              <w:sz w:val="32"/>
+              <w:szCs w:val="32"/>
+            </w:rPr>
+            <w:t>, this layer manages the user experience and state. It is designed to be lightweight, delegating all heavy computations to the backend.</w:t>
           </w:r>
         </w:p>
         <w:p>
@@ -5836,157 +5114,44 @@
             <w:jc w:val="both"/>
             <w:rPr>
               <w:rFonts w:ascii="Times New Roman" w:eastAsia="Times New Roman" w:hAnsi="Times New Roman" w:cs="Times New Roman"/>
-              <w:b/>
-              <w:bCs/>
-              <w:sz w:val="32"/>
-              <w:szCs w:val="32"/>
-            </w:rPr>
-          </w:pPr>
-          <w:r>
-            <w:rPr>
-              <w:rFonts w:ascii="Times New Roman" w:eastAsia="Times New Roman" w:hAnsi="Times New Roman" w:cs="Times New Roman"/>
-              <w:sz w:val="32"/>
-              <w:szCs w:val="32"/>
-            </w:rPr>
-            <w:t xml:space="preserve">Component 2 (Qualitative Data): A circle/cylinder </w:t>
-          </w:r>
-          <w:proofErr w:type="spellStart"/>
-          <w:r>
-            <w:rPr>
-              <w:rFonts w:ascii="Times New Roman" w:eastAsia="Times New Roman" w:hAnsi="Times New Roman" w:cs="Times New Roman"/>
-              <w:sz w:val="32"/>
-              <w:szCs w:val="32"/>
-            </w:rPr>
-            <w:t>labeled</w:t>
-          </w:r>
-          <w:proofErr w:type="spellEnd"/>
-          <w:r>
-            <w:rPr>
-              <w:rFonts w:ascii="Times New Roman" w:eastAsia="Times New Roman" w:hAnsi="Times New Roman" w:cs="Times New Roman"/>
-              <w:sz w:val="32"/>
-              <w:szCs w:val="32"/>
-            </w:rPr>
-            <w:t xml:space="preserve"> "Reddit API (PRAW)" and "Chittorgarh Scraper" (Sentiment from r/</w:t>
-          </w:r>
-          <w:proofErr w:type="spellStart"/>
-          <w:r>
-            <w:rPr>
-              <w:rFonts w:ascii="Times New Roman" w:eastAsia="Times New Roman" w:hAnsi="Times New Roman" w:cs="Times New Roman"/>
-              <w:sz w:val="32"/>
-              <w:szCs w:val="32"/>
-            </w:rPr>
-            <w:t>IndiaInvestments</w:t>
-          </w:r>
-          <w:proofErr w:type="spellEnd"/>
-          <w:r>
-            <w:rPr>
-              <w:rFonts w:ascii="Times New Roman" w:eastAsia="Times New Roman" w:hAnsi="Times New Roman" w:cs="Times New Roman"/>
-              <w:sz w:val="32"/>
-              <w:szCs w:val="32"/>
-            </w:rPr>
-            <w:t>, IPO GMP).</w:t>
-          </w:r>
-        </w:p>
-        <w:p>
-          <w:pPr>
-            <w:spacing w:line="360" w:lineRule="auto"/>
-            <w:jc w:val="both"/>
-            <w:rPr>
-              <w:rFonts w:ascii="Times New Roman" w:eastAsia="Times New Roman" w:hAnsi="Times New Roman" w:cs="Times New Roman"/>
-              <w:sz w:val="32"/>
-              <w:szCs w:val="32"/>
-            </w:rPr>
-          </w:pPr>
-        </w:p>
-        <w:p>
-          <w:pPr>
-            <w:spacing w:line="360" w:lineRule="auto"/>
-            <w:jc w:val="both"/>
-            <w:rPr>
-              <w:rFonts w:ascii="Times New Roman" w:eastAsia="Times New Roman" w:hAnsi="Times New Roman" w:cs="Times New Roman"/>
-              <w:b/>
-              <w:bCs/>
-              <w:sz w:val="32"/>
-              <w:szCs w:val="32"/>
-            </w:rPr>
-          </w:pPr>
-          <w:r>
-            <w:rPr>
-              <w:rFonts w:ascii="Times New Roman" w:eastAsia="Times New Roman" w:hAnsi="Times New Roman" w:cs="Times New Roman"/>
-              <w:sz w:val="32"/>
-              <w:szCs w:val="32"/>
-            </w:rPr>
-            <w:t xml:space="preserve">                                                          </w:t>
-          </w:r>
-          <w:r>
-            <w:rPr>
-              <w:rFonts w:ascii="Times New Roman" w:eastAsia="Times New Roman" w:hAnsi="Times New Roman" w:cs="Times New Roman"/>
-              <w:b/>
-              <w:bCs/>
-              <w:sz w:val="32"/>
-              <w:szCs w:val="32"/>
-            </w:rPr>
-            <w:t>6</w:t>
-          </w:r>
-        </w:p>
-        <w:p>
-          <w:pPr>
-            <w:spacing w:line="360" w:lineRule="auto"/>
-            <w:ind w:left="720"/>
-            <w:jc w:val="both"/>
-            <w:rPr>
-              <w:rFonts w:ascii="Times New Roman" w:eastAsia="Times New Roman" w:hAnsi="Times New Roman" w:cs="Times New Roman"/>
-              <w:b/>
-              <w:bCs/>
-              <w:sz w:val="32"/>
-              <w:szCs w:val="32"/>
-            </w:rPr>
-          </w:pPr>
-        </w:p>
-        <w:p>
-          <w:pPr>
-            <w:spacing w:line="360" w:lineRule="auto"/>
-            <w:jc w:val="both"/>
-            <w:rPr>
-              <w:rFonts w:ascii="Times New Roman" w:eastAsia="Times New Roman" w:hAnsi="Times New Roman" w:cs="Times New Roman"/>
-              <w:b/>
-              <w:bCs/>
-              <w:sz w:val="36"/>
-              <w:szCs w:val="36"/>
-            </w:rPr>
-          </w:pPr>
-          <w:r>
-            <w:rPr>
-              <w:rFonts w:ascii="Times New Roman" w:eastAsia="Times New Roman" w:hAnsi="Times New Roman" w:cs="Times New Roman"/>
-              <w:b/>
-              <w:bCs/>
-              <w:sz w:val="36"/>
-              <w:szCs w:val="36"/>
-            </w:rPr>
-            <w:t xml:space="preserve">System Design and </w:t>
-          </w:r>
-          <w:proofErr w:type="gramStart"/>
-          <w:r>
-            <w:rPr>
-              <w:rFonts w:ascii="Times New Roman" w:eastAsia="Times New Roman" w:hAnsi="Times New Roman" w:cs="Times New Roman"/>
-              <w:b/>
-              <w:bCs/>
-              <w:sz w:val="36"/>
-              <w:szCs w:val="36"/>
-            </w:rPr>
-            <w:t>Architectur</w:t>
-          </w:r>
-          <w:r>
-            <w:rPr>
-              <w:rFonts w:ascii="Times New Roman" w:eastAsia="Times New Roman" w:hAnsi="Times New Roman" w:cs="Times New Roman"/>
-              <w:b/>
-              <w:bCs/>
-              <w:sz w:val="36"/>
-              <w:szCs w:val="36"/>
-            </w:rPr>
-            <w:t>e  :</w:t>
-          </w:r>
-          <w:proofErr w:type="gramEnd"/>
+              <w:sz w:val="32"/>
+              <w:szCs w:val="32"/>
+            </w:rPr>
+          </w:pPr>
+          <w:r>
+            <w:rPr>
+              <w:rFonts w:ascii="Times New Roman" w:eastAsia="Times New Roman" w:hAnsi="Times New Roman" w:cs="Times New Roman"/>
+              <w:b/>
+              <w:bCs/>
+              <w:sz w:val="32"/>
+              <w:szCs w:val="32"/>
+            </w:rPr>
+            <w:t>Live Dashboard:</w:t>
+          </w:r>
+          <w:r>
+            <w:rPr>
+              <w:rFonts w:ascii="Times New Roman" w:eastAsia="Times New Roman" w:hAnsi="Times New Roman" w:cs="Times New Roman"/>
+              <w:sz w:val="32"/>
+              <w:szCs w:val="32"/>
+            </w:rPr>
+            <w:t xml:space="preserve"> Visualizes real-time stock trends using high-performance charting libraries</w:t>
+          </w:r>
+          <w:r>
+            <w:rPr>
+              <w:rFonts w:ascii="Times New Roman" w:eastAsia="Times New Roman" w:hAnsi="Times New Roman" w:cs="Times New Roman"/>
+              <w:sz w:val="32"/>
+              <w:szCs w:val="32"/>
+            </w:rPr>
+            <w:t>.</w:t>
+          </w:r>
+          <w:r>
+            <w:rPr>
+              <w:rFonts w:ascii="Times New Roman" w:eastAsia="Times New Roman" w:hAnsi="Times New Roman" w:cs="Times New Roman"/>
+              <w:sz w:val="32"/>
+              <w:szCs w:val="32"/>
+            </w:rPr>
+            <w:t xml:space="preserve"> </w:t>
+          </w:r>
         </w:p>
         <w:p>
           <w:pPr>
@@ -5998,133 +5163,29 @@
             <w:jc w:val="both"/>
             <w:rPr>
               <w:rFonts w:ascii="Times New Roman" w:eastAsia="Times New Roman" w:hAnsi="Times New Roman" w:cs="Times New Roman"/>
-              <w:sz w:val="32"/>
-              <w:szCs w:val="32"/>
-            </w:rPr>
-          </w:pPr>
-          <w:proofErr w:type="spellStart"/>
-          <w:r>
-            <w:rPr>
-              <w:rFonts w:ascii="Times New Roman" w:eastAsia="Times New Roman" w:hAnsi="Times New Roman" w:cs="Times New Roman"/>
-              <w:b/>
-              <w:bCs/>
-              <w:sz w:val="32"/>
-              <w:szCs w:val="32"/>
-            </w:rPr>
-            <w:t>FinSight</w:t>
-          </w:r>
-          <w:proofErr w:type="spellEnd"/>
-          <w:r>
-            <w:rPr>
-              <w:rFonts w:ascii="Times New Roman" w:eastAsia="Times New Roman" w:hAnsi="Times New Roman" w:cs="Times New Roman"/>
-              <w:b/>
-              <w:bCs/>
-              <w:sz w:val="32"/>
-              <w:szCs w:val="32"/>
-            </w:rPr>
-            <w:t xml:space="preserve"> AI</w:t>
-          </w:r>
-          <w:r>
-            <w:rPr>
-              <w:rFonts w:ascii="Times New Roman" w:eastAsia="Times New Roman" w:hAnsi="Times New Roman" w:cs="Times New Roman"/>
-              <w:sz w:val="32"/>
-              <w:szCs w:val="32"/>
-            </w:rPr>
-            <w:t xml:space="preserve"> follows a </w:t>
-          </w:r>
-          <w:r>
-            <w:rPr>
-              <w:rFonts w:ascii="Times New Roman" w:eastAsia="Times New Roman" w:hAnsi="Times New Roman" w:cs="Times New Roman"/>
-              <w:b/>
-              <w:bCs/>
-              <w:sz w:val="32"/>
-              <w:szCs w:val="32"/>
-            </w:rPr>
-            <w:t>Decoupled Three-Tier Architecture</w:t>
-          </w:r>
-          <w:r>
-            <w:rPr>
-              <w:rFonts w:ascii="Times New Roman" w:eastAsia="Times New Roman" w:hAnsi="Times New Roman" w:cs="Times New Roman"/>
-              <w:sz w:val="32"/>
-              <w:szCs w:val="32"/>
-            </w:rPr>
-            <w:t xml:space="preserve"> integrated with a </w:t>
-          </w:r>
-          <w:r>
-            <w:rPr>
-              <w:rFonts w:ascii="Times New Roman" w:eastAsia="Times New Roman" w:hAnsi="Times New Roman" w:cs="Times New Roman"/>
-              <w:b/>
-              <w:bCs/>
-              <w:sz w:val="32"/>
-              <w:szCs w:val="32"/>
-            </w:rPr>
-            <w:t>Multi-Agent RAG (Retrieval-Augmented Generation)</w:t>
-          </w:r>
-          <w:r>
-            <w:rPr>
-              <w:rFonts w:ascii="Times New Roman" w:eastAsia="Times New Roman" w:hAnsi="Times New Roman" w:cs="Times New Roman"/>
-              <w:sz w:val="32"/>
-              <w:szCs w:val="32"/>
-            </w:rPr>
-            <w:t xml:space="preserve"> framework. This design ensures separation of concerns between the user interface, backend logic, and the high-latency AI/Data ingestion processes.</w:t>
-          </w:r>
-        </w:p>
-        <w:p>
-          <w:pPr>
-            <w:spacing w:line="360" w:lineRule="auto"/>
-            <w:ind w:left="360"/>
-            <w:jc w:val="both"/>
-            <w:rPr>
-              <w:rFonts w:ascii="Times New Roman" w:eastAsia="Times New Roman" w:hAnsi="Times New Roman" w:cs="Times New Roman"/>
-              <w:b/>
-              <w:bCs/>
-              <w:sz w:val="32"/>
-              <w:szCs w:val="32"/>
-            </w:rPr>
-          </w:pPr>
-          <w:r>
-            <w:rPr>
-              <w:rFonts w:ascii="Times New Roman" w:eastAsia="Times New Roman" w:hAnsi="Times New Roman" w:cs="Times New Roman"/>
-              <w:b/>
-              <w:bCs/>
-              <w:sz w:val="32"/>
-              <w:szCs w:val="32"/>
-            </w:rPr>
-            <w:t>1</w:t>
-          </w:r>
-          <w:r>
-            <w:rPr>
-              <w:rFonts w:ascii="Times New Roman" w:eastAsia="Times New Roman" w:hAnsi="Times New Roman" w:cs="Times New Roman"/>
-              <w:b/>
-              <w:bCs/>
-              <w:sz w:val="32"/>
-              <w:szCs w:val="32"/>
-            </w:rPr>
-            <w:t>. System Layers &amp; Components</w:t>
-          </w:r>
-        </w:p>
-        <w:p>
-          <w:pPr>
-            <w:spacing w:line="360" w:lineRule="auto"/>
-            <w:ind w:left="360"/>
-            <w:jc w:val="both"/>
-            <w:rPr>
-              <w:rFonts w:ascii="Times New Roman" w:eastAsia="Times New Roman" w:hAnsi="Times New Roman" w:cs="Times New Roman"/>
-              <w:b/>
-              <w:bCs/>
-              <w:sz w:val="32"/>
-              <w:szCs w:val="32"/>
-            </w:rPr>
-          </w:pPr>
-          <w:r>
-            <w:rPr>
-              <w:rFonts w:ascii="Times New Roman" w:eastAsia="Times New Roman" w:hAnsi="Times New Roman" w:cs="Times New Roman"/>
-              <w:b/>
-              <w:bCs/>
-              <w:sz w:val="32"/>
-              <w:szCs w:val="32"/>
-            </w:rPr>
-            <w:t>A. Presentation Layer (Frontend)</w:t>
+              <w:b/>
+              <w:bCs/>
+              <w:sz w:val="32"/>
+              <w:szCs w:val="32"/>
+            </w:rPr>
+          </w:pPr>
+          <w:r>
+            <w:rPr>
+              <w:rFonts w:ascii="Times New Roman" w:eastAsia="Times New Roman" w:hAnsi="Times New Roman" w:cs="Times New Roman"/>
+              <w:b/>
+              <w:bCs/>
+              <w:sz w:val="32"/>
+              <w:szCs w:val="32"/>
+            </w:rPr>
+            <w:t>Conversational Interface:</w:t>
+          </w:r>
+          <w:r>
+            <w:rPr>
+              <w:rFonts w:ascii="Times New Roman" w:eastAsia="Times New Roman" w:hAnsi="Times New Roman" w:cs="Times New Roman"/>
+              <w:sz w:val="32"/>
+              <w:szCs w:val="32"/>
+            </w:rPr>
+            <w:t xml:space="preserve"> A chat-based UI that handles natural language queries and displays "Agentic Reasoning" steps to the user.</w:t>
           </w:r>
         </w:p>
         <w:p>
@@ -6137,37 +5198,94 @@
             <w:jc w:val="both"/>
             <w:rPr>
               <w:rFonts w:ascii="Times New Roman" w:eastAsia="Times New Roman" w:hAnsi="Times New Roman" w:cs="Times New Roman"/>
-              <w:b/>
-              <w:bCs/>
-              <w:sz w:val="32"/>
-              <w:szCs w:val="32"/>
-            </w:rPr>
-          </w:pPr>
-          <w:r>
-            <w:rPr>
-              <w:rFonts w:ascii="Times New Roman" w:eastAsia="Times New Roman" w:hAnsi="Times New Roman" w:cs="Times New Roman"/>
-              <w:sz w:val="32"/>
-              <w:szCs w:val="32"/>
-            </w:rPr>
-            <w:t xml:space="preserve">Built with </w:t>
-          </w:r>
-          <w:r>
-            <w:rPr>
-              <w:rFonts w:ascii="Times New Roman" w:eastAsia="Times New Roman" w:hAnsi="Times New Roman" w:cs="Times New Roman"/>
-              <w:b/>
-              <w:bCs/>
-              <w:sz w:val="32"/>
-              <w:szCs w:val="32"/>
-            </w:rPr>
-            <w:t>React.js</w:t>
-          </w:r>
-          <w:r>
-            <w:rPr>
-              <w:rFonts w:ascii="Times New Roman" w:eastAsia="Times New Roman" w:hAnsi="Times New Roman" w:cs="Times New Roman"/>
-              <w:sz w:val="32"/>
-              <w:szCs w:val="32"/>
-            </w:rPr>
-            <w:t>, this layer manages the user experience and state. It is designed to be lightweight, delegating all heavy computations to the backend.</w:t>
+              <w:sz w:val="32"/>
+              <w:szCs w:val="32"/>
+            </w:rPr>
+          </w:pPr>
+          <w:r>
+            <w:rPr>
+              <w:rFonts w:ascii="Times New Roman" w:eastAsia="Times New Roman" w:hAnsi="Times New Roman" w:cs="Times New Roman"/>
+              <w:b/>
+              <w:bCs/>
+              <w:sz w:val="32"/>
+              <w:szCs w:val="32"/>
+            </w:rPr>
+            <w:t>Paper Trading Module:</w:t>
+          </w:r>
+          <w:r>
+            <w:rPr>
+              <w:rFonts w:ascii="Times New Roman" w:eastAsia="Times New Roman" w:hAnsi="Times New Roman" w:cs="Times New Roman"/>
+              <w:sz w:val="32"/>
+              <w:szCs w:val="32"/>
+            </w:rPr>
+            <w:t xml:space="preserve"> A dedicated view for tracking virtual capital, portfolio performance, and historical "virtual" trades.</w:t>
+          </w:r>
+        </w:p>
+        <w:p>
+          <w:pPr>
+            <w:spacing w:line="360" w:lineRule="auto"/>
+            <w:jc w:val="both"/>
+            <w:rPr>
+              <w:rFonts w:ascii="Times New Roman" w:eastAsia="Times New Roman" w:hAnsi="Times New Roman" w:cs="Times New Roman"/>
+              <w:sz w:val="32"/>
+              <w:szCs w:val="32"/>
+            </w:rPr>
+          </w:pPr>
+        </w:p>
+        <w:p>
+          <w:pPr>
+            <w:spacing w:line="360" w:lineRule="auto"/>
+            <w:jc w:val="both"/>
+            <w:rPr>
+              <w:rFonts w:ascii="Times New Roman" w:eastAsia="Times New Roman" w:hAnsi="Times New Roman" w:cs="Times New Roman"/>
+              <w:b/>
+              <w:bCs/>
+              <w:sz w:val="36"/>
+              <w:szCs w:val="36"/>
+            </w:rPr>
+          </w:pPr>
+          <w:r>
+            <w:rPr>
+              <w:rFonts w:ascii="Times New Roman" w:eastAsia="Times New Roman" w:hAnsi="Times New Roman" w:cs="Times New Roman"/>
+              <w:sz w:val="32"/>
+              <w:szCs w:val="32"/>
+            </w:rPr>
+            <w:t xml:space="preserve">                                                         </w:t>
+          </w:r>
+          <w:r>
+            <w:rPr>
+              <w:rFonts w:ascii="Times New Roman" w:eastAsia="Times New Roman" w:hAnsi="Times New Roman" w:cs="Times New Roman"/>
+              <w:b/>
+              <w:bCs/>
+              <w:sz w:val="36"/>
+              <w:szCs w:val="36"/>
+            </w:rPr>
+            <w:t>6</w:t>
+          </w:r>
+        </w:p>
+        <w:p>
+          <w:pPr>
+            <w:spacing w:line="360" w:lineRule="auto"/>
+            <w:ind w:left="360"/>
+            <w:jc w:val="both"/>
+            <w:rPr>
+              <w:rFonts w:ascii="Times New Roman" w:eastAsia="Times New Roman" w:hAnsi="Times New Roman" w:cs="Times New Roman"/>
+              <w:b/>
+              <w:bCs/>
+              <w:sz w:val="32"/>
+              <w:szCs w:val="32"/>
+            </w:rPr>
+          </w:pPr>
+          <w:r>
+            <w:rPr>
+              <w:rFonts w:ascii="Times New Roman" w:eastAsia="Times New Roman" w:hAnsi="Times New Roman" w:cs="Times New Roman"/>
+              <w:b/>
+              <w:bCs/>
+              <w:sz w:val="32"/>
+              <w:szCs w:val="32"/>
+            </w:rPr>
+            <w:lastRenderedPageBreak/>
+            <w:t>B. Application Layer (Backend)</w:t>
           </w:r>
         </w:p>
         <w:p>
@@ -6180,45 +5298,37 @@
             <w:jc w:val="both"/>
             <w:rPr>
               <w:rFonts w:ascii="Times New Roman" w:eastAsia="Times New Roman" w:hAnsi="Times New Roman" w:cs="Times New Roman"/>
-              <w:sz w:val="32"/>
-              <w:szCs w:val="32"/>
-            </w:rPr>
-          </w:pPr>
-          <w:r>
-            <w:rPr>
-              <w:rFonts w:ascii="Times New Roman" w:eastAsia="Times New Roman" w:hAnsi="Times New Roman" w:cs="Times New Roman"/>
-              <w:b/>
-              <w:bCs/>
-              <w:sz w:val="32"/>
-              <w:szCs w:val="32"/>
-            </w:rPr>
-            <w:t>Live Dashboard:</w:t>
-          </w:r>
-          <w:r>
-            <w:rPr>
-              <w:rFonts w:ascii="Times New Roman" w:eastAsia="Times New Roman" w:hAnsi="Times New Roman" w:cs="Times New Roman"/>
-              <w:sz w:val="32"/>
-              <w:szCs w:val="32"/>
-            </w:rPr>
-            <w:t xml:space="preserve"> Visualizes real-time stock trends using high-performance charting libraries (e.g., </w:t>
-          </w:r>
-          <w:proofErr w:type="spellStart"/>
-          <w:r>
-            <w:rPr>
-              <w:rFonts w:ascii="Times New Roman" w:eastAsia="Times New Roman" w:hAnsi="Times New Roman" w:cs="Times New Roman"/>
-              <w:sz w:val="32"/>
-              <w:szCs w:val="32"/>
-            </w:rPr>
-            <w:t>ApexCharts</w:t>
-          </w:r>
-          <w:proofErr w:type="spellEnd"/>
-          <w:r>
-            <w:rPr>
-              <w:rFonts w:ascii="Times New Roman" w:eastAsia="Times New Roman" w:hAnsi="Times New Roman" w:cs="Times New Roman"/>
-              <w:sz w:val="32"/>
-              <w:szCs w:val="32"/>
-            </w:rPr>
-            <w:t xml:space="preserve"> or Recharts).</w:t>
+              <w:b/>
+              <w:bCs/>
+              <w:sz w:val="32"/>
+              <w:szCs w:val="32"/>
+            </w:rPr>
+          </w:pPr>
+          <w:r>
+            <w:rPr>
+              <w:rFonts w:ascii="Times New Roman" w:eastAsia="Times New Roman" w:hAnsi="Times New Roman" w:cs="Times New Roman"/>
+              <w:sz w:val="32"/>
+              <w:szCs w:val="32"/>
+            </w:rPr>
+            <w:t xml:space="preserve">The core logic resides in a </w:t>
+          </w:r>
+          <w:r>
+            <w:rPr>
+              <w:rFonts w:ascii="Times New Roman" w:eastAsia="Times New Roman" w:hAnsi="Times New Roman" w:cs="Times New Roman"/>
+              <w:b/>
+              <w:bCs/>
+              <w:sz w:val="32"/>
+              <w:szCs w:val="32"/>
+            </w:rPr>
+            <w:t>FastAPI</w:t>
+          </w:r>
+          <w:r>
+            <w:rPr>
+              <w:rFonts w:ascii="Times New Roman" w:eastAsia="Times New Roman" w:hAnsi="Times New Roman" w:cs="Times New Roman"/>
+              <w:sz w:val="32"/>
+              <w:szCs w:val="32"/>
+            </w:rPr>
+            <w:t xml:space="preserve"> server, chosen for its asynchronous capabilities which are critical for handling concurrent API calls to Gemini and NSE.</w:t>
           </w:r>
         </w:p>
         <w:p>
@@ -6231,29 +5341,27 @@
             <w:jc w:val="both"/>
             <w:rPr>
               <w:rFonts w:ascii="Times New Roman" w:eastAsia="Times New Roman" w:hAnsi="Times New Roman" w:cs="Times New Roman"/>
-              <w:b/>
-              <w:bCs/>
-              <w:sz w:val="32"/>
-              <w:szCs w:val="32"/>
-            </w:rPr>
-          </w:pPr>
-          <w:r>
-            <w:rPr>
-              <w:rFonts w:ascii="Times New Roman" w:eastAsia="Times New Roman" w:hAnsi="Times New Roman" w:cs="Times New Roman"/>
-              <w:b/>
-              <w:bCs/>
-              <w:sz w:val="32"/>
-              <w:szCs w:val="32"/>
-            </w:rPr>
-            <w:t>Conversational Interface:</w:t>
-          </w:r>
-          <w:r>
-            <w:rPr>
-              <w:rFonts w:ascii="Times New Roman" w:eastAsia="Times New Roman" w:hAnsi="Times New Roman" w:cs="Times New Roman"/>
-              <w:sz w:val="32"/>
-              <w:szCs w:val="32"/>
-            </w:rPr>
-            <w:t xml:space="preserve"> A chat-based UI that handles natural language queries and displays "Agentic Reasoning" steps to the user.</w:t>
+              <w:sz w:val="32"/>
+              <w:szCs w:val="32"/>
+            </w:rPr>
+          </w:pPr>
+          <w:r>
+            <w:rPr>
+              <w:rFonts w:ascii="Times New Roman" w:eastAsia="Times New Roman" w:hAnsi="Times New Roman" w:cs="Times New Roman"/>
+              <w:b/>
+              <w:bCs/>
+              <w:sz w:val="32"/>
+              <w:szCs w:val="32"/>
+            </w:rPr>
+            <w:t>Agentic Orchestrator:</w:t>
+          </w:r>
+          <w:r>
+            <w:rPr>
+              <w:rFonts w:ascii="Times New Roman" w:eastAsia="Times New Roman" w:hAnsi="Times New Roman" w:cs="Times New Roman"/>
+              <w:sz w:val="32"/>
+              <w:szCs w:val="32"/>
+            </w:rPr>
+            <w:t xml:space="preserve"> This is the "Brain" that coordinates between the user's intent and available tools. It decides whether to fetch live prices, scrape Reddit, or retrieve data from the Knowledge Base.</w:t>
           </w:r>
         </w:p>
         <w:p>
@@ -6278,39 +5386,15 @@
               <w:sz w:val="32"/>
               <w:szCs w:val="32"/>
             </w:rPr>
-            <w:t>Paper Trading Module:</w:t>
-          </w:r>
-          <w:r>
-            <w:rPr>
-              <w:rFonts w:ascii="Times New Roman" w:eastAsia="Times New Roman" w:hAnsi="Times New Roman" w:cs="Times New Roman"/>
-              <w:sz w:val="32"/>
-              <w:szCs w:val="32"/>
-            </w:rPr>
-            <w:t xml:space="preserve"> A dedicated view for tracking virtual capital, portfolio performance, and historical "virtual" trades.</w:t>
-          </w:r>
-        </w:p>
-        <w:p>
-          <w:pPr>
-            <w:spacing w:line="360" w:lineRule="auto"/>
-            <w:ind w:left="360"/>
-            <w:jc w:val="both"/>
-            <w:rPr>
-              <w:rFonts w:ascii="Times New Roman" w:eastAsia="Times New Roman" w:hAnsi="Times New Roman" w:cs="Times New Roman"/>
-              <w:b/>
-              <w:bCs/>
-              <w:sz w:val="32"/>
-              <w:szCs w:val="32"/>
-            </w:rPr>
-          </w:pPr>
-          <w:r>
-            <w:rPr>
-              <w:rFonts w:ascii="Times New Roman" w:eastAsia="Times New Roman" w:hAnsi="Times New Roman" w:cs="Times New Roman"/>
-              <w:b/>
-              <w:bCs/>
-              <w:sz w:val="32"/>
-              <w:szCs w:val="32"/>
-            </w:rPr>
-            <w:t>B. Application Layer (Backend)</w:t>
+            <w:t>Trading Logic Engine:</w:t>
+          </w:r>
+          <w:r>
+            <w:rPr>
+              <w:rFonts w:ascii="Times New Roman" w:eastAsia="Times New Roman" w:hAnsi="Times New Roman" w:cs="Times New Roman"/>
+              <w:sz w:val="32"/>
+              <w:szCs w:val="32"/>
+            </w:rPr>
+            <w:t xml:space="preserve"> Handles the mathematical simulation of paper trading, including profit/loss calculation and portfolio rebalancing.</w:t>
           </w:r>
         </w:p>
         <w:p>
@@ -6323,70 +5407,63 @@
             <w:jc w:val="both"/>
             <w:rPr>
               <w:rFonts w:ascii="Times New Roman" w:eastAsia="Times New Roman" w:hAnsi="Times New Roman" w:cs="Times New Roman"/>
-              <w:b/>
-              <w:bCs/>
-              <w:sz w:val="32"/>
-              <w:szCs w:val="32"/>
-            </w:rPr>
-          </w:pPr>
-          <w:r>
-            <w:rPr>
-              <w:rFonts w:ascii="Times New Roman" w:eastAsia="Times New Roman" w:hAnsi="Times New Roman" w:cs="Times New Roman"/>
-              <w:sz w:val="32"/>
-              <w:szCs w:val="32"/>
-            </w:rPr>
-            <w:t xml:space="preserve">The core logic resides in a </w:t>
-          </w:r>
-          <w:proofErr w:type="spellStart"/>
-          <w:r>
-            <w:rPr>
-              <w:rFonts w:ascii="Times New Roman" w:eastAsia="Times New Roman" w:hAnsi="Times New Roman" w:cs="Times New Roman"/>
-              <w:b/>
-              <w:bCs/>
-              <w:sz w:val="32"/>
-              <w:szCs w:val="32"/>
-            </w:rPr>
-            <w:t>FastAPI</w:t>
-          </w:r>
-          <w:proofErr w:type="spellEnd"/>
-          <w:r>
-            <w:rPr>
-              <w:rFonts w:ascii="Times New Roman" w:eastAsia="Times New Roman" w:hAnsi="Times New Roman" w:cs="Times New Roman"/>
-              <w:sz w:val="32"/>
-              <w:szCs w:val="32"/>
-            </w:rPr>
-            <w:t xml:space="preserve"> server, chosen for its asynchronous capabilities which are critical for handling concurrent API calls to Gemini and NSE.</w:t>
+              <w:sz w:val="32"/>
+              <w:szCs w:val="32"/>
+            </w:rPr>
+          </w:pPr>
+          <w:r>
+            <w:rPr>
+              <w:rFonts w:ascii="Times New Roman" w:eastAsia="Times New Roman" w:hAnsi="Times New Roman" w:cs="Times New Roman"/>
+              <w:b/>
+              <w:bCs/>
+              <w:sz w:val="32"/>
+              <w:szCs w:val="32"/>
+            </w:rPr>
+            <w:t>API Gateway:</w:t>
+          </w:r>
+          <w:r>
+            <w:rPr>
+              <w:rFonts w:ascii="Times New Roman" w:eastAsia="Times New Roman" w:hAnsi="Times New Roman" w:cs="Times New Roman"/>
+              <w:sz w:val="32"/>
+              <w:szCs w:val="32"/>
+            </w:rPr>
+            <w:t xml:space="preserve"> Manages secure communication between the React frontend and internal services.</w:t>
           </w:r>
         </w:p>
         <w:p>
           <w:pPr>
             <w:spacing w:line="360" w:lineRule="auto"/>
+            <w:ind w:left="720"/>
             <w:jc w:val="both"/>
             <w:rPr>
               <w:rFonts w:ascii="Times New Roman" w:eastAsia="Times New Roman" w:hAnsi="Times New Roman" w:cs="Times New Roman"/>
-              <w:b/>
-              <w:bCs/>
-              <w:sz w:val="32"/>
-              <w:szCs w:val="32"/>
-            </w:rPr>
-          </w:pPr>
-          <w:r>
-            <w:rPr>
-              <w:rFonts w:ascii="Times New Roman" w:eastAsia="Times New Roman" w:hAnsi="Times New Roman" w:cs="Times New Roman"/>
-              <w:sz w:val="32"/>
-              <w:szCs w:val="32"/>
-            </w:rPr>
-            <w:t xml:space="preserve">                                                          </w:t>
-          </w:r>
-          <w:r>
-            <w:rPr>
-              <w:rFonts w:ascii="Times New Roman" w:eastAsia="Times New Roman" w:hAnsi="Times New Roman" w:cs="Times New Roman"/>
-              <w:b/>
-              <w:bCs/>
-              <w:sz w:val="32"/>
-              <w:szCs w:val="32"/>
-            </w:rPr>
-            <w:t>7</w:t>
+              <w:sz w:val="32"/>
+              <w:szCs w:val="32"/>
+            </w:rPr>
+          </w:pPr>
+        </w:p>
+        <w:p>
+          <w:pPr>
+            <w:spacing w:line="360" w:lineRule="auto"/>
+            <w:ind w:left="360"/>
+            <w:jc w:val="both"/>
+            <w:rPr>
+              <w:rFonts w:ascii="Times New Roman" w:eastAsia="Times New Roman" w:hAnsi="Times New Roman" w:cs="Times New Roman"/>
+              <w:b/>
+              <w:bCs/>
+              <w:sz w:val="32"/>
+              <w:szCs w:val="32"/>
+            </w:rPr>
+          </w:pPr>
+          <w:r>
+            <w:rPr>
+              <w:rFonts w:ascii="Times New Roman" w:eastAsia="Times New Roman" w:hAnsi="Times New Roman" w:cs="Times New Roman"/>
+              <w:b/>
+              <w:bCs/>
+              <w:sz w:val="32"/>
+              <w:szCs w:val="32"/>
+            </w:rPr>
+            <w:t>C. Intelligence &amp; RAG Layer</w:t>
           </w:r>
         </w:p>
         <w:p>
@@ -6406,21 +5483,18 @@
           <w:r>
             <w:rPr>
               <w:rFonts w:ascii="Times New Roman" w:eastAsia="Times New Roman" w:hAnsi="Times New Roman" w:cs="Times New Roman"/>
-              <w:b/>
-              <w:bCs/>
-              <w:sz w:val="32"/>
-              <w:szCs w:val="32"/>
-            </w:rPr>
-            <w:lastRenderedPageBreak/>
-            <w:t>Agentic Orchestrator:</w:t>
-          </w:r>
-          <w:r>
-            <w:rPr>
-              <w:rFonts w:ascii="Times New Roman" w:eastAsia="Times New Roman" w:hAnsi="Times New Roman" w:cs="Times New Roman"/>
-              <w:sz w:val="32"/>
-              <w:szCs w:val="32"/>
-            </w:rPr>
-            <w:t xml:space="preserve"> This is the "Brain" that coordinates between the user's intent and available tools. It decides whether to fetch live prices, scrape Reddit, or retrieve data from the Knowledge Base.</w:t>
+              <w:sz w:val="32"/>
+              <w:szCs w:val="32"/>
+            </w:rPr>
+            <w:t xml:space="preserve">This layer transforms raw data into actionable advice using </w:t>
+          </w:r>
+          <w:r>
+            <w:rPr>
+              <w:rFonts w:ascii="Times New Roman" w:eastAsia="Times New Roman" w:hAnsi="Times New Roman" w:cs="Times New Roman"/>
+              <w:sz w:val="32"/>
+              <w:szCs w:val="32"/>
+            </w:rPr>
+            <w:t>LLM.</w:t>
           </w:r>
         </w:p>
         <w:p>
@@ -6445,15 +5519,23 @@
               <w:sz w:val="32"/>
               <w:szCs w:val="32"/>
             </w:rPr>
-            <w:t>Trading Logic Engine:</w:t>
-          </w:r>
-          <w:r>
-            <w:rPr>
-              <w:rFonts w:ascii="Times New Roman" w:eastAsia="Times New Roman" w:hAnsi="Times New Roman" w:cs="Times New Roman"/>
-              <w:sz w:val="32"/>
-              <w:szCs w:val="32"/>
-            </w:rPr>
-            <w:t xml:space="preserve"> Handles the mathematical simulation of paper trading, including profit/loss calculation and portfolio rebalancing.</w:t>
+            <w:t>Gemini 1.5 Flash:</w:t>
+          </w:r>
+          <w:r>
+            <w:rPr>
+              <w:rFonts w:ascii="Times New Roman" w:eastAsia="Times New Roman" w:hAnsi="Times New Roman" w:cs="Times New Roman"/>
+              <w:sz w:val="32"/>
+              <w:szCs w:val="32"/>
+            </w:rPr>
+            <w:t xml:space="preserve"> Acts as the primary inference engine, processing multi-source context (news + prices + tweets) to generate structured financial assessments</w:t>
+          </w:r>
+          <w:r>
+            <w:rPr>
+              <w:rFonts w:ascii="Times New Roman" w:eastAsia="Times New Roman" w:hAnsi="Times New Roman" w:cs="Times New Roman"/>
+              <w:sz w:val="32"/>
+              <w:szCs w:val="32"/>
+            </w:rPr>
+            <w:t>.</w:t>
           </w:r>
         </w:p>
         <w:p>
@@ -6466,33 +5548,52 @@
             <w:jc w:val="both"/>
             <w:rPr>
               <w:rFonts w:ascii="Times New Roman" w:eastAsia="Times New Roman" w:hAnsi="Times New Roman" w:cs="Times New Roman"/>
-              <w:sz w:val="32"/>
-              <w:szCs w:val="32"/>
-            </w:rPr>
-          </w:pPr>
-          <w:r>
-            <w:rPr>
-              <w:rFonts w:ascii="Times New Roman" w:eastAsia="Times New Roman" w:hAnsi="Times New Roman" w:cs="Times New Roman"/>
-              <w:b/>
-              <w:bCs/>
-              <w:sz w:val="32"/>
-              <w:szCs w:val="32"/>
-            </w:rPr>
-            <w:t>API Gateway:</w:t>
-          </w:r>
-          <w:r>
-            <w:rPr>
-              <w:rFonts w:ascii="Times New Roman" w:eastAsia="Times New Roman" w:hAnsi="Times New Roman" w:cs="Times New Roman"/>
-              <w:sz w:val="32"/>
-              <w:szCs w:val="32"/>
-            </w:rPr>
-            <w:t xml:space="preserve"> Manages secure communication between the React frontend and internal services.</w:t>
+              <w:b/>
+              <w:bCs/>
+              <w:sz w:val="32"/>
+              <w:szCs w:val="32"/>
+            </w:rPr>
+          </w:pPr>
+          <w:r>
+            <w:rPr>
+              <w:rFonts w:ascii="Times New Roman" w:eastAsia="Times New Roman" w:hAnsi="Times New Roman" w:cs="Times New Roman"/>
+              <w:b/>
+              <w:bCs/>
+              <w:sz w:val="32"/>
+              <w:szCs w:val="32"/>
+            </w:rPr>
+            <w:t>ChromaDB (Vector Database):</w:t>
+          </w:r>
+          <w:r>
+            <w:rPr>
+              <w:rFonts w:ascii="Times New Roman" w:eastAsia="Times New Roman" w:hAnsi="Times New Roman" w:cs="Times New Roman"/>
+              <w:sz w:val="32"/>
+              <w:szCs w:val="32"/>
+            </w:rPr>
+            <w:t xml:space="preserve"> Stores high-dimensional "embeddings" of financial documents (RHPs, SEBI guidelines). It allows the system to perform </w:t>
+          </w:r>
+          <w:r>
+            <w:rPr>
+              <w:rFonts w:ascii="Times New Roman" w:eastAsia="Times New Roman" w:hAnsi="Times New Roman" w:cs="Times New Roman"/>
+              <w:b/>
+              <w:bCs/>
+              <w:sz w:val="32"/>
+              <w:szCs w:val="32"/>
+            </w:rPr>
+            <w:t>Semantic Search</w:t>
+          </w:r>
+          <w:r>
+            <w:rPr>
+              <w:rFonts w:ascii="Times New Roman" w:eastAsia="Times New Roman" w:hAnsi="Times New Roman" w:cs="Times New Roman"/>
+              <w:sz w:val="32"/>
+              <w:szCs w:val="32"/>
+            </w:rPr>
+            <w:t xml:space="preserve"> to ground AI responses in factual, historical documents.</w:t>
           </w:r>
         </w:p>
         <w:p>
           <w:pPr>
             <w:spacing w:line="360" w:lineRule="auto"/>
-            <w:ind w:left="360"/>
             <w:jc w:val="both"/>
             <w:rPr>
               <w:rFonts w:ascii="Times New Roman" w:eastAsia="Times New Roman" w:hAnsi="Times New Roman" w:cs="Times New Roman"/>
@@ -6502,15 +5603,84 @@
               <w:szCs w:val="32"/>
             </w:rPr>
           </w:pPr>
-          <w:r>
-            <w:rPr>
-              <w:rFonts w:ascii="Times New Roman" w:eastAsia="Times New Roman" w:hAnsi="Times New Roman" w:cs="Times New Roman"/>
-              <w:b/>
-              <w:bCs/>
-              <w:sz w:val="32"/>
-              <w:szCs w:val="32"/>
-            </w:rPr>
-            <w:t>C. Intelligence &amp; RAG Layer</w:t>
+        </w:p>
+        <w:p>
+          <w:pPr>
+            <w:spacing w:line="360" w:lineRule="auto"/>
+            <w:jc w:val="both"/>
+            <w:rPr>
+              <w:rFonts w:ascii="Times New Roman" w:eastAsia="Times New Roman" w:hAnsi="Times New Roman" w:cs="Times New Roman"/>
+              <w:b/>
+              <w:bCs/>
+              <w:sz w:val="36"/>
+              <w:szCs w:val="36"/>
+            </w:rPr>
+          </w:pPr>
+          <w:r>
+            <w:rPr>
+              <w:rFonts w:ascii="Times New Roman" w:eastAsia="Times New Roman" w:hAnsi="Times New Roman" w:cs="Times New Roman"/>
+              <w:b/>
+              <w:bCs/>
+              <w:sz w:val="32"/>
+              <w:szCs w:val="32"/>
+            </w:rPr>
+            <w:t xml:space="preserve">                                                      </w:t>
+          </w:r>
+          <w:r>
+            <w:rPr>
+              <w:rFonts w:ascii="Times New Roman" w:eastAsia="Times New Roman" w:hAnsi="Times New Roman" w:cs="Times New Roman"/>
+              <w:b/>
+              <w:bCs/>
+              <w:sz w:val="36"/>
+              <w:szCs w:val="36"/>
+            </w:rPr>
+            <w:t>7</w:t>
+          </w:r>
+        </w:p>
+        <w:p>
+          <w:pPr>
+            <w:spacing w:line="360" w:lineRule="auto"/>
+            <w:jc w:val="both"/>
+            <w:rPr>
+              <w:rFonts w:ascii="Times New Roman" w:eastAsia="Times New Roman" w:hAnsi="Times New Roman" w:cs="Times New Roman"/>
+              <w:b/>
+              <w:bCs/>
+              <w:sz w:val="32"/>
+              <w:szCs w:val="32"/>
+            </w:rPr>
+          </w:pPr>
+        </w:p>
+        <w:p>
+          <w:pPr>
+            <w:spacing w:line="360" w:lineRule="auto"/>
+            <w:jc w:val="both"/>
+            <w:rPr>
+              <w:rFonts w:ascii="Times New Roman" w:eastAsia="Times New Roman" w:hAnsi="Times New Roman" w:cs="Times New Roman"/>
+              <w:b/>
+              <w:bCs/>
+              <w:sz w:val="32"/>
+              <w:szCs w:val="32"/>
+            </w:rPr>
+          </w:pPr>
+          <w:r>
+            <w:rPr>
+              <w:rFonts w:ascii="Times New Roman" w:eastAsia="Times New Roman" w:hAnsi="Times New Roman" w:cs="Times New Roman"/>
+              <w:b/>
+              <w:bCs/>
+              <w:sz w:val="32"/>
+              <w:szCs w:val="32"/>
+            </w:rPr>
+            <w:t xml:space="preserve">     2</w:t>
+          </w:r>
+          <w:r>
+            <w:rPr>
+              <w:rFonts w:ascii="Times New Roman" w:eastAsia="Times New Roman" w:hAnsi="Times New Roman" w:cs="Times New Roman"/>
+              <w:b/>
+              <w:bCs/>
+              <w:sz w:val="32"/>
+              <w:szCs w:val="32"/>
+            </w:rPr>
+            <w:t>. Data Flow Architecture</w:t>
           </w:r>
         </w:p>
         <w:p>
@@ -6533,15 +5703,25 @@
               <w:sz w:val="32"/>
               <w:szCs w:val="32"/>
             </w:rPr>
-            <w:t xml:space="preserve">This layer transforms raw data into actionable advice using </w:t>
-          </w:r>
-          <w:r>
-            <w:rPr>
-              <w:rFonts w:ascii="Times New Roman" w:eastAsia="Times New Roman" w:hAnsi="Times New Roman" w:cs="Times New Roman"/>
-              <w:sz w:val="32"/>
-              <w:szCs w:val="32"/>
-            </w:rPr>
-            <w:t>LLM.</w:t>
+            <w:t xml:space="preserve">The system employs a </w:t>
+          </w:r>
+          <w:r>
+            <w:rPr>
+              <w:rFonts w:ascii="Times New Roman" w:eastAsia="Times New Roman" w:hAnsi="Times New Roman" w:cs="Times New Roman"/>
+              <w:b/>
+              <w:bCs/>
+              <w:sz w:val="32"/>
+              <w:szCs w:val="32"/>
+            </w:rPr>
+            <w:t>Hybrid Data Ingestion</w:t>
+          </w:r>
+          <w:r>
+            <w:rPr>
+              <w:rFonts w:ascii="Times New Roman" w:eastAsia="Times New Roman" w:hAnsi="Times New Roman" w:cs="Times New Roman"/>
+              <w:sz w:val="32"/>
+              <w:szCs w:val="32"/>
+            </w:rPr>
+            <w:t xml:space="preserve"> strategy to maintain a real-time edge:</w:t>
           </w:r>
         </w:p>
         <w:p>
@@ -6554,35 +5734,29 @@
             <w:jc w:val="both"/>
             <w:rPr>
               <w:rFonts w:ascii="Times New Roman" w:eastAsia="Times New Roman" w:hAnsi="Times New Roman" w:cs="Times New Roman"/>
-              <w:sz w:val="32"/>
-              <w:szCs w:val="32"/>
-            </w:rPr>
-          </w:pPr>
-          <w:r>
-            <w:rPr>
-              <w:rFonts w:ascii="Times New Roman" w:eastAsia="Times New Roman" w:hAnsi="Times New Roman" w:cs="Times New Roman"/>
-              <w:b/>
-              <w:bCs/>
-              <w:sz w:val="32"/>
-              <w:szCs w:val="32"/>
-            </w:rPr>
-            <w:t>Gemini 1.5 Flash:</w:t>
-          </w:r>
-          <w:r>
-            <w:rPr>
-              <w:rFonts w:ascii="Times New Roman" w:eastAsia="Times New Roman" w:hAnsi="Times New Roman" w:cs="Times New Roman"/>
-              <w:sz w:val="32"/>
-              <w:szCs w:val="32"/>
-            </w:rPr>
-            <w:t xml:space="preserve"> Acts as the primary inference engine, processing multi-source context (news + prices + tweets) to generate structured financial assessments</w:t>
-          </w:r>
-          <w:r>
-            <w:rPr>
-              <w:rFonts w:ascii="Times New Roman" w:eastAsia="Times New Roman" w:hAnsi="Times New Roman" w:cs="Times New Roman"/>
-              <w:sz w:val="32"/>
-              <w:szCs w:val="32"/>
-            </w:rPr>
-            <w:t>.</w:t>
+              <w:b/>
+              <w:bCs/>
+              <w:sz w:val="32"/>
+              <w:szCs w:val="32"/>
+            </w:rPr>
+          </w:pPr>
+          <w:r>
+            <w:rPr>
+              <w:rFonts w:ascii="Times New Roman" w:eastAsia="Times New Roman" w:hAnsi="Times New Roman" w:cs="Times New Roman"/>
+              <w:b/>
+              <w:bCs/>
+              <w:sz w:val="32"/>
+              <w:szCs w:val="32"/>
+            </w:rPr>
+            <w:t>Quantitative Stream:</w:t>
+          </w:r>
+          <w:r>
+            <w:rPr>
+              <w:rFonts w:ascii="Times New Roman" w:eastAsia="Times New Roman" w:hAnsi="Times New Roman" w:cs="Times New Roman"/>
+              <w:sz w:val="32"/>
+              <w:szCs w:val="32"/>
+            </w:rPr>
+            <w:t xml:space="preserve"> Uses python and yfinance to pull live LTP (Last Traded Price), OHLC data, and corporate actions directly from the exchanges.</w:t>
           </w:r>
         </w:p>
         <w:p>
@@ -6595,92 +5769,27 @@
             <w:jc w:val="both"/>
             <w:rPr>
               <w:rFonts w:ascii="Times New Roman" w:eastAsia="Times New Roman" w:hAnsi="Times New Roman" w:cs="Times New Roman"/>
-              <w:b/>
-              <w:bCs/>
-              <w:sz w:val="32"/>
-              <w:szCs w:val="32"/>
-            </w:rPr>
-          </w:pPr>
-          <w:proofErr w:type="spellStart"/>
-          <w:r>
-            <w:rPr>
-              <w:rFonts w:ascii="Times New Roman" w:eastAsia="Times New Roman" w:hAnsi="Times New Roman" w:cs="Times New Roman"/>
-              <w:b/>
-              <w:bCs/>
-              <w:sz w:val="32"/>
-              <w:szCs w:val="32"/>
-            </w:rPr>
-            <w:t>ChromaDB</w:t>
-          </w:r>
-          <w:proofErr w:type="spellEnd"/>
-          <w:r>
-            <w:rPr>
-              <w:rFonts w:ascii="Times New Roman" w:eastAsia="Times New Roman" w:hAnsi="Times New Roman" w:cs="Times New Roman"/>
-              <w:b/>
-              <w:bCs/>
-              <w:sz w:val="32"/>
-              <w:szCs w:val="32"/>
-            </w:rPr>
-            <w:t xml:space="preserve"> (Vector Database):</w:t>
-          </w:r>
-          <w:r>
-            <w:rPr>
-              <w:rFonts w:ascii="Times New Roman" w:eastAsia="Times New Roman" w:hAnsi="Times New Roman" w:cs="Times New Roman"/>
-              <w:sz w:val="32"/>
-              <w:szCs w:val="32"/>
-            </w:rPr>
-            <w:t xml:space="preserve"> Stores high-dimensional "embeddings" of financial documents (RHPs, SEBI guidelines). It allows the system to perform </w:t>
-          </w:r>
-          <w:r>
-            <w:rPr>
-              <w:rFonts w:ascii="Times New Roman" w:eastAsia="Times New Roman" w:hAnsi="Times New Roman" w:cs="Times New Roman"/>
-              <w:b/>
-              <w:bCs/>
-              <w:sz w:val="32"/>
-              <w:szCs w:val="32"/>
-            </w:rPr>
-            <w:t>Semantic Search</w:t>
-          </w:r>
-          <w:r>
-            <w:rPr>
-              <w:rFonts w:ascii="Times New Roman" w:eastAsia="Times New Roman" w:hAnsi="Times New Roman" w:cs="Times New Roman"/>
-              <w:sz w:val="32"/>
-              <w:szCs w:val="32"/>
-            </w:rPr>
-            <w:t xml:space="preserve"> to ground AI responses in factual, historical documents.</w:t>
-          </w:r>
-        </w:p>
-        <w:p>
-          <w:pPr>
-            <w:spacing w:line="360" w:lineRule="auto"/>
-            <w:jc w:val="both"/>
-            <w:rPr>
-              <w:rFonts w:ascii="Times New Roman" w:eastAsia="Times New Roman" w:hAnsi="Times New Roman" w:cs="Times New Roman"/>
-              <w:b/>
-              <w:bCs/>
-              <w:sz w:val="32"/>
-              <w:szCs w:val="32"/>
-            </w:rPr>
-          </w:pPr>
-          <w:r>
-            <w:rPr>
-              <w:rFonts w:ascii="Times New Roman" w:eastAsia="Times New Roman" w:hAnsi="Times New Roman" w:cs="Times New Roman"/>
-              <w:b/>
-              <w:bCs/>
-              <w:sz w:val="32"/>
-              <w:szCs w:val="32"/>
-            </w:rPr>
-            <w:t xml:space="preserve">     2</w:t>
-          </w:r>
-          <w:r>
-            <w:rPr>
-              <w:rFonts w:ascii="Times New Roman" w:eastAsia="Times New Roman" w:hAnsi="Times New Roman" w:cs="Times New Roman"/>
-              <w:b/>
-              <w:bCs/>
-              <w:sz w:val="32"/>
-              <w:szCs w:val="32"/>
-            </w:rPr>
-            <w:t>. Data Flow Architecture</w:t>
+              <w:sz w:val="32"/>
+              <w:szCs w:val="32"/>
+            </w:rPr>
+          </w:pPr>
+          <w:r>
+            <w:rPr>
+              <w:rFonts w:ascii="Times New Roman" w:eastAsia="Times New Roman" w:hAnsi="Times New Roman" w:cs="Times New Roman"/>
+              <w:b/>
+              <w:bCs/>
+              <w:sz w:val="32"/>
+              <w:szCs w:val="32"/>
+            </w:rPr>
+            <w:t>Qualitative Stream:</w:t>
+          </w:r>
+          <w:r>
+            <w:rPr>
+              <w:rFonts w:ascii="Times New Roman" w:eastAsia="Times New Roman" w:hAnsi="Times New Roman" w:cs="Times New Roman"/>
+              <w:sz w:val="32"/>
+              <w:szCs w:val="32"/>
+            </w:rPr>
+            <w:t xml:space="preserve"> A background worker scrapes  (r/IndiaInvestments) and IPO news sites using PRAW and BeautifulSoup.</w:t>
           </w:r>
         </w:p>
         <w:p>
@@ -6700,28 +5809,72 @@
           <w:r>
             <w:rPr>
               <w:rFonts w:ascii="Times New Roman" w:eastAsia="Times New Roman" w:hAnsi="Times New Roman" w:cs="Times New Roman"/>
-              <w:sz w:val="32"/>
-              <w:szCs w:val="32"/>
-            </w:rPr>
-            <w:t xml:space="preserve">The system employs a </w:t>
-          </w:r>
-          <w:r>
-            <w:rPr>
-              <w:rFonts w:ascii="Times New Roman" w:eastAsia="Times New Roman" w:hAnsi="Times New Roman" w:cs="Times New Roman"/>
-              <w:b/>
-              <w:bCs/>
-              <w:sz w:val="32"/>
-              <w:szCs w:val="32"/>
-            </w:rPr>
-            <w:t>Hybrid Data Ingestion</w:t>
-          </w:r>
-          <w:r>
-            <w:rPr>
-              <w:rFonts w:ascii="Times New Roman" w:eastAsia="Times New Roman" w:hAnsi="Times New Roman" w:cs="Times New Roman"/>
-              <w:sz w:val="32"/>
-              <w:szCs w:val="32"/>
-            </w:rPr>
-            <w:t xml:space="preserve"> strategy to maintain a real-time edge:</w:t>
+              <w:b/>
+              <w:bCs/>
+              <w:sz w:val="32"/>
+              <w:szCs w:val="32"/>
+            </w:rPr>
+            <w:t>Knowledge Stream:</w:t>
+          </w:r>
+          <w:r>
+            <w:rPr>
+              <w:rFonts w:ascii="Times New Roman" w:eastAsia="Times New Roman" w:hAnsi="Times New Roman" w:cs="Times New Roman"/>
+              <w:sz w:val="32"/>
+              <w:szCs w:val="32"/>
+            </w:rPr>
+            <w:t xml:space="preserve"> Static financial PDFs are pre-processed, chunked, and stored in </w:t>
+          </w:r>
+          <w:r>
+            <w:rPr>
+              <w:rFonts w:ascii="Times New Roman" w:eastAsia="Times New Roman" w:hAnsi="Times New Roman" w:cs="Times New Roman"/>
+              <w:b/>
+              <w:bCs/>
+              <w:sz w:val="32"/>
+              <w:szCs w:val="32"/>
+            </w:rPr>
+            <w:t>ChromaDB</w:t>
+          </w:r>
+          <w:r>
+            <w:rPr>
+              <w:rFonts w:ascii="Times New Roman" w:eastAsia="Times New Roman" w:hAnsi="Times New Roman" w:cs="Times New Roman"/>
+              <w:sz w:val="32"/>
+              <w:szCs w:val="32"/>
+            </w:rPr>
+            <w:t xml:space="preserve"> during the system setup phase.</w:t>
+          </w:r>
+        </w:p>
+        <w:p>
+          <w:pPr>
+            <w:spacing w:line="360" w:lineRule="auto"/>
+            <w:ind w:left="360"/>
+            <w:jc w:val="both"/>
+            <w:rPr>
+              <w:rFonts w:ascii="Times New Roman" w:eastAsia="Times New Roman" w:hAnsi="Times New Roman" w:cs="Times New Roman"/>
+              <w:b/>
+              <w:bCs/>
+              <w:sz w:val="32"/>
+              <w:szCs w:val="32"/>
+            </w:rPr>
+          </w:pPr>
+          <w:r>
+            <w:rPr>
+              <w:rFonts w:ascii="Times New Roman" w:eastAsia="Times New Roman" w:hAnsi="Times New Roman" w:cs="Times New Roman"/>
+              <w:b/>
+              <w:bCs/>
+              <w:sz w:val="32"/>
+              <w:szCs w:val="32"/>
+            </w:rPr>
+            <w:t>3</w:t>
+          </w:r>
+          <w:r>
+            <w:rPr>
+              <w:rFonts w:ascii="Times New Roman" w:eastAsia="Times New Roman" w:hAnsi="Times New Roman" w:cs="Times New Roman"/>
+              <w:b/>
+              <w:bCs/>
+              <w:sz w:val="32"/>
+              <w:szCs w:val="32"/>
+            </w:rPr>
+            <w:t>. Key Design Patterns</w:t>
           </w:r>
         </w:p>
         <w:p>
@@ -6734,70 +5887,59 @@
             <w:jc w:val="both"/>
             <w:rPr>
               <w:rFonts w:ascii="Times New Roman" w:eastAsia="Times New Roman" w:hAnsi="Times New Roman" w:cs="Times New Roman"/>
-              <w:b/>
-              <w:bCs/>
-              <w:sz w:val="32"/>
-              <w:szCs w:val="32"/>
-            </w:rPr>
-          </w:pPr>
-          <w:r>
-            <w:rPr>
-              <w:rFonts w:ascii="Times New Roman" w:eastAsia="Times New Roman" w:hAnsi="Times New Roman" w:cs="Times New Roman"/>
-              <w:b/>
-              <w:bCs/>
-              <w:sz w:val="32"/>
-              <w:szCs w:val="32"/>
-            </w:rPr>
-            <w:t>Quantitative Stream:</w:t>
-          </w:r>
-          <w:r>
-            <w:rPr>
-              <w:rFonts w:ascii="Times New Roman" w:eastAsia="Times New Roman" w:hAnsi="Times New Roman" w:cs="Times New Roman"/>
-              <w:sz w:val="32"/>
-              <w:szCs w:val="32"/>
-            </w:rPr>
-            <w:t xml:space="preserve"> Uses python and </w:t>
-          </w:r>
-          <w:proofErr w:type="spellStart"/>
-          <w:r>
-            <w:rPr>
-              <w:rFonts w:ascii="Times New Roman" w:eastAsia="Times New Roman" w:hAnsi="Times New Roman" w:cs="Times New Roman"/>
-              <w:sz w:val="32"/>
-              <w:szCs w:val="32"/>
-            </w:rPr>
-            <w:t>yfinance</w:t>
-          </w:r>
-          <w:proofErr w:type="spellEnd"/>
-          <w:r>
-            <w:rPr>
-              <w:rFonts w:ascii="Times New Roman" w:eastAsia="Times New Roman" w:hAnsi="Times New Roman" w:cs="Times New Roman"/>
-              <w:sz w:val="32"/>
-              <w:szCs w:val="32"/>
-            </w:rPr>
-            <w:t xml:space="preserve"> to pull live LTP (Last Traded Price), OHLC data, and corporate actions directly from the exchanges.</w:t>
-          </w:r>
-        </w:p>
-        <w:p>
-          <w:pPr>
-            <w:spacing w:line="360" w:lineRule="auto"/>
-            <w:jc w:val="both"/>
-            <w:rPr>
-              <w:rFonts w:ascii="Times New Roman" w:eastAsia="Times New Roman" w:hAnsi="Times New Roman" w:cs="Times New Roman"/>
-              <w:b/>
-              <w:bCs/>
-              <w:sz w:val="32"/>
-              <w:szCs w:val="32"/>
-            </w:rPr>
-          </w:pPr>
-          <w:r>
-            <w:rPr>
-              <w:rFonts w:ascii="Times New Roman" w:eastAsia="Times New Roman" w:hAnsi="Times New Roman" w:cs="Times New Roman"/>
-              <w:b/>
-              <w:bCs/>
-              <w:sz w:val="32"/>
-              <w:szCs w:val="32"/>
-            </w:rPr>
-            <w:t xml:space="preserve">                                                           8</w:t>
+              <w:sz w:val="32"/>
+              <w:szCs w:val="32"/>
+            </w:rPr>
+          </w:pPr>
+          <w:r>
+            <w:rPr>
+              <w:rFonts w:ascii="Times New Roman" w:eastAsia="Times New Roman" w:hAnsi="Times New Roman" w:cs="Times New Roman"/>
+              <w:b/>
+              <w:bCs/>
+              <w:sz w:val="32"/>
+              <w:szCs w:val="32"/>
+            </w:rPr>
+            <w:t>Agentic Tool-Use Pattern:</w:t>
+          </w:r>
+          <w:r>
+            <w:rPr>
+              <w:rFonts w:ascii="Times New Roman" w:eastAsia="Times New Roman" w:hAnsi="Times New Roman" w:cs="Times New Roman"/>
+              <w:sz w:val="32"/>
+              <w:szCs w:val="32"/>
+            </w:rPr>
+            <w:t xml:space="preserve"> The LLM is given access to specific Python functions</w:t>
+          </w:r>
+          <w:r>
+            <w:rPr>
+              <w:rFonts w:ascii="Times New Roman" w:eastAsia="Times New Roman" w:hAnsi="Times New Roman" w:cs="Times New Roman"/>
+              <w:sz w:val="32"/>
+              <w:szCs w:val="32"/>
+            </w:rPr>
+            <w:t xml:space="preserve"> </w:t>
+          </w:r>
+          <w:r>
+            <w:rPr>
+              <w:rFonts w:ascii="Times New Roman" w:eastAsia="Times New Roman" w:hAnsi="Times New Roman" w:cs="Times New Roman"/>
+              <w:sz w:val="32"/>
+              <w:szCs w:val="32"/>
+            </w:rPr>
+            <w:t>to fetch data. It only</w:t>
+          </w:r>
+          <w:r>
+            <w:rPr>
+              <w:rFonts w:ascii="Times New Roman" w:eastAsia="Times New Roman" w:hAnsi="Times New Roman" w:cs="Times New Roman"/>
+              <w:sz w:val="32"/>
+              <w:szCs w:val="32"/>
+            </w:rPr>
+            <w:t xml:space="preserve"> s</w:t>
+          </w:r>
+          <w:r>
+            <w:rPr>
+              <w:rFonts w:ascii="Times New Roman" w:eastAsia="Times New Roman" w:hAnsi="Times New Roman" w:cs="Times New Roman"/>
+              <w:sz w:val="32"/>
+              <w:szCs w:val="32"/>
+            </w:rPr>
+            <w:t>peaks once it has gathered enough evidence.</w:t>
           </w:r>
         </w:p>
         <w:p>
@@ -6822,52 +5964,15 @@
               <w:sz w:val="32"/>
               <w:szCs w:val="32"/>
             </w:rPr>
-            <w:lastRenderedPageBreak/>
-            <w:t>Qualitative Stream:</w:t>
-          </w:r>
-          <w:r>
-            <w:rPr>
-              <w:rFonts w:ascii="Times New Roman" w:eastAsia="Times New Roman" w:hAnsi="Times New Roman" w:cs="Times New Roman"/>
-              <w:sz w:val="32"/>
-              <w:szCs w:val="32"/>
-            </w:rPr>
-            <w:t xml:space="preserve"> A background worker scrapes Reddit (r/</w:t>
-          </w:r>
-          <w:proofErr w:type="spellStart"/>
-          <w:r>
-            <w:rPr>
-              <w:rFonts w:ascii="Times New Roman" w:eastAsia="Times New Roman" w:hAnsi="Times New Roman" w:cs="Times New Roman"/>
-              <w:sz w:val="32"/>
-              <w:szCs w:val="32"/>
-            </w:rPr>
-            <w:t>IndiaInvestments</w:t>
-          </w:r>
-          <w:proofErr w:type="spellEnd"/>
-          <w:r>
-            <w:rPr>
-              <w:rFonts w:ascii="Times New Roman" w:eastAsia="Times New Roman" w:hAnsi="Times New Roman" w:cs="Times New Roman"/>
-              <w:sz w:val="32"/>
-              <w:szCs w:val="32"/>
-            </w:rPr>
-            <w:t xml:space="preserve">) and IPO news sites using PRAW and </w:t>
-          </w:r>
-          <w:proofErr w:type="spellStart"/>
-          <w:r>
-            <w:rPr>
-              <w:rFonts w:ascii="Times New Roman" w:eastAsia="Times New Roman" w:hAnsi="Times New Roman" w:cs="Times New Roman"/>
-              <w:sz w:val="32"/>
-              <w:szCs w:val="32"/>
-            </w:rPr>
-            <w:t>BeautifulSoup</w:t>
-          </w:r>
-          <w:proofErr w:type="spellEnd"/>
-          <w:r>
-            <w:rPr>
-              <w:rFonts w:ascii="Times New Roman" w:eastAsia="Times New Roman" w:hAnsi="Times New Roman" w:cs="Times New Roman"/>
-              <w:sz w:val="32"/>
-              <w:szCs w:val="32"/>
-            </w:rPr>
-            <w:t>.</w:t>
+            <w:t>Asynchronous Pattern:</w:t>
+          </w:r>
+          <w:r>
+            <w:rPr>
+              <w:rFonts w:ascii="Times New Roman" w:eastAsia="Times New Roman" w:hAnsi="Times New Roman" w:cs="Times New Roman"/>
+              <w:sz w:val="32"/>
+              <w:szCs w:val="32"/>
+            </w:rPr>
+            <w:t xml:space="preserve"> Non-blocking calls are used for data scraping and LLM generation to ensure the UI remains responsive.</w:t>
           </w:r>
         </w:p>
         <w:p>
@@ -6892,191 +5997,6 @@
               <w:sz w:val="32"/>
               <w:szCs w:val="32"/>
             </w:rPr>
-            <w:t>Knowledge Stream:</w:t>
-          </w:r>
-          <w:r>
-            <w:rPr>
-              <w:rFonts w:ascii="Times New Roman" w:eastAsia="Times New Roman" w:hAnsi="Times New Roman" w:cs="Times New Roman"/>
-              <w:sz w:val="32"/>
-              <w:szCs w:val="32"/>
-            </w:rPr>
-            <w:t xml:space="preserve"> Static financial PDFs are pre-processed, chunked, and stored in </w:t>
-          </w:r>
-          <w:proofErr w:type="spellStart"/>
-          <w:r>
-            <w:rPr>
-              <w:rFonts w:ascii="Times New Roman" w:eastAsia="Times New Roman" w:hAnsi="Times New Roman" w:cs="Times New Roman"/>
-              <w:b/>
-              <w:bCs/>
-              <w:sz w:val="32"/>
-              <w:szCs w:val="32"/>
-            </w:rPr>
-            <w:t>ChromaDB</w:t>
-          </w:r>
-          <w:proofErr w:type="spellEnd"/>
-          <w:r>
-            <w:rPr>
-              <w:rFonts w:ascii="Times New Roman" w:eastAsia="Times New Roman" w:hAnsi="Times New Roman" w:cs="Times New Roman"/>
-              <w:sz w:val="32"/>
-              <w:szCs w:val="32"/>
-            </w:rPr>
-            <w:t xml:space="preserve"> during the system setup phase.</w:t>
-          </w:r>
-        </w:p>
-        <w:p>
-          <w:pPr>
-            <w:spacing w:line="360" w:lineRule="auto"/>
-            <w:ind w:left="360"/>
-            <w:jc w:val="both"/>
-            <w:rPr>
-              <w:rFonts w:ascii="Times New Roman" w:eastAsia="Times New Roman" w:hAnsi="Times New Roman" w:cs="Times New Roman"/>
-              <w:b/>
-              <w:bCs/>
-              <w:sz w:val="32"/>
-              <w:szCs w:val="32"/>
-            </w:rPr>
-          </w:pPr>
-          <w:r>
-            <w:rPr>
-              <w:rFonts w:ascii="Times New Roman" w:eastAsia="Times New Roman" w:hAnsi="Times New Roman" w:cs="Times New Roman"/>
-              <w:b/>
-              <w:bCs/>
-              <w:sz w:val="32"/>
-              <w:szCs w:val="32"/>
-            </w:rPr>
-            <w:t>3</w:t>
-          </w:r>
-          <w:r>
-            <w:rPr>
-              <w:rFonts w:ascii="Times New Roman" w:eastAsia="Times New Roman" w:hAnsi="Times New Roman" w:cs="Times New Roman"/>
-              <w:b/>
-              <w:bCs/>
-              <w:sz w:val="32"/>
-              <w:szCs w:val="32"/>
-            </w:rPr>
-            <w:t>. Key Design Patterns</w:t>
-          </w:r>
-        </w:p>
-        <w:p>
-          <w:pPr>
-            <w:numPr>
-              <w:ilvl w:val="0"/>
-              <w:numId w:val="11"/>
-            </w:numPr>
-            <w:spacing w:line="360" w:lineRule="auto"/>
-            <w:jc w:val="both"/>
-            <w:rPr>
-              <w:rFonts w:ascii="Times New Roman" w:eastAsia="Times New Roman" w:hAnsi="Times New Roman" w:cs="Times New Roman"/>
-              <w:sz w:val="32"/>
-              <w:szCs w:val="32"/>
-            </w:rPr>
-          </w:pPr>
-          <w:r>
-            <w:rPr>
-              <w:rFonts w:ascii="Times New Roman" w:eastAsia="Times New Roman" w:hAnsi="Times New Roman" w:cs="Times New Roman"/>
-              <w:b/>
-              <w:bCs/>
-              <w:sz w:val="32"/>
-              <w:szCs w:val="32"/>
-            </w:rPr>
-            <w:t>Agentic Tool-Use Pattern:</w:t>
-          </w:r>
-          <w:r>
-            <w:rPr>
-              <w:rFonts w:ascii="Times New Roman" w:eastAsia="Times New Roman" w:hAnsi="Times New Roman" w:cs="Times New Roman"/>
-              <w:sz w:val="32"/>
-              <w:szCs w:val="32"/>
-            </w:rPr>
-            <w:t xml:space="preserve"> The LLM is given access to specific Python functions</w:t>
-          </w:r>
-          <w:r>
-            <w:rPr>
-              <w:rFonts w:ascii="Times New Roman" w:eastAsia="Times New Roman" w:hAnsi="Times New Roman" w:cs="Times New Roman"/>
-              <w:sz w:val="32"/>
-              <w:szCs w:val="32"/>
-            </w:rPr>
-            <w:t xml:space="preserve"> </w:t>
-          </w:r>
-          <w:r>
-            <w:rPr>
-              <w:rFonts w:ascii="Times New Roman" w:eastAsia="Times New Roman" w:hAnsi="Times New Roman" w:cs="Times New Roman"/>
-              <w:sz w:val="32"/>
-              <w:szCs w:val="32"/>
-            </w:rPr>
-            <w:t>to fetch data. It only</w:t>
-          </w:r>
-          <w:r>
-            <w:rPr>
-              <w:rFonts w:ascii="Times New Roman" w:eastAsia="Times New Roman" w:hAnsi="Times New Roman" w:cs="Times New Roman"/>
-              <w:sz w:val="32"/>
-              <w:szCs w:val="32"/>
-            </w:rPr>
-            <w:t xml:space="preserve"> s</w:t>
-          </w:r>
-          <w:r>
-            <w:rPr>
-              <w:rFonts w:ascii="Times New Roman" w:eastAsia="Times New Roman" w:hAnsi="Times New Roman" w:cs="Times New Roman"/>
-              <w:sz w:val="32"/>
-              <w:szCs w:val="32"/>
-            </w:rPr>
-            <w:t>peaks once it has gathered enough evidence.</w:t>
-          </w:r>
-        </w:p>
-        <w:p>
-          <w:pPr>
-            <w:numPr>
-              <w:ilvl w:val="0"/>
-              <w:numId w:val="11"/>
-            </w:numPr>
-            <w:spacing w:line="360" w:lineRule="auto"/>
-            <w:jc w:val="both"/>
-            <w:rPr>
-              <w:rFonts w:ascii="Times New Roman" w:eastAsia="Times New Roman" w:hAnsi="Times New Roman" w:cs="Times New Roman"/>
-              <w:sz w:val="32"/>
-              <w:szCs w:val="32"/>
-            </w:rPr>
-          </w:pPr>
-          <w:r>
-            <w:rPr>
-              <w:rFonts w:ascii="Times New Roman" w:eastAsia="Times New Roman" w:hAnsi="Times New Roman" w:cs="Times New Roman"/>
-              <w:b/>
-              <w:bCs/>
-              <w:sz w:val="32"/>
-              <w:szCs w:val="32"/>
-            </w:rPr>
-            <w:t>Asynchronous Pattern:</w:t>
-          </w:r>
-          <w:r>
-            <w:rPr>
-              <w:rFonts w:ascii="Times New Roman" w:eastAsia="Times New Roman" w:hAnsi="Times New Roman" w:cs="Times New Roman"/>
-              <w:sz w:val="32"/>
-              <w:szCs w:val="32"/>
-            </w:rPr>
-            <w:t xml:space="preserve"> Non-blocking calls are used for data scraping and LLM generation to ensure the UI remains responsive.</w:t>
-          </w:r>
-        </w:p>
-        <w:p>
-          <w:pPr>
-            <w:numPr>
-              <w:ilvl w:val="0"/>
-              <w:numId w:val="11"/>
-            </w:numPr>
-            <w:spacing w:line="360" w:lineRule="auto"/>
-            <w:jc w:val="both"/>
-            <w:rPr>
-              <w:rFonts w:ascii="Times New Roman" w:eastAsia="Times New Roman" w:hAnsi="Times New Roman" w:cs="Times New Roman"/>
-              <w:sz w:val="32"/>
-              <w:szCs w:val="32"/>
-            </w:rPr>
-          </w:pPr>
-          <w:r>
-            <w:rPr>
-              <w:rFonts w:ascii="Times New Roman" w:eastAsia="Times New Roman" w:hAnsi="Times New Roman" w:cs="Times New Roman"/>
-              <w:b/>
-              <w:bCs/>
-              <w:sz w:val="32"/>
-              <w:szCs w:val="32"/>
-            </w:rPr>
             <w:t>Singleton Pattern:</w:t>
           </w:r>
           <w:r>
@@ -7085,92 +6005,8 @@
               <w:sz w:val="32"/>
               <w:szCs w:val="32"/>
             </w:rPr>
-            <w:t xml:space="preserve"> Used for database connections </w:t>
-          </w:r>
-          <w:proofErr w:type="spellStart"/>
-          <w:r>
-            <w:rPr>
-              <w:rFonts w:ascii="Times New Roman" w:eastAsia="Times New Roman" w:hAnsi="Times New Roman" w:cs="Times New Roman"/>
-              <w:sz w:val="32"/>
-              <w:szCs w:val="32"/>
-            </w:rPr>
-            <w:t>ChromaDB</w:t>
-          </w:r>
-          <w:proofErr w:type="spellEnd"/>
-          <w:r>
-            <w:rPr>
-              <w:rFonts w:ascii="Times New Roman" w:eastAsia="Times New Roman" w:hAnsi="Times New Roman" w:cs="Times New Roman"/>
-              <w:sz w:val="32"/>
-              <w:szCs w:val="32"/>
-            </w:rPr>
-            <w:t xml:space="preserve"> and SQLite to optimize resource usage.</w:t>
-          </w:r>
-        </w:p>
-        <w:p>
-          <w:pPr>
-            <w:spacing w:line="360" w:lineRule="auto"/>
-            <w:jc w:val="both"/>
-            <w:rPr>
-              <w:rFonts w:ascii="Times New Roman" w:eastAsia="Times New Roman" w:hAnsi="Times New Roman" w:cs="Times New Roman"/>
-              <w:sz w:val="32"/>
-              <w:szCs w:val="32"/>
-            </w:rPr>
-          </w:pPr>
-        </w:p>
-        <w:p>
-          <w:pPr>
-            <w:spacing w:line="360" w:lineRule="auto"/>
-            <w:jc w:val="both"/>
-            <w:rPr>
-              <w:rFonts w:ascii="Times New Roman" w:eastAsia="Times New Roman" w:hAnsi="Times New Roman" w:cs="Times New Roman"/>
-              <w:sz w:val="32"/>
-              <w:szCs w:val="32"/>
-            </w:rPr>
-          </w:pPr>
-        </w:p>
-        <w:p>
-          <w:pPr>
-            <w:spacing w:line="360" w:lineRule="auto"/>
-            <w:jc w:val="both"/>
-            <w:rPr>
-              <w:rFonts w:ascii="Times New Roman" w:eastAsia="Times New Roman" w:hAnsi="Times New Roman" w:cs="Times New Roman"/>
-              <w:sz w:val="32"/>
-              <w:szCs w:val="32"/>
-            </w:rPr>
-          </w:pPr>
-        </w:p>
-        <w:p>
-          <w:pPr>
-            <w:spacing w:line="360" w:lineRule="auto"/>
-            <w:jc w:val="both"/>
-            <w:rPr>
-              <w:rFonts w:ascii="Times New Roman" w:eastAsia="Times New Roman" w:hAnsi="Times New Roman" w:cs="Times New Roman"/>
-              <w:sz w:val="32"/>
-              <w:szCs w:val="32"/>
-            </w:rPr>
-          </w:pPr>
-        </w:p>
-        <w:p>
-          <w:pPr>
-            <w:spacing w:line="360" w:lineRule="auto"/>
-            <w:jc w:val="both"/>
-            <w:rPr>
-              <w:rFonts w:ascii="Times New Roman" w:eastAsia="Times New Roman" w:hAnsi="Times New Roman" w:cs="Times New Roman"/>
-              <w:sz w:val="32"/>
-              <w:szCs w:val="32"/>
-            </w:rPr>
-          </w:pPr>
-        </w:p>
-        <w:p>
-          <w:pPr>
-            <w:spacing w:line="360" w:lineRule="auto"/>
-            <w:jc w:val="both"/>
-            <w:rPr>
-              <w:rFonts w:ascii="Times New Roman" w:eastAsia="Times New Roman" w:hAnsi="Times New Roman" w:cs="Times New Roman"/>
-              <w:sz w:val="32"/>
-              <w:szCs w:val="32"/>
-            </w:rPr>
-          </w:pPr>
+            <w:t xml:space="preserve"> Used for database connections ChromaDB and SQLite to optimize resource usage.</w:t>
+          </w:r>
         </w:p>
         <w:p>
           <w:pPr>
@@ -7210,20 +6046,20 @@
               <w:rFonts w:ascii="Times New Roman" w:eastAsia="Times New Roman" w:hAnsi="Times New Roman" w:cs="Times New Roman"/>
               <w:b/>
               <w:bCs/>
-              <w:sz w:val="32"/>
-              <w:szCs w:val="32"/>
-            </w:rPr>
-            <w:t xml:space="preserve">                                                       </w:t>
-          </w:r>
-          <w:r>
-            <w:rPr>
-              <w:rFonts w:ascii="Times New Roman" w:eastAsia="Times New Roman" w:hAnsi="Times New Roman" w:cs="Times New Roman"/>
-              <w:b/>
-              <w:bCs/>
-              <w:sz w:val="32"/>
-              <w:szCs w:val="32"/>
-            </w:rPr>
-            <w:t>9</w:t>
+              <w:sz w:val="36"/>
+              <w:szCs w:val="36"/>
+            </w:rPr>
+            <w:t xml:space="preserve">                                             </w:t>
+          </w:r>
+          <w:r>
+            <w:rPr>
+              <w:rFonts w:ascii="Times New Roman" w:eastAsia="Times New Roman" w:hAnsi="Times New Roman" w:cs="Times New Roman"/>
+              <w:b/>
+              <w:bCs/>
+              <w:sz w:val="36"/>
+              <w:szCs w:val="36"/>
+            </w:rPr>
+            <w:t>8</w:t>
           </w:r>
         </w:p>
         <w:p>
@@ -7238,7 +6074,6 @@
               <w:szCs w:val="36"/>
             </w:rPr>
           </w:pPr>
-          <w:proofErr w:type="gramStart"/>
           <w:r>
             <w:rPr>
               <w:rFonts w:ascii="Times New Roman" w:eastAsia="Times New Roman" w:hAnsi="Times New Roman" w:cs="Times New Roman"/>
@@ -7250,7 +6085,6 @@
             <w:lastRenderedPageBreak/>
             <w:t>References :</w:t>
           </w:r>
-          <w:proofErr w:type="gramEnd"/>
         </w:p>
         <w:p>
           <w:pPr>
@@ -7278,25 +6112,7 @@
               <w:sz w:val="32"/>
               <w:szCs w:val="32"/>
             </w:rPr>
-            <w:t xml:space="preserve"> M. </w:t>
-          </w:r>
-          <w:proofErr w:type="spellStart"/>
-          <w:r>
-            <w:rPr>
-              <w:rFonts w:ascii="Times New Roman" w:eastAsia="Times New Roman" w:hAnsi="Times New Roman" w:cs="Times New Roman"/>
-              <w:sz w:val="32"/>
-              <w:szCs w:val="32"/>
-            </w:rPr>
-            <w:t>Luckianto</w:t>
-          </w:r>
-          <w:proofErr w:type="spellEnd"/>
-          <w:r>
-            <w:rPr>
-              <w:rFonts w:ascii="Times New Roman" w:eastAsia="Times New Roman" w:hAnsi="Times New Roman" w:cs="Times New Roman"/>
-              <w:sz w:val="32"/>
-              <w:szCs w:val="32"/>
-            </w:rPr>
-            <w:t xml:space="preserve"> and A. A. S. Gunawan, "MARAG-Fin: An Intelligent Multi-agent RAG-LLM Architecture Integrating Financial News Sentiment and Time Series Data for Data-driven Trading Decision-making," </w:t>
+            <w:t xml:space="preserve"> M. Luckianto and A. A. S. Gunawan, "MARAG-Fin: An Intelligent Multi-agent RAG-LLM Architecture Integrating Financial News Sentiment and Time Series Data for Data-driven Trading Decision-making," </w:t>
           </w:r>
           <w:r>
             <w:rPr>
@@ -7306,9 +6122,45 @@
               <w:sz w:val="32"/>
               <w:szCs w:val="32"/>
             </w:rPr>
-            <w:t xml:space="preserve">Int. J. </w:t>
-          </w:r>
-          <w:proofErr w:type="spellStart"/>
+            <w:t>Int. J. Intell. Eng. Syst.</w:t>
+          </w:r>
+          <w:r>
+            <w:rPr>
+              <w:rFonts w:ascii="Times New Roman" w:eastAsia="Times New Roman" w:hAnsi="Times New Roman" w:cs="Times New Roman"/>
+              <w:sz w:val="32"/>
+              <w:szCs w:val="32"/>
+            </w:rPr>
+            <w:t>, vol. 19, no. 1, pp. 738-748, 2026.</w:t>
+          </w:r>
+        </w:p>
+        <w:p>
+          <w:pPr>
+            <w:spacing w:line="360" w:lineRule="auto"/>
+            <w:jc w:val="both"/>
+            <w:rPr>
+              <w:rFonts w:ascii="Times New Roman" w:eastAsia="Times New Roman" w:hAnsi="Times New Roman" w:cs="Times New Roman"/>
+              <w:sz w:val="32"/>
+              <w:szCs w:val="32"/>
+            </w:rPr>
+          </w:pPr>
+          <w:r>
+            <w:rPr>
+              <w:rFonts w:ascii="Times New Roman" w:eastAsia="Times New Roman" w:hAnsi="Times New Roman" w:cs="Times New Roman"/>
+              <w:b/>
+              <w:bCs/>
+              <w:sz w:val="32"/>
+              <w:szCs w:val="32"/>
+            </w:rPr>
+            <w:t>[2]</w:t>
+          </w:r>
+          <w:r>
+            <w:rPr>
+              <w:rFonts w:ascii="Times New Roman" w:eastAsia="Times New Roman" w:hAnsi="Times New Roman" w:cs="Times New Roman"/>
+              <w:sz w:val="32"/>
+              <w:szCs w:val="32"/>
+            </w:rPr>
+            <w:t xml:space="preserve"> S. Das, S. Ghosh, A. Tiwari, R. E. Z. M. Lynghoi, S. Saha, Z. Murad, and A. Maurya, "Presenting an Order-Aware Multimodal Fusion Framework for Financial Advisory Summarization With an Exclusive Video Dataset," </w:t>
+          </w:r>
           <w:r>
             <w:rPr>
               <w:rFonts w:ascii="Times New Roman" w:eastAsia="Times New Roman" w:hAnsi="Times New Roman" w:cs="Times New Roman"/>
@@ -7317,9 +6169,45 @@
               <w:sz w:val="32"/>
               <w:szCs w:val="32"/>
             </w:rPr>
-            <w:t>Intell</w:t>
-          </w:r>
-          <w:proofErr w:type="spellEnd"/>
+            <w:t>IEEE Access</w:t>
+          </w:r>
+          <w:r>
+            <w:rPr>
+              <w:rFonts w:ascii="Times New Roman" w:eastAsia="Times New Roman" w:hAnsi="Times New Roman" w:cs="Times New Roman"/>
+              <w:sz w:val="32"/>
+              <w:szCs w:val="32"/>
+            </w:rPr>
+            <w:t>, vol. 13, pp. 48364-48381, 2025</w:t>
+          </w:r>
+        </w:p>
+        <w:p>
+          <w:pPr>
+            <w:spacing w:line="360" w:lineRule="auto"/>
+            <w:jc w:val="both"/>
+            <w:rPr>
+              <w:rFonts w:ascii="Times New Roman" w:eastAsia="Times New Roman" w:hAnsi="Times New Roman" w:cs="Times New Roman"/>
+              <w:sz w:val="32"/>
+              <w:szCs w:val="32"/>
+            </w:rPr>
+          </w:pPr>
+          <w:r>
+            <w:rPr>
+              <w:rFonts w:ascii="Times New Roman" w:eastAsia="Times New Roman" w:hAnsi="Times New Roman" w:cs="Times New Roman"/>
+              <w:b/>
+              <w:bCs/>
+              <w:sz w:val="32"/>
+              <w:szCs w:val="32"/>
+            </w:rPr>
+            <w:t>[3]</w:t>
+          </w:r>
+          <w:r>
+            <w:rPr>
+              <w:rFonts w:ascii="Times New Roman" w:eastAsia="Times New Roman" w:hAnsi="Times New Roman" w:cs="Times New Roman"/>
+              <w:sz w:val="32"/>
+              <w:szCs w:val="32"/>
+            </w:rPr>
+            <w:t xml:space="preserve"> K. Liagkouras and K. Metaxiotis, "A Hybrid Long Short-Term Memory with a Sentiment Analysis System for Stock Market Forecasting," </w:t>
+          </w:r>
           <w:r>
             <w:rPr>
               <w:rFonts w:ascii="Times New Roman" w:eastAsia="Times New Roman" w:hAnsi="Times New Roman" w:cs="Times New Roman"/>
@@ -7328,15 +6216,15 @@
               <w:sz w:val="32"/>
               <w:szCs w:val="32"/>
             </w:rPr>
-            <w:t>. Eng. Syst.</w:t>
-          </w:r>
-          <w:r>
-            <w:rPr>
-              <w:rFonts w:ascii="Times New Roman" w:eastAsia="Times New Roman" w:hAnsi="Times New Roman" w:cs="Times New Roman"/>
-              <w:sz w:val="32"/>
-              <w:szCs w:val="32"/>
-            </w:rPr>
-            <w:t>, vol. 19, no. 1, pp. 738-748, 2026.</w:t>
+            <w:t>Electronics</w:t>
+          </w:r>
+          <w:r>
+            <w:rPr>
+              <w:rFonts w:ascii="Times New Roman" w:eastAsia="Times New Roman" w:hAnsi="Times New Roman" w:cs="Times New Roman"/>
+              <w:sz w:val="32"/>
+              <w:szCs w:val="32"/>
+            </w:rPr>
+            <w:t>, vol. 14, no. 2753, pp. 1-18, 2025</w:t>
           </w:r>
         </w:p>
         <w:p>
@@ -7357,51 +6245,15 @@
               <w:sz w:val="32"/>
               <w:szCs w:val="32"/>
             </w:rPr>
-            <w:t>[2]</w:t>
-          </w:r>
-          <w:r>
-            <w:rPr>
-              <w:rFonts w:ascii="Times New Roman" w:eastAsia="Times New Roman" w:hAnsi="Times New Roman" w:cs="Times New Roman"/>
-              <w:sz w:val="32"/>
-              <w:szCs w:val="32"/>
-            </w:rPr>
-            <w:t xml:space="preserve"> S. Das, S. Ghosh, A. Tiwari, R. E. Z. M. </w:t>
-          </w:r>
-          <w:proofErr w:type="spellStart"/>
-          <w:r>
-            <w:rPr>
-              <w:rFonts w:ascii="Times New Roman" w:eastAsia="Times New Roman" w:hAnsi="Times New Roman" w:cs="Times New Roman"/>
-              <w:sz w:val="32"/>
-              <w:szCs w:val="32"/>
-            </w:rPr>
-            <w:t>Lynghoi</w:t>
-          </w:r>
-          <w:proofErr w:type="spellEnd"/>
-          <w:r>
-            <w:rPr>
-              <w:rFonts w:ascii="Times New Roman" w:eastAsia="Times New Roman" w:hAnsi="Times New Roman" w:cs="Times New Roman"/>
-              <w:sz w:val="32"/>
-              <w:szCs w:val="32"/>
-            </w:rPr>
-            <w:t xml:space="preserve">, S. Saha, Z. Murad, and A. Maurya, "Presenting an Order-Aware Multimodal Fusion Framework for Financial Advisory Summarization </w:t>
-          </w:r>
-          <w:proofErr w:type="gramStart"/>
-          <w:r>
-            <w:rPr>
-              <w:rFonts w:ascii="Times New Roman" w:eastAsia="Times New Roman" w:hAnsi="Times New Roman" w:cs="Times New Roman"/>
-              <w:sz w:val="32"/>
-              <w:szCs w:val="32"/>
-            </w:rPr>
-            <w:t>With</w:t>
-          </w:r>
-          <w:proofErr w:type="gramEnd"/>
-          <w:r>
-            <w:rPr>
-              <w:rFonts w:ascii="Times New Roman" w:eastAsia="Times New Roman" w:hAnsi="Times New Roman" w:cs="Times New Roman"/>
-              <w:sz w:val="32"/>
-              <w:szCs w:val="32"/>
-            </w:rPr>
-            <w:t xml:space="preserve"> an Exclusive Video Dataset," </w:t>
+            <w:t>[4]</w:t>
+          </w:r>
+          <w:r>
+            <w:rPr>
+              <w:rFonts w:ascii="Times New Roman" w:eastAsia="Times New Roman" w:hAnsi="Times New Roman" w:cs="Times New Roman"/>
+              <w:sz w:val="32"/>
+              <w:szCs w:val="32"/>
+            </w:rPr>
+            <w:t xml:space="preserve"> A. Jadhav and V. Mirza, "Large Language Models in equity markets: applications, techniques, and insights," </w:t>
           </w:r>
           <w:r>
             <w:rPr>
@@ -7411,15 +6263,15 @@
               <w:sz w:val="32"/>
               <w:szCs w:val="32"/>
             </w:rPr>
-            <w:t>IEEE Access</w:t>
-          </w:r>
-          <w:r>
-            <w:rPr>
-              <w:rFonts w:ascii="Times New Roman" w:eastAsia="Times New Roman" w:hAnsi="Times New Roman" w:cs="Times New Roman"/>
-              <w:sz w:val="32"/>
-              <w:szCs w:val="32"/>
-            </w:rPr>
-            <w:t>, vol. 13, pp. 48364-48381, 2025</w:t>
+            <w:t>Front. Artif. Intell.</w:t>
+          </w:r>
+          <w:r>
+            <w:rPr>
+              <w:rFonts w:ascii="Times New Roman" w:eastAsia="Times New Roman" w:hAnsi="Times New Roman" w:cs="Times New Roman"/>
+              <w:sz w:val="32"/>
+              <w:szCs w:val="32"/>
+            </w:rPr>
+            <w:t xml:space="preserve">, vol. 8, no. 1608365, pp. 1-15, Aug. 2025 </w:t>
           </w:r>
         </w:p>
         <w:p>
@@ -7440,51 +6292,15 @@
               <w:sz w:val="32"/>
               <w:szCs w:val="32"/>
             </w:rPr>
-            <w:t>[3]</w:t>
-          </w:r>
-          <w:r>
-            <w:rPr>
-              <w:rFonts w:ascii="Times New Roman" w:eastAsia="Times New Roman" w:hAnsi="Times New Roman" w:cs="Times New Roman"/>
-              <w:sz w:val="32"/>
-              <w:szCs w:val="32"/>
-            </w:rPr>
-            <w:t xml:space="preserve"> K. </w:t>
-          </w:r>
-          <w:proofErr w:type="spellStart"/>
-          <w:r>
-            <w:rPr>
-              <w:rFonts w:ascii="Times New Roman" w:eastAsia="Times New Roman" w:hAnsi="Times New Roman" w:cs="Times New Roman"/>
-              <w:sz w:val="32"/>
-              <w:szCs w:val="32"/>
-            </w:rPr>
-            <w:t>Liagkouras</w:t>
-          </w:r>
-          <w:proofErr w:type="spellEnd"/>
-          <w:r>
-            <w:rPr>
-              <w:rFonts w:ascii="Times New Roman" w:eastAsia="Times New Roman" w:hAnsi="Times New Roman" w:cs="Times New Roman"/>
-              <w:sz w:val="32"/>
-              <w:szCs w:val="32"/>
-            </w:rPr>
-            <w:t xml:space="preserve"> and K. </w:t>
-          </w:r>
-          <w:proofErr w:type="spellStart"/>
-          <w:r>
-            <w:rPr>
-              <w:rFonts w:ascii="Times New Roman" w:eastAsia="Times New Roman" w:hAnsi="Times New Roman" w:cs="Times New Roman"/>
-              <w:sz w:val="32"/>
-              <w:szCs w:val="32"/>
-            </w:rPr>
-            <w:t>Metaxiotis</w:t>
-          </w:r>
-          <w:proofErr w:type="spellEnd"/>
-          <w:r>
-            <w:rPr>
-              <w:rFonts w:ascii="Times New Roman" w:eastAsia="Times New Roman" w:hAnsi="Times New Roman" w:cs="Times New Roman"/>
-              <w:sz w:val="32"/>
-              <w:szCs w:val="32"/>
-            </w:rPr>
-            <w:t xml:space="preserve">, "A Hybrid Long Short-Term Memory with a Sentiment Analysis System for Stock Market Forecasting," </w:t>
+            <w:t>[5]</w:t>
+          </w:r>
+          <w:r>
+            <w:rPr>
+              <w:rFonts w:ascii="Times New Roman" w:eastAsia="Times New Roman" w:hAnsi="Times New Roman" w:cs="Times New Roman"/>
+              <w:sz w:val="32"/>
+              <w:szCs w:val="32"/>
+            </w:rPr>
+            <w:t xml:space="preserve"> N. Srivatsan, "Using Large Language Models to Predict Stock Price: A Hybrid Model Combining Social Media Sentiment and Market Data," </w:t>
           </w:r>
           <w:r>
             <w:rPr>
@@ -7494,15 +6310,15 @@
               <w:sz w:val="32"/>
               <w:szCs w:val="32"/>
             </w:rPr>
-            <w:t>Electronics</w:t>
-          </w:r>
-          <w:r>
-            <w:rPr>
-              <w:rFonts w:ascii="Times New Roman" w:eastAsia="Times New Roman" w:hAnsi="Times New Roman" w:cs="Times New Roman"/>
-              <w:sz w:val="32"/>
-              <w:szCs w:val="32"/>
-            </w:rPr>
-            <w:t>, vol. 14, no. 2753, pp. 1-18, 2025</w:t>
+            <w:t>Natl. High Sch. J. Sci.</w:t>
+          </w:r>
+          <w:r>
+            <w:rPr>
+              <w:rFonts w:ascii="Times New Roman" w:eastAsia="Times New Roman" w:hAnsi="Times New Roman" w:cs="Times New Roman"/>
+              <w:sz w:val="32"/>
+              <w:szCs w:val="32"/>
+            </w:rPr>
+            <w:t xml:space="preserve">, pp. 1-12, Aug. 2025. </w:t>
           </w:r>
         </w:p>
         <w:p>
@@ -7515,86 +6331,6 @@
               <w:szCs w:val="32"/>
             </w:rPr>
           </w:pPr>
-          <w:r>
-            <w:rPr>
-              <w:rFonts w:ascii="Times New Roman" w:eastAsia="Times New Roman" w:hAnsi="Times New Roman" w:cs="Times New Roman"/>
-              <w:b/>
-              <w:bCs/>
-              <w:sz w:val="32"/>
-              <w:szCs w:val="32"/>
-            </w:rPr>
-            <w:t>[4]</w:t>
-          </w:r>
-          <w:r>
-            <w:rPr>
-              <w:rFonts w:ascii="Times New Roman" w:eastAsia="Times New Roman" w:hAnsi="Times New Roman" w:cs="Times New Roman"/>
-              <w:sz w:val="32"/>
-              <w:szCs w:val="32"/>
-            </w:rPr>
-            <w:t xml:space="preserve"> A. Jadhav and V. Mirza, "Large Language Models in equity markets: applications, techniques, and insights," </w:t>
-          </w:r>
-          <w:r>
-            <w:rPr>
-              <w:rFonts w:ascii="Times New Roman" w:eastAsia="Times New Roman" w:hAnsi="Times New Roman" w:cs="Times New Roman"/>
-              <w:i/>
-              <w:iCs/>
-              <w:sz w:val="32"/>
-              <w:szCs w:val="32"/>
-            </w:rPr>
-            <w:t xml:space="preserve">Front. </w:t>
-          </w:r>
-          <w:proofErr w:type="spellStart"/>
-          <w:r>
-            <w:rPr>
-              <w:rFonts w:ascii="Times New Roman" w:eastAsia="Times New Roman" w:hAnsi="Times New Roman" w:cs="Times New Roman"/>
-              <w:i/>
-              <w:iCs/>
-              <w:sz w:val="32"/>
-              <w:szCs w:val="32"/>
-            </w:rPr>
-            <w:t>Artif</w:t>
-          </w:r>
-          <w:proofErr w:type="spellEnd"/>
-          <w:r>
-            <w:rPr>
-              <w:rFonts w:ascii="Times New Roman" w:eastAsia="Times New Roman" w:hAnsi="Times New Roman" w:cs="Times New Roman"/>
-              <w:i/>
-              <w:iCs/>
-              <w:sz w:val="32"/>
-              <w:szCs w:val="32"/>
-            </w:rPr>
-            <w:t xml:space="preserve">. </w:t>
-          </w:r>
-          <w:proofErr w:type="spellStart"/>
-          <w:r>
-            <w:rPr>
-              <w:rFonts w:ascii="Times New Roman" w:eastAsia="Times New Roman" w:hAnsi="Times New Roman" w:cs="Times New Roman"/>
-              <w:i/>
-              <w:iCs/>
-              <w:sz w:val="32"/>
-              <w:szCs w:val="32"/>
-            </w:rPr>
-            <w:t>Intell</w:t>
-          </w:r>
-          <w:proofErr w:type="spellEnd"/>
-          <w:r>
-            <w:rPr>
-              <w:rFonts w:ascii="Times New Roman" w:eastAsia="Times New Roman" w:hAnsi="Times New Roman" w:cs="Times New Roman"/>
-              <w:i/>
-              <w:iCs/>
-              <w:sz w:val="32"/>
-              <w:szCs w:val="32"/>
-            </w:rPr>
-            <w:t>.</w:t>
-          </w:r>
-          <w:r>
-            <w:rPr>
-              <w:rFonts w:ascii="Times New Roman" w:eastAsia="Times New Roman" w:hAnsi="Times New Roman" w:cs="Times New Roman"/>
-              <w:sz w:val="32"/>
-              <w:szCs w:val="32"/>
-            </w:rPr>
-            <w:t xml:space="preserve">, vol. 8, no. 1608365, pp. 1-15, Aug. 2025 </w:t>
-          </w:r>
         </w:p>
         <w:p>
           <w:pPr>
@@ -7606,64 +6342,6 @@
               <w:szCs w:val="32"/>
             </w:rPr>
           </w:pPr>
-          <w:r>
-            <w:rPr>
-              <w:rFonts w:ascii="Times New Roman" w:eastAsia="Times New Roman" w:hAnsi="Times New Roman" w:cs="Times New Roman"/>
-              <w:b/>
-              <w:bCs/>
-              <w:sz w:val="32"/>
-              <w:szCs w:val="32"/>
-            </w:rPr>
-            <w:t>[5]</w:t>
-          </w:r>
-          <w:r>
-            <w:rPr>
-              <w:rFonts w:ascii="Times New Roman" w:eastAsia="Times New Roman" w:hAnsi="Times New Roman" w:cs="Times New Roman"/>
-              <w:sz w:val="32"/>
-              <w:szCs w:val="32"/>
-            </w:rPr>
-            <w:t xml:space="preserve"> N. Srivatsan, "Using Large Language Models to Predict Stock Price: A Hybrid Model Combining Social Media Sentiment and Market Data," </w:t>
-          </w:r>
-          <w:r>
-            <w:rPr>
-              <w:rFonts w:ascii="Times New Roman" w:eastAsia="Times New Roman" w:hAnsi="Times New Roman" w:cs="Times New Roman"/>
-              <w:i/>
-              <w:iCs/>
-              <w:sz w:val="32"/>
-              <w:szCs w:val="32"/>
-            </w:rPr>
-            <w:t>Natl. High Sch. J. Sci.</w:t>
-          </w:r>
-          <w:r>
-            <w:rPr>
-              <w:rFonts w:ascii="Times New Roman" w:eastAsia="Times New Roman" w:hAnsi="Times New Roman" w:cs="Times New Roman"/>
-              <w:sz w:val="32"/>
-              <w:szCs w:val="32"/>
-            </w:rPr>
-            <w:t xml:space="preserve">, pp. 1-12, Aug. 2025. </w:t>
-          </w:r>
-        </w:p>
-        <w:p>
-          <w:pPr>
-            <w:spacing w:line="360" w:lineRule="auto"/>
-            <w:jc w:val="both"/>
-            <w:rPr>
-              <w:rFonts w:ascii="Times New Roman" w:eastAsia="Times New Roman" w:hAnsi="Times New Roman" w:cs="Times New Roman"/>
-              <w:sz w:val="32"/>
-              <w:szCs w:val="32"/>
-            </w:rPr>
-          </w:pPr>
-        </w:p>
-        <w:p>
-          <w:pPr>
-            <w:spacing w:line="360" w:lineRule="auto"/>
-            <w:jc w:val="both"/>
-            <w:rPr>
-              <w:rFonts w:ascii="Times New Roman" w:eastAsia="Times New Roman" w:hAnsi="Times New Roman" w:cs="Times New Roman"/>
-              <w:sz w:val="32"/>
-              <w:szCs w:val="32"/>
-            </w:rPr>
-          </w:pPr>
         </w:p>
         <w:p>
           <w:pPr>
@@ -7693,19 +6371,20 @@
               <w:szCs w:val="24"/>
             </w:rPr>
             <w:tab/>
-            <w:t xml:space="preserve">                                                                                  </w:t>
-          </w:r>
-          <w:proofErr w:type="spellStart"/>
-          <w:r>
+            <w:t xml:space="preserve">                                                                                  HoD Signature</w:t>
+          </w:r>
+        </w:p>
+        <w:p>
+          <w:pPr>
+            <w:ind w:firstLine="720"/>
+            <w:jc w:val="both"/>
             <w:rPr>
               <w:rFonts w:ascii="Times New Roman" w:hAnsi="Times New Roman"/>
               <w:b/>
               <w:sz w:val="24"/>
               <w:szCs w:val="24"/>
             </w:rPr>
-            <w:t>HoD</w:t>
-          </w:r>
-          <w:proofErr w:type="spellEnd"/>
+          </w:pPr>
           <w:r>
             <w:rPr>
               <w:rFonts w:ascii="Times New Roman" w:hAnsi="Times New Roman"/>
@@ -7713,7 +6392,7 @@
               <w:sz w:val="24"/>
               <w:szCs w:val="24"/>
             </w:rPr>
-            <w:t xml:space="preserve"> Signature</w:t>
+            <w:t xml:space="preserve">Project Batch Number: 60 </w:t>
           </w:r>
         </w:p>
         <w:p>
@@ -7723,18 +6402,18 @@
             <w:rPr>
               <w:rFonts w:ascii="Times New Roman" w:hAnsi="Times New Roman"/>
               <w:b/>
-              <w:sz w:val="24"/>
-              <w:szCs w:val="24"/>
+              <w:sz w:val="32"/>
+              <w:szCs w:val="32"/>
             </w:rPr>
           </w:pPr>
           <w:r>
             <w:rPr>
               <w:rFonts w:ascii="Times New Roman" w:hAnsi="Times New Roman"/>
               <w:b/>
-              <w:sz w:val="24"/>
-              <w:szCs w:val="24"/>
-            </w:rPr>
-            <w:t xml:space="preserve">Project Batch Number: 60 </w:t>
+              <w:sz w:val="32"/>
+              <w:szCs w:val="32"/>
+            </w:rPr>
+            <w:t xml:space="preserve">                                                    </w:t>
           </w:r>
         </w:p>
         <w:p>
@@ -7755,16 +6434,7 @@
               <w:sz w:val="32"/>
               <w:szCs w:val="32"/>
             </w:rPr>
-            <w:t xml:space="preserve">                                                    1</w:t>
-          </w:r>
-          <w:r>
-            <w:rPr>
-              <w:rFonts w:ascii="Times New Roman" w:hAnsi="Times New Roman"/>
-              <w:b/>
-              <w:sz w:val="32"/>
-              <w:szCs w:val="32"/>
-            </w:rPr>
-            <w:t>0</w:t>
+            <w:t xml:space="preserve">                                                 9</w:t>
           </w:r>
         </w:p>
         <w:p>
